--- a/МатМодиИИ/rpd__doc_docx/Б1.О.01.07_Управление проектами.docx
+++ b/МатМодиИИ/rpd__doc_docx/Б1.О.01.07_Управление проектами.docx
@@ -423,7 +423,7 @@
                 <w:sz w:val="28"/>
                 <w:szCs w:val="28"/>
               </w:rPr>
-              <w:t>Направление подготовки</w:t>
+              <w:t>Специальность</w:t>
             </w:r>
           </w:p>
         </w:tc>
@@ -479,21 +479,21 @@
                 <w:sz w:val="28"/>
                 <w:szCs w:val="28"/>
               </w:rPr>
-              <w:t>Направленность (пр</w:t>
+              <w:t>Специализация</w:t>
             </w:r>
             <w:r>
               <w:rPr>
                 <w:sz w:val="28"/>
                 <w:szCs w:val="28"/>
               </w:rPr>
-              <w:t>о</w:t>
+              <w:t/>
             </w:r>
             <w:r>
               <w:rPr>
                 <w:sz w:val="28"/>
                 <w:szCs w:val="28"/>
               </w:rPr>
-              <w:t>филь)</w:t>
+              <w:t/>
             </w:r>
           </w:p>
         </w:tc>
@@ -891,7 +891,63 @@
     </w:p>
     <w:p>
       <w:pPr>
+        <w:pageBreakBefore/>
+        <w:spacing w:after="160"/>
+      </w:pPr>
+      <w:r>
+        <w:rPr>
+          <w:rFonts w:ascii="Times New Roman" w:hAnsi="Times New Roman"/>
+          <w:b w:val="0"/>
+          <w:sz w:val="28"/>
+        </w:rPr>
+        <w:t>Разработана в соответствии с ФГОС ВО по специальности 01.05.01 «Фундаментальные математика и механика», утверждённым приказом Минобрнауки России от 10 января 2018 г. № 16.</w:t>
+      </w:r>
+    </w:p>
+    <w:p>
+      <w:pPr>
+        <w:spacing w:after="160"/>
+      </w:pPr>
+      <w:r>
+        <w:rPr>
+          <w:rFonts w:ascii="Times New Roman" w:hAnsi="Times New Roman"/>
+          <w:b w:val="0"/>
+          <w:sz w:val="28"/>
+        </w:rPr>
+        <w:t>Учебный план по специальности 01.05.01 «Фундаментальные математика и механика», специализация «Математическое моделирование и искусственный интеллект», одобрен учёным советом РГУ имени С.А. Есенина «___» __________ 20___ г.</w:t>
+      </w:r>
+    </w:p>
+    <w:p>
+      <w:pPr>
+        <w:spacing w:after="160"/>
+      </w:pPr>
+      <w:r>
+        <w:rPr>
+          <w:rFonts w:ascii="Times New Roman" w:hAnsi="Times New Roman"/>
+          <w:b w:val="0"/>
+          <w:sz w:val="28"/>
+        </w:rPr>
+        <w:t>Рабочая программа дисциплины (модуля) утверждена на заседании кафедры математики «___» __________ 20___ г., протокол № ____.</w:t>
+      </w:r>
+    </w:p>
+    <w:p>
+      <w:pPr>
+        <w:spacing w:after="160"/>
+      </w:pPr>
+      <w:r>
+        <w:rPr>
+          <w:rFonts w:ascii="Times New Roman" w:hAnsi="Times New Roman"/>
+          <w:b w:val="0"/>
+          <w:sz w:val="28"/>
+        </w:rPr>
+        <w:t>Разработчик — __________________________________________________________</w:t>
+        <w:br/>
+        <w:t>(учёная степень, учёное звание, должность, Ф.И.О.)</w:t>
+      </w:r>
+    </w:p>
+    <w:p>
+      <w:pPr>
         <w:pStyle w:val="Standard"/>
+        <w:pageBreakBefore/>
         <w:ind w:firstLine="0"/>
         <w:jc w:val="center"/>
         <w:rPr>
@@ -908,7 +964,6 @@
           <w:sz w:val="28"/>
           <w:szCs w:val="28"/>
         </w:rPr>
-        <w:br w:type="page"/>
       </w:r>
       <w:r>
         <w:rPr>
@@ -1362,17 +1417,18 @@
         <w:ind w:firstLine="709"/>
         <w:rPr>
           <w:color w:val="auto"/>
-          <w:sz w:val="28"/>
-          <w:szCs w:val="28"/>
+          <w:sz w:val="2"/>
+          <w:szCs w:val="2"/>
         </w:rPr>
         <w:sectPr>
           <w:headerReference w:type="default" r:id="rId7"/>
           <w:headerReference w:type="first" r:id="rId8"/>
           <w:pgSz w:w="11906" w:h="16838"/>
-          <w:pgMar w:top="1134" w:right="851" w:bottom="1134" w:left="1701" w:header="720" w:footer="720" w:gutter="0"/>
+          <w:pgMar w:top="1134" w:right="851" w:bottom="1134" w:left="1701" w:header="709" w:footer="709" w:gutter="0"/>
           <w:cols w:space="720"/>
           <w:titlePg/>
         </w:sectPr>
+        <w:spacing w:before="0" w:after="0" w:line="20" w:lineRule="exact"/>
       </w:pPr>
     </w:p>
     <w:p>
@@ -1495,7 +1551,7 @@
             <w:r>
               <w:rPr>
                 <w:rFonts w:ascii="Times New Roman" w:hAnsi="Times New Roman"/>
-                <w:sz w:val="22"/>
+                <w:sz w:val="24"/>
                 <w:szCs w:val="22"/>
               </w:rPr>
               <w:t>№ п/п</w:t>
@@ -1520,7 +1576,7 @@
             <w:r>
               <w:rPr>
                 <w:rFonts w:ascii="Times New Roman" w:hAnsi="Times New Roman"/>
-                <w:sz w:val="22"/>
+                <w:sz w:val="24"/>
                 <w:szCs w:val="22"/>
               </w:rPr>
               <w:t>Код и содержание компетенции</w:t>
@@ -1545,7 +1601,7 @@
             <w:r>
               <w:rPr>
                 <w:rFonts w:ascii="Times New Roman" w:hAnsi="Times New Roman"/>
-                <w:sz w:val="22"/>
+                <w:sz w:val="24"/>
                 <w:szCs w:val="22"/>
               </w:rPr>
               <w:t>Код и наименование индикатора достижения компетенции</w:t>
@@ -1570,7 +1626,7 @@
             <w:r>
               <w:rPr>
                 <w:rFonts w:ascii="Times New Roman" w:hAnsi="Times New Roman"/>
-                <w:sz w:val="22"/>
+                <w:sz w:val="24"/>
                 <w:szCs w:val="22"/>
               </w:rPr>
               <w:t>Перечень планируемых результатов обучения по дисциплине</w:t>
@@ -1578,7 +1634,7 @@
             <w:r>
               <w:rPr>
                 <w:rFonts w:ascii="Times New Roman" w:hAnsi="Times New Roman"/>
-                <w:sz w:val="22"/>
+                <w:sz w:val="24"/>
                 <w:szCs w:val="22"/>
               </w:rPr>
               <w:br/>
@@ -1656,7 +1712,7 @@
             <w:r>
               <w:rPr>
                 <w:rFonts w:ascii="Times New Roman" w:hAnsi="Times New Roman"/>
-                <w:sz w:val="22"/>
+                <w:sz w:val="24"/>
                 <w:szCs w:val="22"/>
               </w:rPr>
               <w:t>Знать</w:t>
@@ -1679,7 +1735,7 @@
             <w:r>
               <w:rPr>
                 <w:rFonts w:ascii="Times New Roman" w:hAnsi="Times New Roman"/>
-                <w:sz w:val="22"/>
+                <w:sz w:val="24"/>
                 <w:szCs w:val="22"/>
               </w:rPr>
               <w:t>Уметь</w:t>
@@ -1702,154 +1758,10 @@
             <w:r>
               <w:rPr>
                 <w:rFonts w:ascii="Times New Roman" w:hAnsi="Times New Roman"/>
-                <w:sz w:val="22"/>
+                <w:sz w:val="24"/>
                 <w:szCs w:val="22"/>
               </w:rPr>
               <w:t>Владеть (навыками)</w:t>
-            </w:r>
-          </w:p>
-        </w:tc>
-      </w:tr>
-      <w:tr>
-        <w:trPr>
-          <w:jc w:val="center"/>
-          <w:tblHeader/>
-        </w:trPr>
-        <w:tc>
-          <w:tcPr>
-            <w:tcW w:w="0" w:type="auto"/>
-            <w:shd w:val="clear" w:color="auto" w:fill="auto"/>
-          </w:tcPr>
-          <w:p>
-            <w:pPr>
-              <w:keepNext/>
-              <w:jc w:val="both"/>
-              <w:rPr>
-                <w:szCs w:val="22"/>
-              </w:rPr>
-            </w:pPr>
-            <w:r>
-              <w:rPr>
-                <w:rFonts w:ascii="Times New Roman" w:hAnsi="Times New Roman"/>
-                <w:sz w:val="22"/>
-                <w:szCs w:val="22"/>
-              </w:rPr>
-              <w:t>1</w:t>
-            </w:r>
-          </w:p>
-        </w:tc>
-        <w:tc>
-          <w:tcPr>
-            <w:tcW w:w="0" w:type="auto"/>
-            <w:shd w:val="clear" w:color="auto" w:fill="auto"/>
-          </w:tcPr>
-          <w:p>
-            <w:pPr>
-              <w:keepNext/>
-              <w:jc w:val="both"/>
-              <w:rPr>
-                <w:szCs w:val="22"/>
-              </w:rPr>
-            </w:pPr>
-            <w:r>
-              <w:rPr>
-                <w:rFonts w:ascii="Times New Roman" w:hAnsi="Times New Roman"/>
-                <w:sz w:val="22"/>
-                <w:szCs w:val="22"/>
-              </w:rPr>
-              <w:t>2</w:t>
-            </w:r>
-          </w:p>
-        </w:tc>
-        <w:tc>
-          <w:tcPr>
-            <w:tcW w:w="0" w:type="auto"/>
-            <w:shd w:val="clear" w:color="auto" w:fill="auto"/>
-          </w:tcPr>
-          <w:p>
-            <w:pPr>
-              <w:keepNext/>
-              <w:jc w:val="both"/>
-              <w:rPr>
-                <w:szCs w:val="22"/>
-              </w:rPr>
-            </w:pPr>
-            <w:r>
-              <w:rPr>
-                <w:rFonts w:ascii="Times New Roman" w:hAnsi="Times New Roman"/>
-                <w:sz w:val="22"/>
-                <w:szCs w:val="22"/>
-              </w:rPr>
-              <w:t>3</w:t>
-            </w:r>
-          </w:p>
-        </w:tc>
-        <w:tc>
-          <w:tcPr>
-            <w:tcW w:w="0" w:type="auto"/>
-            <w:shd w:val="clear" w:color="auto" w:fill="auto"/>
-          </w:tcPr>
-          <w:p>
-            <w:pPr>
-              <w:keepNext/>
-              <w:jc w:val="both"/>
-              <w:rPr>
-                <w:szCs w:val="22"/>
-              </w:rPr>
-            </w:pPr>
-            <w:r>
-              <w:rPr>
-                <w:rFonts w:ascii="Times New Roman" w:hAnsi="Times New Roman"/>
-                <w:sz w:val="22"/>
-                <w:szCs w:val="22"/>
-              </w:rPr>
-              <w:t>4</w:t>
-            </w:r>
-          </w:p>
-        </w:tc>
-        <w:tc>
-          <w:tcPr>
-            <w:tcW w:w="0" w:type="auto"/>
-            <w:shd w:val="clear" w:color="auto" w:fill="auto"/>
-          </w:tcPr>
-          <w:p>
-            <w:pPr>
-              <w:keepNext/>
-              <w:jc w:val="both"/>
-              <w:rPr>
-                <w:szCs w:val="22"/>
-              </w:rPr>
-            </w:pPr>
-            <w:r>
-              <w:rPr>
-                <w:rFonts w:ascii="Times New Roman" w:hAnsi="Times New Roman"/>
-                <w:sz w:val="22"/>
-                <w:szCs w:val="22"/>
-              </w:rPr>
-              <w:t>5</w:t>
-            </w:r>
-          </w:p>
-        </w:tc>
-        <w:tc>
-          <w:tcPr>
-            <w:tcW w:w="0" w:type="auto"/>
-            <w:shd w:val="clear" w:color="auto" w:fill="auto"/>
-          </w:tcPr>
-          <w:p>
-            <w:pPr>
-              <w:keepNext/>
-              <w:jc w:val="both"/>
-              <w:rPr>
-                <w:szCs w:val="22"/>
-              </w:rPr>
-            </w:pPr>
-            <w:r>
-              <w:rPr>
-                <w:rFonts w:ascii="Times New Roman" w:hAnsi="Times New Roman"/>
-                <w:sz w:val="22"/>
-                <w:szCs w:val="22"/>
-              </w:rPr>
-              <w:t>6</w:t>
             </w:r>
           </w:p>
         </w:tc>
@@ -1875,7 +1787,7 @@
             <w:r>
               <w:rPr>
                 <w:rFonts w:ascii="Times New Roman" w:hAnsi="Times New Roman"/>
-                <w:sz w:val="22"/>
+                <w:sz w:val="24"/>
                 <w:szCs w:val="22"/>
               </w:rPr>
               <w:t xml:space="preserve">1</w:t>
@@ -1895,7 +1807,7 @@
             <w:r>
               <w:rPr>
                 <w:rFonts w:ascii="Times New Roman" w:hAnsi="Times New Roman"/>
-                <w:sz w:val="22"/>
+                <w:sz w:val="24"/>
               </w:rPr>
               <w:t xml:space="preserve">УК-2. Способен управлять проектом на всех этапах его жизненного цикла</w:t>
             </w:r>
@@ -1916,7 +1828,7 @@
             <w:r>
               <w:rPr>
                 <w:rFonts w:ascii="Times New Roman" w:hAnsi="Times New Roman"/>
-                <w:sz w:val="22"/>
+                <w:sz w:val="24"/>
               </w:rPr>
               <w:t xml:space="preserve">УК-2.1. Формулирует на основе поставленной проблемы проектную задачу и способ ее решения через реализацию проектного управления</w:t>
             </w:r>
@@ -1937,7 +1849,7 @@
             <w:r>
               <w:rPr>
                 <w:rFonts w:ascii="Times New Roman" w:hAnsi="Times New Roman"/>
-                <w:sz w:val="22"/>
+                <w:sz w:val="24"/>
               </w:rPr>
               <w:t xml:space="preserve">виды проектов, этапы жизненного цикла, способы выявления проблемы и определения заинтересованных сторон, принципы постановки цели и критериев результата</w:t>
             </w:r>
@@ -1958,7 +1870,7 @@
             <w:r>
               <w:rPr>
                 <w:rFonts w:ascii="Times New Roman" w:hAnsi="Times New Roman"/>
-                <w:sz w:val="22"/>
+                <w:sz w:val="24"/>
               </w:rPr>
               <w:t xml:space="preserve">формулировать проектную задачу и границы проекта, согласовывать ожидаемый результат и выбирать способ организации проектной работы</w:t>
             </w:r>
@@ -1979,7 +1891,7 @@
             <w:r>
               <w:rPr>
                 <w:rFonts w:ascii="Times New Roman" w:hAnsi="Times New Roman"/>
-                <w:sz w:val="22"/>
+                <w:sz w:val="24"/>
               </w:rPr>
               <w:t xml:space="preserve">приемами подготовки паспорта проекта и обоснования проектного решения</w:t>
             </w:r>
@@ -2048,7 +1960,7 @@
             <w:r>
               <w:rPr>
                 <w:rFonts w:ascii="Times New Roman" w:hAnsi="Times New Roman"/>
-                <w:sz w:val="22"/>
+                <w:sz w:val="24"/>
               </w:rPr>
               <w:t xml:space="preserve">УК-2.2. Разрабатывает концепцию и план реализации проекта с учетом потенциальных рисков и возможности их устранения</w:t>
             </w:r>
@@ -2069,7 +1981,7 @@
             <w:r>
               <w:rPr>
                 <w:rFonts w:ascii="Times New Roman" w:hAnsi="Times New Roman"/>
-                <w:sz w:val="22"/>
+                <w:sz w:val="24"/>
               </w:rPr>
               <w:t xml:space="preserve">принципы декомпозиции работ, календарного и ресурсного планирования, способы оценки рисков и выбора ответных мер</w:t>
             </w:r>
@@ -2090,7 +2002,7 @@
             <w:r>
               <w:rPr>
                 <w:rFonts w:ascii="Times New Roman" w:hAnsi="Times New Roman"/>
-                <w:sz w:val="22"/>
+                <w:sz w:val="24"/>
               </w:rPr>
               <w:t xml:space="preserve">разрабатывать концепцию, план работ, бюджет и реестр рисков с учетом ресурсов и ограничений проекта</w:t>
             </w:r>
@@ -2111,7 +2023,7 @@
             <w:r>
               <w:rPr>
                 <w:rFonts w:ascii="Times New Roman" w:hAnsi="Times New Roman"/>
-                <w:sz w:val="22"/>
+                <w:sz w:val="24"/>
               </w:rPr>
               <w:t xml:space="preserve">приемами составления структуры работ, календарного плана и плана управления рисками</w:t>
             </w:r>
@@ -2180,7 +2092,7 @@
             <w:r>
               <w:rPr>
                 <w:rFonts w:ascii="Times New Roman" w:hAnsi="Times New Roman"/>
-                <w:sz w:val="22"/>
+                <w:sz w:val="24"/>
               </w:rPr>
               <w:t xml:space="preserve">УК-2.3. Осуществляет мониторинг хода реализации проекта, уточняет зоны ответственности участников проекта, предлагает механизмы оценки качества проекта</w:t>
             </w:r>
@@ -2201,7 +2113,7 @@
             <w:r>
               <w:rPr>
                 <w:rFonts w:ascii="Times New Roman" w:hAnsi="Times New Roman"/>
-                <w:sz w:val="22"/>
+                <w:sz w:val="24"/>
               </w:rPr>
               <w:t xml:space="preserve">показатели хода и качества проекта, способы контроля сроков и затрат, порядок управления изменениями и завершения проекта</w:t>
             </w:r>
@@ -2222,7 +2134,7 @@
             <w:r>
               <w:rPr>
                 <w:rFonts w:ascii="Times New Roman" w:hAnsi="Times New Roman"/>
-                <w:sz w:val="22"/>
+                <w:sz w:val="24"/>
               </w:rPr>
               <w:t xml:space="preserve">сопоставлять фактические и плановые результаты, уточнять ответственность участников и предлагать корректирующие действия</w:t>
             </w:r>
@@ -2243,7 +2155,7 @@
             <w:r>
               <w:rPr>
                 <w:rFonts w:ascii="Times New Roman" w:hAnsi="Times New Roman"/>
-                <w:sz w:val="22"/>
+                <w:sz w:val="24"/>
               </w:rPr>
               <w:t xml:space="preserve">приемами подготовки отчета о ходе проекта, контроля качества и приемки результата</w:t>
             </w:r>
@@ -2271,7 +2183,7 @@
             <w:r>
               <w:rPr>
                 <w:rFonts w:ascii="Times New Roman" w:hAnsi="Times New Roman"/>
-                <w:sz w:val="22"/>
+                <w:sz w:val="24"/>
                 <w:szCs w:val="22"/>
               </w:rPr>
               <w:t xml:space="preserve">2</w:t>
@@ -2291,7 +2203,7 @@
             <w:r>
               <w:rPr>
                 <w:rFonts w:ascii="Times New Roman" w:hAnsi="Times New Roman"/>
-                <w:sz w:val="22"/>
+                <w:sz w:val="24"/>
               </w:rPr>
               <w:t xml:space="preserve">УК-3. Способен организовывать и руководить работой команды, вырабатывая командную стратегию для достижения поставленной цели</w:t>
             </w:r>
@@ -2312,7 +2224,7 @@
             <w:r>
               <w:rPr>
                 <w:rFonts w:ascii="Times New Roman" w:hAnsi="Times New Roman"/>
-                <w:sz w:val="22"/>
+                <w:sz w:val="24"/>
               </w:rPr>
               <w:t xml:space="preserve">УК-3.1. Определяет свою роль в социальном взаимодействии и командной работе, выбирает стиль руководства и общения, исходя из стратегии сотрудничества для достижения поставленной цели</w:t>
             </w:r>
@@ -2333,7 +2245,7 @@
             <w:r>
               <w:rPr>
                 <w:rFonts w:ascii="Times New Roman" w:hAnsi="Times New Roman"/>
-                <w:sz w:val="22"/>
+                <w:sz w:val="24"/>
               </w:rPr>
               <w:t xml:space="preserve">командные роли, стили руководства и общения, принципы сотрудничества и распределения ответственности</w:t>
             </w:r>
@@ -2354,7 +2266,7 @@
             <w:r>
               <w:rPr>
                 <w:rFonts w:ascii="Times New Roman" w:hAnsi="Times New Roman"/>
-                <w:sz w:val="22"/>
+                <w:sz w:val="24"/>
               </w:rPr>
               <w:t xml:space="preserve">определять свою роль и выбирать способы общения и руководства с учетом общей цели и состава команды</w:t>
             </w:r>
@@ -2375,7 +2287,7 @@
             <w:r>
               <w:rPr>
                 <w:rFonts w:ascii="Times New Roman" w:hAnsi="Times New Roman"/>
-                <w:sz w:val="22"/>
+                <w:sz w:val="24"/>
               </w:rPr>
               <w:t xml:space="preserve">приемами согласования командной стратегии, ролей и правил взаимодействия</w:t>
             </w:r>
@@ -2444,7 +2356,7 @@
             <w:r>
               <w:rPr>
                 <w:rFonts w:ascii="Times New Roman" w:hAnsi="Times New Roman"/>
-                <w:sz w:val="22"/>
+                <w:sz w:val="24"/>
               </w:rPr>
               <w:t xml:space="preserve">УК-3.2. Организует работу команды, взаимодействует в команде, учитывая различия, особенности поведения и интересы других участников</w:t>
             </w:r>
@@ -2465,7 +2377,7 @@
             <w:r>
               <w:rPr>
                 <w:rFonts w:ascii="Times New Roman" w:hAnsi="Times New Roman"/>
-                <w:sz w:val="22"/>
+                <w:sz w:val="24"/>
               </w:rPr>
               <w:t xml:space="preserve">принципы организации совместной работы, профессиональной этики и учета различий участников, способы предупреждения конфликтов</w:t>
             </w:r>
@@ -2486,7 +2398,7 @@
             <w:r>
               <w:rPr>
                 <w:rFonts w:ascii="Times New Roman" w:hAnsi="Times New Roman"/>
-                <w:sz w:val="22"/>
+                <w:sz w:val="24"/>
               </w:rPr>
               <w:t xml:space="preserve">распределять задачи, организовывать обсуждения и обмен информацией, учитывать интересы и возможности участников</w:t>
             </w:r>
@@ -2507,7 +2419,7 @@
             <w:r>
               <w:rPr>
                 <w:rFonts w:ascii="Times New Roman" w:hAnsi="Times New Roman"/>
-                <w:sz w:val="22"/>
+                <w:sz w:val="24"/>
               </w:rPr>
               <w:t xml:space="preserve">приемами координации командной работы, ведения рабочих встреч и разрешения разногласий</w:t>
             </w:r>
@@ -2576,7 +2488,7 @@
             <w:r>
               <w:rPr>
                 <w:rFonts w:ascii="Times New Roman" w:hAnsi="Times New Roman"/>
-                <w:sz w:val="22"/>
+                <w:sz w:val="24"/>
               </w:rPr>
               <w:t xml:space="preserve">УК-3.3. Анализирует и оценивает результативность взаимодействия в команде, определяет последовательность шагов в решении возможных проблем для достижения заданного результата</w:t>
             </w:r>
@@ -2597,7 +2509,7 @@
             <w:r>
               <w:rPr>
                 <w:rFonts w:ascii="Times New Roman" w:hAnsi="Times New Roman"/>
-                <w:sz w:val="22"/>
+                <w:sz w:val="24"/>
               </w:rPr>
               <w:t xml:space="preserve">критерии результативности команды, способы обратной связи и анализа причин затруднений в совместной работе</w:t>
             </w:r>
@@ -2618,7 +2530,7 @@
             <w:r>
               <w:rPr>
                 <w:rFonts w:ascii="Times New Roman" w:hAnsi="Times New Roman"/>
-                <w:sz w:val="22"/>
+                <w:sz w:val="24"/>
               </w:rPr>
               <w:t xml:space="preserve">оценивать вклад участников и результативность взаимодействия, определять шаги по решению выявленных проблем</w:t>
             </w:r>
@@ -2639,7 +2551,7 @@
             <w:r>
               <w:rPr>
                 <w:rFonts w:ascii="Times New Roman" w:hAnsi="Times New Roman"/>
-                <w:sz w:val="22"/>
+                <w:sz w:val="24"/>
               </w:rPr>
               <w:t xml:space="preserve">приемами проведения ретроспективы и разработки мер по улучшению командного взаимодействия</w:t>
             </w:r>
@@ -2651,14 +2563,17 @@
       <w:pPr>
         <w:rPr>
           <w:color w:val="auto"/>
+          <w:sz w:val="2"/>
+          <w:szCs w:val="2"/>
         </w:rPr>
         <w:sectPr>
           <w:headerReference w:type="default" r:id="rId9"/>
           <w:footerReference w:type="default" r:id="rId10"/>
           <w:pgSz w:w="16838" w:h="11906" w:orient="landscape"/>
-          <w:pgMar w:top="1701" w:right="1134" w:bottom="851" w:left="1134" w:header="720" w:footer="720" w:gutter="0"/>
+          <w:pgMar w:top="1701" w:right="1134" w:bottom="1134" w:left="1134" w:header="709" w:footer="709" w:gutter="0"/>
           <w:cols w:space="720"/>
         </w:sectPr>
+        <w:spacing w:before="0" w:after="0" w:line="20" w:lineRule="exact"/>
       </w:pPr>
     </w:p>
     <w:p>
@@ -2739,53 +2654,72 @@
     </w:p>
     <w:tbl>
       <w:tblPr>
-        <w:tblW w:w="9654" w:type="dxa"/>
-        <w:tblInd w:w="-113" w:type="dxa"/>
+        <w:tblW w:w="5000" w:type="pct"/>
+        <w:tblBorders>
+          <w:top w:val="single" w:sz="4" w:space="0" w:color="000000"/>
+          <w:left w:val="single" w:sz="4" w:space="0" w:color="000000"/>
+          <w:bottom w:val="single" w:sz="4" w:space="0" w:color="000000"/>
+          <w:right w:val="single" w:sz="4" w:space="0" w:color="000000"/>
+          <w:insideH w:val="single" w:sz="4" w:space="0" w:color="000000"/>
+          <w:insideV w:val="single" w:sz="4" w:space="0" w:color="000000"/>
+        </w:tblBorders>
+        <w:tblLayout w:type="fixed"/>
         <w:tblCellMar>
-          <w:left w:w="10" w:type="dxa"/>
-          <w:right w:w="10" w:type="dxa"/>
+          <w:left w:w="0" w:type="dxa"/>
+          <w:right w:w="0" w:type="dxa"/>
         </w:tblCellMar>
-        <w:tblLook w:val="0000" w:firstRow="0" w:lastRow="0" w:firstColumn="0" w:lastColumn="0" w:noHBand="0" w:noVBand="0"/>
+        <w:tblLook w:val="01E0" w:firstRow="1" w:lastRow="1" w:firstColumn="1" w:lastColumn="1" w:noHBand="0" w:noVBand="0"/>
       </w:tblPr>
       <w:tblGrid>
-        <w:gridCol w:w="2915"/>
-        <w:gridCol w:w="1334"/>
-        <w:gridCol w:w="884"/>
-        <w:gridCol w:w="1148"/>
-        <w:gridCol w:w="856"/>
-        <w:gridCol w:w="860"/>
-        <w:gridCol w:w="853"/>
-        <w:gridCol w:w="804"/>
+        <w:gridCol w:w="454"/>
+        <w:gridCol w:w="1814"/>
+        <w:gridCol w:w="1361"/>
+        <w:gridCol w:w="737"/>
+        <w:gridCol w:w="1587"/>
+        <w:gridCol w:w="3402"/>
       </w:tblGrid>
       <w:tr>
-        <w:tc>
-          <w:tcPr>
-            <w:tcW w:w="4249" w:type="dxa"/>
+        <w:trPr>
+          <w:tblHeader/>
+        </w:trPr>
+        <w:tc>
+          <w:tcPr>
+            <w:tcW w:type="dxa" w:w="454"/>
+            <w:vMerge w:val="restart"/>
+            <w:vAlign w:val="center"/>
+          </w:tcPr>
+          <w:p>
+            <w:pPr>
+              <w:spacing w:before="0" w:after="20" w:line="240" w:lineRule="auto"/>
+              <w:jc w:val="center"/>
+            </w:pPr>
+            <w:r>
+              <w:rPr>
+                <w:rFonts w:ascii="Times New Roman" w:hAnsi="Times New Roman"/>
+                <w:b/>
+                <w:sz w:val="24"/>
+              </w:rPr>
+              <w:t>№ п/п</w:t>
+            </w:r>
+          </w:p>
+        </w:tc>
+        <w:tc>
+          <w:tcPr>
+            <w:tcW w:type="dxa" w:w="3175"/>
             <w:gridSpan w:val="2"/>
             <w:vMerge w:val="restart"/>
-            <w:tcBorders>
-              <w:top w:val="single" w:sz="4" w:space="0" w:color="000000"/>
-              <w:left w:val="single" w:sz="4" w:space="0" w:color="000000"/>
-              <w:bottom w:val="single" w:sz="4" w:space="0" w:color="000000"/>
-            </w:tcBorders>
-            <w:tcMar>
-              <w:left w:w="108" w:type="dxa"/>
-              <w:right w:w="108" w:type="dxa"/>
-            </w:tcMar>
             <w:vAlign w:val="center"/>
           </w:tcPr>
           <w:p>
             <w:pPr>
-              <w:pStyle w:val="Standard"/>
-              <w:ind w:firstLine="0"/>
-              <w:jc w:val="center"/>
-              <w:rPr>
-                <w:color w:val="auto"/>
-              </w:rPr>
-            </w:pPr>
-            <w:r>
-              <w:rPr>
-                <w:color w:val="auto"/>
+              <w:spacing w:before="0" w:after="20" w:line="240" w:lineRule="auto"/>
+              <w:jc w:val="center"/>
+            </w:pPr>
+            <w:r>
+              <w:rPr>
+                <w:rFonts w:ascii="Times New Roman" w:hAnsi="Times New Roman"/>
+                <w:b/>
+                <w:sz w:val="24"/>
               </w:rPr>
               <w:t>Вид учебной работы</w:t>
             </w:r>
@@ -2793,841 +2727,375 @@
         </w:tc>
         <w:tc>
           <w:tcPr>
-            <w:tcW w:w="884" w:type="dxa"/>
+            <w:tcW w:type="dxa" w:w="737"/>
             <w:vMerge w:val="restart"/>
-            <w:tcBorders>
-              <w:top w:val="single" w:sz="4" w:space="0" w:color="000000"/>
-              <w:left w:val="single" w:sz="4" w:space="0" w:color="000000"/>
-              <w:bottom w:val="single" w:sz="4" w:space="0" w:color="000000"/>
-              <w:right w:val="single" w:sz="4" w:space="0" w:color="auto"/>
-            </w:tcBorders>
             <w:vAlign w:val="center"/>
           </w:tcPr>
           <w:p>
             <w:pPr>
-              <w:pStyle w:val="Standard"/>
-              <w:ind w:firstLine="0"/>
-              <w:jc w:val="center"/>
-              <w:rPr>
-                <w:color w:val="auto"/>
-              </w:rPr>
-            </w:pPr>
-            <w:r>
-              <w:rPr>
-                <w:color w:val="auto"/>
-              </w:rPr>
-              <w:t>Всего</w:t>
-            </w:r>
-          </w:p>
-          <w:p>
-            <w:pPr>
-              <w:pStyle w:val="Standard"/>
-              <w:ind w:firstLine="0"/>
-              <w:jc w:val="center"/>
-              <w:rPr>
-                <w:color w:val="auto"/>
-              </w:rPr>
-            </w:pPr>
-            <w:r>
-              <w:rPr>
-                <w:color w:val="auto"/>
-              </w:rPr>
-              <w:t>часов</w:t>
-            </w:r>
-          </w:p>
-        </w:tc>
-        <w:tc>
-          <w:tcPr>
-            <w:tcW w:w="1148" w:type="dxa"/>
+              <w:spacing w:before="0" w:after="20" w:line="240" w:lineRule="auto"/>
+              <w:jc w:val="center"/>
+            </w:pPr>
+            <w:r>
+              <w:rPr>
+                <w:rFonts w:ascii="Times New Roman" w:hAnsi="Times New Roman"/>
+                <w:b/>
+                <w:sz w:val="24"/>
+              </w:rPr>
+              <w:t>Всего часов</w:t>
+            </w:r>
+          </w:p>
+        </w:tc>
+        <w:tc>
+          <w:tcPr>
+            <w:tcW w:type="dxa" w:w="1587"/>
             <w:vMerge w:val="restart"/>
-            <w:tcBorders>
-              <w:top w:val="single" w:sz="4" w:space="0" w:color="000000"/>
-              <w:left w:val="single" w:sz="4" w:space="0" w:color="auto"/>
-              <w:bottom w:val="single" w:sz="4" w:space="0" w:color="000000"/>
-            </w:tcBorders>
             <w:vAlign w:val="center"/>
           </w:tcPr>
           <w:p>
             <w:pPr>
-              <w:pStyle w:val="Standard"/>
-              <w:ind w:firstLine="0"/>
-              <w:jc w:val="center"/>
-              <w:rPr>
-                <w:color w:val="auto"/>
-              </w:rPr>
-            </w:pPr>
-            <w:r>
-              <w:rPr>
-                <w:color w:val="auto"/>
-              </w:rPr>
-              <w:t>Практи-ческая подготовка</w:t>
-            </w:r>
-          </w:p>
-        </w:tc>
-        <w:tc>
-          <w:tcPr>
-            <w:tcW w:w="3373" w:type="dxa"/>
-            <w:gridSpan w:val="4"/>
-            <w:tcBorders>
-              <w:top w:val="single" w:sz="4" w:space="0" w:color="000000"/>
-              <w:left w:val="single" w:sz="4" w:space="0" w:color="000000"/>
-              <w:bottom w:val="single" w:sz="4" w:space="0" w:color="000000"/>
-              <w:right w:val="single" w:sz="4" w:space="0" w:color="000000"/>
-            </w:tcBorders>
+              <w:spacing w:before="0" w:after="20" w:line="240" w:lineRule="auto"/>
+              <w:jc w:val="center"/>
+            </w:pPr>
+            <w:r>
+              <w:rPr>
+                <w:rFonts w:ascii="Times New Roman" w:hAnsi="Times New Roman"/>
+                <w:b/>
+                <w:sz w:val="24"/>
+              </w:rPr>
+              <w:t>В том числе практическая подготовка</w:t>
+            </w:r>
+          </w:p>
+        </w:tc>
+        <w:tc>
+          <w:tcPr>
+            <w:tcW w:type="dxa" w:w="3402"/>
             <w:vAlign w:val="center"/>
           </w:tcPr>
           <w:p>
             <w:pPr>
-              <w:pStyle w:val="Standard"/>
-              <w:ind w:firstLine="0"/>
-              <w:jc w:val="center"/>
-              <w:rPr>
-                <w:color w:val="auto"/>
-              </w:rPr>
-            </w:pPr>
-            <w:r>
-              <w:rPr>
-                <w:color w:val="auto"/>
-              </w:rPr>
-              <w:t>Семестры</w:t>
+              <w:spacing w:before="0" w:after="20" w:line="240" w:lineRule="auto"/>
+              <w:jc w:val="center"/>
+            </w:pPr>
+            <w:r>
+              <w:rPr>
+                <w:rFonts w:ascii="Times New Roman" w:hAnsi="Times New Roman"/>
+                <w:b/>
+                <w:sz w:val="24"/>
+              </w:rPr>
+              <w:t>Семестры / курсы</w:t>
             </w:r>
           </w:p>
         </w:tc>
       </w:tr>
       <w:tr>
-        <w:tc>
-          <w:tcPr>
-            <w:tcW w:w="4249" w:type="dxa"/>
+        <w:trPr>
+          <w:tblHeader/>
+        </w:trPr>
+        <w:tc>
+          <w:tcPr>
+            <w:tcW w:type="dxa" w:w="454"/>
+            <w:vMerge/>
+          </w:tcPr>
+          <w:p/>
+        </w:tc>
+        <w:tc>
+          <w:tcPr>
+            <w:tcW w:type="dxa" w:w="3175"/>
             <w:gridSpan w:val="2"/>
             <w:vMerge/>
-            <w:tcBorders>
-              <w:top w:val="single" w:sz="4" w:space="0" w:color="000000"/>
-              <w:left w:val="single" w:sz="4" w:space="0" w:color="000000"/>
-              <w:bottom w:val="single" w:sz="4" w:space="0" w:color="000000"/>
-            </w:tcBorders>
-            <w:tcMar>
-              <w:left w:w="108" w:type="dxa"/>
-              <w:right w:w="108" w:type="dxa"/>
-            </w:tcMar>
+          </w:tcPr>
+          <w:p/>
+        </w:tc>
+        <w:tc>
+          <w:tcPr>
+            <w:tcW w:type="dxa" w:w="737"/>
+            <w:vMerge/>
+          </w:tcPr>
+          <w:p/>
+        </w:tc>
+        <w:tc>
+          <w:tcPr>
+            <w:tcW w:type="dxa" w:w="1587"/>
+            <w:vMerge/>
+          </w:tcPr>
+          <w:p/>
+        </w:tc>
+        <w:tc>
+          <w:tcPr>
+            <w:tcW w:type="dxa" w:w="3402"/>
             <w:vAlign w:val="center"/>
           </w:tcPr>
           <w:p>
             <w:pPr>
-              <w:suppressAutoHyphens w:val="0"/>
-              <w:rPr>
-                <w:rStyle w:val="Standard"/>
-                <w:color w:val="auto"/>
-                <w:sz w:val="24"/>
-              </w:rPr>
-            </w:pPr>
-          </w:p>
-        </w:tc>
-        <w:tc>
-          <w:tcPr>
-            <w:tcW w:w="884" w:type="dxa"/>
-            <w:vMerge/>
-            <w:tcBorders>
-              <w:top w:val="single" w:sz="4" w:space="0" w:color="000000"/>
-              <w:left w:val="single" w:sz="4" w:space="0" w:color="000000"/>
-              <w:bottom w:val="single" w:sz="4" w:space="0" w:color="000000"/>
-              <w:right w:val="single" w:sz="4" w:space="0" w:color="auto"/>
-            </w:tcBorders>
-            <w:vAlign w:val="center"/>
-          </w:tcPr>
-          <w:p>
-            <w:pPr>
-              <w:suppressAutoHyphens w:val="0"/>
-              <w:rPr>
-                <w:rStyle w:val="Standard"/>
-                <w:color w:val="auto"/>
-                <w:sz w:val="24"/>
-              </w:rPr>
-            </w:pPr>
-          </w:p>
-        </w:tc>
-        <w:tc>
-          <w:tcPr>
-            <w:tcW w:w="1148" w:type="dxa"/>
-            <w:vMerge/>
-            <w:tcBorders>
-              <w:top w:val="single" w:sz="4" w:space="0" w:color="000000"/>
-              <w:left w:val="single" w:sz="4" w:space="0" w:color="auto"/>
-              <w:bottom w:val="single" w:sz="4" w:space="0" w:color="000000"/>
-            </w:tcBorders>
-            <w:vAlign w:val="center"/>
-          </w:tcPr>
-          <w:p>
-            <w:pPr>
-              <w:suppressAutoHyphens w:val="0"/>
-              <w:rPr>
-                <w:rStyle w:val="Standard"/>
-                <w:color w:val="auto"/>
-                <w:sz w:val="24"/>
-              </w:rPr>
-            </w:pPr>
-          </w:p>
-        </w:tc>
-        <w:tc>
-          <w:tcPr>
-            <w:tcW w:w="856" w:type="dxa"/>
-            <w:tcBorders>
-              <w:top w:val="single" w:sz="4" w:space="0" w:color="000000"/>
-              <w:left w:val="single" w:sz="4" w:space="0" w:color="000000"/>
-              <w:bottom w:val="single" w:sz="4" w:space="0" w:color="000000"/>
-            </w:tcBorders>
-            <w:vAlign w:val="center"/>
-          </w:tcPr>
-          <w:p>
-            <w:pPr>
-              <w:pStyle w:val="Standard"/>
-              <w:ind w:firstLine="0"/>
-              <w:jc w:val="center"/>
-              <w:rPr>
-                <w:color w:val="auto"/>
-                <w:lang w:val="en-US"/>
-              </w:rPr>
-            </w:pPr>
-            <w:r>
-              <w:rPr>
-                <w:color w:val="auto"/>
-              </w:rPr>
-              <w:t xml:space="preserve">№ 4</w:t>
-            </w:r>
-          </w:p>
-        </w:tc>
-        <w:tc>
-          <w:tcPr>
-            <w:tcW w:w="860" w:type="dxa"/>
-            <w:tcBorders>
-              <w:top w:val="single" w:sz="4" w:space="0" w:color="000000"/>
-              <w:left w:val="single" w:sz="4" w:space="0" w:color="000000"/>
-              <w:bottom w:val="single" w:sz="4" w:space="0" w:color="000000"/>
-            </w:tcBorders>
-            <w:vAlign w:val="center"/>
-          </w:tcPr>
-          <w:p>
-            <w:pPr>
-              <w:pStyle w:val="Standard"/>
-              <w:ind w:firstLine="0"/>
-              <w:jc w:val="center"/>
-              <w:rPr>
-                <w:color w:val="auto"/>
-                <w:lang w:val="en-US"/>
-              </w:rPr>
-            </w:pPr>
-            <w:r>
-              <w:rPr>
-                <w:color w:val="auto"/>
-              </w:rPr>
-            </w:r>
-          </w:p>
-        </w:tc>
-        <w:tc>
-          <w:tcPr>
-            <w:tcW w:w="853" w:type="dxa"/>
-            <w:tcBorders>
-              <w:top w:val="single" w:sz="4" w:space="0" w:color="000000"/>
-              <w:left w:val="single" w:sz="4" w:space="0" w:color="000000"/>
-              <w:bottom w:val="single" w:sz="4" w:space="0" w:color="000000"/>
-            </w:tcBorders>
-            <w:vAlign w:val="center"/>
-          </w:tcPr>
-          <w:p>
-            <w:pPr>
-              <w:pStyle w:val="Standard"/>
-              <w:ind w:firstLine="0"/>
-              <w:jc w:val="center"/>
-              <w:rPr>
-                <w:color w:val="auto"/>
-              </w:rPr>
-            </w:pPr>
-            <w:r/>
-          </w:p>
-        </w:tc>
-        <w:tc>
-          <w:tcPr>
-            <w:tcW w:w="804" w:type="dxa"/>
-            <w:tcBorders>
-              <w:top w:val="single" w:sz="4" w:space="0" w:color="000000"/>
-              <w:left w:val="single" w:sz="4" w:space="0" w:color="000000"/>
-              <w:bottom w:val="single" w:sz="4" w:space="0" w:color="000000"/>
-              <w:right w:val="single" w:sz="4" w:space="0" w:color="000000"/>
-            </w:tcBorders>
-            <w:vAlign w:val="center"/>
-          </w:tcPr>
-          <w:p>
-            <w:pPr>
-              <w:pStyle w:val="Standard"/>
-              <w:ind w:firstLine="0"/>
-              <w:jc w:val="center"/>
-              <w:rPr>
-                <w:color w:val="auto"/>
-              </w:rPr>
-            </w:pPr>
-            <w:r/>
+              <w:spacing w:before="0" w:after="20" w:line="240" w:lineRule="auto"/>
+              <w:jc w:val="center"/>
+            </w:pPr>
+            <w:r>
+              <w:rPr>
+                <w:rFonts w:ascii="Times New Roman" w:hAnsi="Times New Roman"/>
+                <w:b/>
+                <w:sz w:val="24"/>
+              </w:rPr>
+              <w:t>№ 4</w:t>
+            </w:r>
           </w:p>
         </w:tc>
       </w:tr>
       <w:tr>
-        <w:tc>
-          <w:tcPr>
-            <w:tcW w:w="4249" w:type="dxa"/>
+        <w:trPr>
+          <w:tblHeader/>
+        </w:trPr>
+        <w:tc>
+          <w:tcPr>
+            <w:tcW w:type="dxa" w:w="454"/>
+            <w:vMerge/>
+          </w:tcPr>
+          <w:p/>
+        </w:tc>
+        <w:tc>
+          <w:tcPr>
+            <w:tcW w:type="dxa" w:w="3175"/>
             <w:gridSpan w:val="2"/>
             <w:vMerge/>
-            <w:tcBorders>
-              <w:top w:val="single" w:sz="4" w:space="0" w:color="000000"/>
-              <w:left w:val="single" w:sz="4" w:space="0" w:color="000000"/>
-              <w:bottom w:val="single" w:sz="4" w:space="0" w:color="000000"/>
-            </w:tcBorders>
-            <w:tcMar>
-              <w:left w:w="108" w:type="dxa"/>
-              <w:right w:w="108" w:type="dxa"/>
-            </w:tcMar>
+          </w:tcPr>
+          <w:p/>
+        </w:tc>
+        <w:tc>
+          <w:tcPr>
+            <w:tcW w:type="dxa" w:w="737"/>
+            <w:vMerge/>
+          </w:tcPr>
+          <w:p/>
+        </w:tc>
+        <w:tc>
+          <w:tcPr>
+            <w:tcW w:type="dxa" w:w="1587"/>
+            <w:vMerge/>
+          </w:tcPr>
+          <w:p/>
+        </w:tc>
+        <w:tc>
+          <w:tcPr>
+            <w:tcW w:type="dxa" w:w="3402"/>
             <w:vAlign w:val="center"/>
           </w:tcPr>
           <w:p>
             <w:pPr>
-              <w:suppressAutoHyphens w:val="0"/>
-              <w:rPr>
-                <w:rStyle w:val="Standard"/>
-                <w:color w:val="auto"/>
-                <w:sz w:val="24"/>
-              </w:rPr>
-            </w:pPr>
-          </w:p>
-        </w:tc>
-        <w:tc>
-          <w:tcPr>
-            <w:tcW w:w="884" w:type="dxa"/>
-            <w:vMerge/>
-            <w:tcBorders>
-              <w:top w:val="single" w:sz="4" w:space="0" w:color="000000"/>
-              <w:left w:val="single" w:sz="4" w:space="0" w:color="000000"/>
-              <w:bottom w:val="single" w:sz="4" w:space="0" w:color="000000"/>
-              <w:right w:val="single" w:sz="4" w:space="0" w:color="auto"/>
-            </w:tcBorders>
-            <w:vAlign w:val="center"/>
-          </w:tcPr>
-          <w:p>
-            <w:pPr>
-              <w:suppressAutoHyphens w:val="0"/>
-              <w:rPr>
-                <w:rStyle w:val="Standard"/>
-                <w:color w:val="auto"/>
-                <w:sz w:val="24"/>
-              </w:rPr>
-            </w:pPr>
-          </w:p>
-        </w:tc>
-        <w:tc>
-          <w:tcPr>
-            <w:tcW w:w="1148" w:type="dxa"/>
-            <w:vMerge/>
-            <w:tcBorders>
-              <w:top w:val="single" w:sz="4" w:space="0" w:color="000000"/>
-              <w:left w:val="single" w:sz="4" w:space="0" w:color="auto"/>
-              <w:bottom w:val="single" w:sz="4" w:space="0" w:color="000000"/>
-            </w:tcBorders>
-            <w:vAlign w:val="center"/>
-          </w:tcPr>
-          <w:p>
-            <w:pPr>
-              <w:suppressAutoHyphens w:val="0"/>
-              <w:rPr>
-                <w:rStyle w:val="Standard"/>
-                <w:color w:val="auto"/>
-                <w:sz w:val="24"/>
-              </w:rPr>
-            </w:pPr>
-          </w:p>
-        </w:tc>
-        <w:tc>
-          <w:tcPr>
-            <w:tcW w:w="856" w:type="dxa"/>
-            <w:tcBorders>
-              <w:top w:val="single" w:sz="4" w:space="0" w:color="000000"/>
-              <w:left w:val="single" w:sz="4" w:space="0" w:color="000000"/>
-              <w:bottom w:val="single" w:sz="4" w:space="0" w:color="000000"/>
-            </w:tcBorders>
-            <w:vAlign w:val="center"/>
-          </w:tcPr>
-          <w:p>
-            <w:pPr>
-              <w:pStyle w:val="Standard"/>
-              <w:ind w:firstLine="0"/>
-              <w:jc w:val="center"/>
-              <w:rPr>
-                <w:color w:val="auto"/>
-              </w:rPr>
-            </w:pPr>
-            <w:r>
-              <w:rPr>
-                <w:color w:val="auto"/>
+              <w:spacing w:before="0" w:after="20" w:line="240" w:lineRule="auto"/>
+              <w:jc w:val="center"/>
+            </w:pPr>
+            <w:r>
+              <w:rPr>
+                <w:rFonts w:ascii="Times New Roman" w:hAnsi="Times New Roman"/>
+                <w:b/>
+                <w:sz w:val="24"/>
               </w:rPr>
               <w:t>часов</w:t>
             </w:r>
-          </w:p>
-        </w:tc>
-        <w:tc>
-          <w:tcPr>
-            <w:tcW w:w="860" w:type="dxa"/>
-            <w:tcBorders>
-              <w:top w:val="single" w:sz="4" w:space="0" w:color="000000"/>
-              <w:left w:val="single" w:sz="4" w:space="0" w:color="000000"/>
-              <w:bottom w:val="single" w:sz="4" w:space="0" w:color="000000"/>
-            </w:tcBorders>
-            <w:vAlign w:val="center"/>
-          </w:tcPr>
-          <w:p>
-            <w:pPr>
-              <w:pStyle w:val="Standard"/>
-              <w:ind w:firstLine="0"/>
-              <w:jc w:val="center"/>
-              <w:rPr>
-                <w:color w:val="auto"/>
-              </w:rPr>
-            </w:pPr>
-            <w:r>
-              <w:rPr>
-                <w:color w:val="auto"/>
-              </w:rPr>
-            </w:r>
-          </w:p>
-        </w:tc>
-        <w:tc>
-          <w:tcPr>
-            <w:tcW w:w="853" w:type="dxa"/>
-            <w:tcBorders>
-              <w:top w:val="single" w:sz="4" w:space="0" w:color="000000"/>
-              <w:left w:val="single" w:sz="4" w:space="0" w:color="000000"/>
-              <w:bottom w:val="single" w:sz="4" w:space="0" w:color="000000"/>
-            </w:tcBorders>
-            <w:vAlign w:val="center"/>
-          </w:tcPr>
-          <w:p>
-            <w:pPr>
-              <w:pStyle w:val="Standard"/>
-              <w:ind w:firstLine="0"/>
-              <w:jc w:val="center"/>
-              <w:rPr>
-                <w:color w:val="auto"/>
-              </w:rPr>
-            </w:pPr>
-            <w:r/>
-          </w:p>
-        </w:tc>
-        <w:tc>
-          <w:tcPr>
-            <w:tcW w:w="804" w:type="dxa"/>
-            <w:tcBorders>
-              <w:top w:val="single" w:sz="4" w:space="0" w:color="000000"/>
-              <w:left w:val="single" w:sz="4" w:space="0" w:color="000000"/>
-              <w:bottom w:val="single" w:sz="4" w:space="0" w:color="000000"/>
-              <w:right w:val="single" w:sz="4" w:space="0" w:color="000000"/>
-            </w:tcBorders>
-            <w:vAlign w:val="center"/>
-          </w:tcPr>
-          <w:p>
-            <w:pPr>
-              <w:pStyle w:val="Standard"/>
-              <w:ind w:firstLine="0"/>
-              <w:jc w:val="center"/>
-              <w:rPr>
-                <w:color w:val="auto"/>
-              </w:rPr>
-            </w:pPr>
-            <w:r/>
           </w:p>
         </w:tc>
       </w:tr>
       <w:tr>
         <w:tc>
           <w:tcPr>
-            <w:tcW w:w="4249" w:type="dxa"/>
+            <w:tcW w:type="dxa" w:w="454"/>
+            <w:vAlign w:val="center"/>
+          </w:tcPr>
+          <w:p>
+            <w:pPr>
+              <w:spacing w:before="0" w:after="20" w:line="240" w:lineRule="auto"/>
+              <w:jc w:val="center"/>
+            </w:pPr>
+            <w:r>
+              <w:rPr>
+                <w:rFonts w:ascii="Times New Roman" w:hAnsi="Times New Roman"/>
+                <w:b w:val="0"/>
+                <w:sz w:val="24"/>
+              </w:rPr>
+              <w:t>1</w:t>
+            </w:r>
+          </w:p>
+        </w:tc>
+        <w:tc>
+          <w:tcPr>
+            <w:tcW w:type="dxa" w:w="3175"/>
             <w:gridSpan w:val="2"/>
-            <w:tcBorders>
-              <w:top w:val="single" w:sz="4" w:space="0" w:color="000000"/>
-              <w:left w:val="single" w:sz="4" w:space="0" w:color="000000"/>
-              <w:bottom w:val="single" w:sz="4" w:space="0" w:color="000000"/>
-            </w:tcBorders>
-            <w:tcMar>
-              <w:left w:w="108" w:type="dxa"/>
-              <w:right w:w="108" w:type="dxa"/>
-            </w:tcMar>
-          </w:tcPr>
-          <w:p>
-            <w:pPr>
-              <w:pStyle w:val="Standard"/>
-              <w:ind w:firstLine="0"/>
-              <w:rPr>
-                <w:color w:val="auto"/>
-              </w:rPr>
-            </w:pPr>
-            <w:r>
-              <w:rPr>
-                <w:color w:val="auto"/>
-              </w:rPr>
-              <w:t>1.Контактная работа обучающихся с преподавателем (по видам учебных з</w:t>
-            </w:r>
-            <w:r>
-              <w:rPr>
-                <w:color w:val="auto"/>
-              </w:rPr>
-              <w:t>а</w:t>
-            </w:r>
-            <w:r>
-              <w:rPr>
-                <w:color w:val="auto"/>
-              </w:rPr>
-              <w:t>нятий) (вс</w:t>
-            </w:r>
-            <w:r>
-              <w:rPr>
-                <w:color w:val="auto"/>
-              </w:rPr>
-              <w:t>е</w:t>
-            </w:r>
-            <w:r>
-              <w:rPr>
-                <w:color w:val="auto"/>
-              </w:rPr>
-              <w:t>го)</w:t>
-            </w:r>
-          </w:p>
-        </w:tc>
-        <w:tc>
-          <w:tcPr>
-            <w:tcW w:w="884" w:type="dxa"/>
-            <w:tcBorders>
-              <w:top w:val="single" w:sz="4" w:space="0" w:color="000000"/>
-              <w:left w:val="single" w:sz="4" w:space="0" w:color="000000"/>
-              <w:bottom w:val="single" w:sz="4" w:space="0" w:color="000000"/>
-              <w:right w:val="single" w:sz="4" w:space="0" w:color="auto"/>
-            </w:tcBorders>
             <w:vAlign w:val="center"/>
           </w:tcPr>
           <w:p>
             <w:pPr>
-              <w:pStyle w:val="Standard"/>
-              <w:ind w:firstLine="0"/>
-              <w:jc w:val="center"/>
-              <w:rPr>
-                <w:color w:val="auto"/>
-              </w:rPr>
-            </w:pPr>
-            <w:r>
-              <w:rPr>
-                <w:color w:val="auto"/>
-              </w:rPr>
-              <w:t xml:space="preserve">52</w:t>
-            </w:r>
-          </w:p>
-        </w:tc>
-        <w:tc>
-          <w:tcPr>
-            <w:tcW w:w="1148" w:type="dxa"/>
-            <w:tcBorders>
-              <w:top w:val="single" w:sz="4" w:space="0" w:color="000000"/>
-              <w:left w:val="single" w:sz="4" w:space="0" w:color="auto"/>
-              <w:bottom w:val="single" w:sz="4" w:space="0" w:color="000000"/>
-            </w:tcBorders>
+              <w:spacing w:before="0" w:after="20" w:line="240" w:lineRule="auto"/>
+              <w:jc w:val="left"/>
+            </w:pPr>
+            <w:r>
+              <w:rPr>
+                <w:rFonts w:ascii="Times New Roman" w:hAnsi="Times New Roman"/>
+                <w:b/>
+                <w:sz w:val="24"/>
+              </w:rPr>
+              <w:t>Контактная работа обучающихся с преподавателем (по видам учебных занятий), всего</w:t>
+            </w:r>
+          </w:p>
+        </w:tc>
+        <w:tc>
+          <w:tcPr>
+            <w:tcW w:type="dxa" w:w="737"/>
             <w:vAlign w:val="center"/>
           </w:tcPr>
           <w:p>
             <w:pPr>
-              <w:pStyle w:val="Standard"/>
-              <w:ind w:firstLine="0"/>
-              <w:jc w:val="center"/>
-              <w:rPr>
-                <w:color w:val="auto"/>
-              </w:rPr>
-            </w:pPr>
-            <w:r/>
-          </w:p>
-        </w:tc>
-        <w:tc>
-          <w:tcPr>
-            <w:tcW w:w="856" w:type="dxa"/>
-            <w:tcBorders>
-              <w:top w:val="single" w:sz="4" w:space="0" w:color="000000"/>
-              <w:left w:val="single" w:sz="4" w:space="0" w:color="000000"/>
-              <w:bottom w:val="single" w:sz="4" w:space="0" w:color="000000"/>
-            </w:tcBorders>
+              <w:spacing w:before="0" w:after="20" w:line="240" w:lineRule="auto"/>
+              <w:jc w:val="center"/>
+            </w:pPr>
+            <w:r>
+              <w:rPr>
+                <w:rFonts w:ascii="Times New Roman" w:hAnsi="Times New Roman"/>
+                <w:b w:val="0"/>
+                <w:sz w:val="24"/>
+              </w:rPr>
+              <w:t>52</w:t>
+            </w:r>
+          </w:p>
+        </w:tc>
+        <w:tc>
+          <w:tcPr>
+            <w:tcW w:type="dxa" w:w="1587"/>
             <w:vAlign w:val="center"/>
           </w:tcPr>
           <w:p>
             <w:pPr>
-              <w:pStyle w:val="Standard"/>
-              <w:ind w:firstLine="0"/>
-              <w:jc w:val="center"/>
-              <w:rPr>
-                <w:color w:val="auto"/>
-              </w:rPr>
-            </w:pPr>
-            <w:r>
-              <w:rPr>
-                <w:color w:val="auto"/>
-              </w:rPr>
-              <w:t xml:space="preserve">52</w:t>
-            </w:r>
-          </w:p>
-        </w:tc>
-        <w:tc>
-          <w:tcPr>
-            <w:tcW w:w="860" w:type="dxa"/>
-            <w:tcBorders>
-              <w:top w:val="single" w:sz="4" w:space="0" w:color="000000"/>
-              <w:left w:val="single" w:sz="4" w:space="0" w:color="000000"/>
-              <w:bottom w:val="single" w:sz="4" w:space="0" w:color="000000"/>
-            </w:tcBorders>
+              <w:spacing w:before="0" w:after="20" w:line="240" w:lineRule="auto"/>
+              <w:jc w:val="center"/>
+            </w:pPr>
+            <w:r>
+              <w:rPr>
+                <w:rFonts w:ascii="Times New Roman" w:hAnsi="Times New Roman"/>
+                <w:b w:val="0"/>
+                <w:sz w:val="24"/>
+              </w:rPr>
+              <w:t>0</w:t>
+            </w:r>
+          </w:p>
+        </w:tc>
+        <w:tc>
+          <w:tcPr>
+            <w:tcW w:type="dxa" w:w="3402"/>
             <w:vAlign w:val="center"/>
           </w:tcPr>
           <w:p>
             <w:pPr>
-              <w:pStyle w:val="Standard"/>
-              <w:ind w:firstLine="0"/>
-              <w:jc w:val="center"/>
-              <w:rPr>
-                <w:color w:val="auto"/>
-              </w:rPr>
-            </w:pPr>
-            <w:r>
-              <w:rPr>
-                <w:color w:val="auto"/>
-              </w:rPr>
-            </w:r>
-          </w:p>
-        </w:tc>
-        <w:tc>
-          <w:tcPr>
-            <w:tcW w:w="853" w:type="dxa"/>
-            <w:tcBorders>
-              <w:top w:val="single" w:sz="4" w:space="0" w:color="000000"/>
-              <w:left w:val="single" w:sz="4" w:space="0" w:color="000000"/>
-              <w:bottom w:val="single" w:sz="4" w:space="0" w:color="000000"/>
-            </w:tcBorders>
-            <w:vAlign w:val="center"/>
-          </w:tcPr>
-          <w:p>
-            <w:pPr>
-              <w:pStyle w:val="Standard"/>
-              <w:ind w:firstLine="0"/>
-              <w:jc w:val="center"/>
-              <w:rPr>
-                <w:color w:val="auto"/>
-              </w:rPr>
-            </w:pPr>
-            <w:r/>
-          </w:p>
-        </w:tc>
-        <w:tc>
-          <w:tcPr>
-            <w:tcW w:w="804" w:type="dxa"/>
-            <w:tcBorders>
-              <w:top w:val="single" w:sz="4" w:space="0" w:color="000000"/>
-              <w:left w:val="single" w:sz="4" w:space="0" w:color="000000"/>
-              <w:bottom w:val="single" w:sz="4" w:space="0" w:color="000000"/>
-              <w:right w:val="single" w:sz="4" w:space="0" w:color="000000"/>
-            </w:tcBorders>
-            <w:vAlign w:val="center"/>
-          </w:tcPr>
-          <w:p>
-            <w:pPr>
-              <w:pStyle w:val="Standard"/>
-              <w:ind w:firstLine="0"/>
-              <w:jc w:val="center"/>
-              <w:rPr>
-                <w:color w:val="auto"/>
-              </w:rPr>
-            </w:pPr>
-            <w:r/>
+              <w:spacing w:before="0" w:after="20" w:line="240" w:lineRule="auto"/>
+              <w:jc w:val="center"/>
+            </w:pPr>
+            <w:r>
+              <w:rPr>
+                <w:rFonts w:ascii="Times New Roman" w:hAnsi="Times New Roman"/>
+                <w:b w:val="0"/>
+                <w:sz w:val="24"/>
+              </w:rPr>
+              <w:t>52</w:t>
+            </w:r>
           </w:p>
         </w:tc>
       </w:tr>
       <w:tr>
         <w:tc>
           <w:tcPr>
-            <w:tcW w:w="4249" w:type="dxa"/>
+            <w:tcW w:type="dxa" w:w="454"/>
+            <w:vAlign w:val="center"/>
+          </w:tcPr>
+          <w:p>
+            <w:pPr>
+              <w:spacing w:before="0" w:after="20" w:line="240" w:lineRule="auto"/>
+              <w:jc w:val="center"/>
+            </w:pPr>
+            <w:r>
+              <w:rPr>
+                <w:rFonts w:ascii="Times New Roman" w:hAnsi="Times New Roman"/>
+                <w:b w:val="0"/>
+                <w:sz w:val="24"/>
+              </w:rPr>
+            </w:r>
+          </w:p>
+        </w:tc>
+        <w:tc>
+          <w:tcPr>
+            <w:tcW w:type="dxa" w:w="3175"/>
             <w:gridSpan w:val="2"/>
-            <w:tcBorders>
-              <w:top w:val="single" w:sz="4" w:space="0" w:color="000000"/>
-              <w:left w:val="single" w:sz="4" w:space="0" w:color="000000"/>
-              <w:bottom w:val="single" w:sz="4" w:space="0" w:color="000000"/>
-            </w:tcBorders>
-            <w:tcMar>
-              <w:left w:w="108" w:type="dxa"/>
-              <w:right w:w="108" w:type="dxa"/>
-            </w:tcMar>
-          </w:tcPr>
-          <w:p>
-            <w:pPr>
-              <w:pStyle w:val="Standard"/>
-              <w:ind w:firstLine="0"/>
-              <w:rPr>
-                <w:color w:val="auto"/>
-              </w:rPr>
-            </w:pPr>
-            <w:r>
-              <w:rPr>
-                <w:color w:val="auto"/>
-              </w:rPr>
-              <w:t>В том числе:</w:t>
-            </w:r>
-          </w:p>
-        </w:tc>
-        <w:tc>
-          <w:tcPr>
-            <w:tcW w:w="884" w:type="dxa"/>
-            <w:tcBorders>
-              <w:top w:val="single" w:sz="4" w:space="0" w:color="000000"/>
-              <w:left w:val="single" w:sz="4" w:space="0" w:color="000000"/>
-              <w:bottom w:val="single" w:sz="4" w:space="0" w:color="000000"/>
-              <w:right w:val="single" w:sz="4" w:space="0" w:color="auto"/>
-            </w:tcBorders>
-          </w:tcPr>
-          <w:p>
-            <w:pPr>
-              <w:pStyle w:val="Standard"/>
-              <w:ind w:firstLine="0"/>
-              <w:rPr>
-                <w:color w:val="auto"/>
-              </w:rPr>
-            </w:pPr>
-            <w:r/>
-          </w:p>
-        </w:tc>
-        <w:tc>
-          <w:tcPr>
-            <w:tcW w:w="1148" w:type="dxa"/>
-            <w:tcBorders>
-              <w:top w:val="single" w:sz="4" w:space="0" w:color="000000"/>
-              <w:left w:val="single" w:sz="4" w:space="0" w:color="auto"/>
-              <w:bottom w:val="single" w:sz="4" w:space="0" w:color="000000"/>
-            </w:tcBorders>
-          </w:tcPr>
-          <w:p>
-            <w:pPr>
-              <w:pStyle w:val="Standard"/>
-              <w:ind w:firstLine="0"/>
-              <w:rPr>
-                <w:color w:val="auto"/>
-              </w:rPr>
-            </w:pPr>
-            <w:r/>
-          </w:p>
-        </w:tc>
-        <w:tc>
-          <w:tcPr>
-            <w:tcW w:w="856" w:type="dxa"/>
-            <w:tcBorders>
-              <w:top w:val="single" w:sz="4" w:space="0" w:color="000000"/>
-              <w:left w:val="single" w:sz="4" w:space="0" w:color="000000"/>
-              <w:bottom w:val="single" w:sz="4" w:space="0" w:color="000000"/>
-            </w:tcBorders>
-          </w:tcPr>
-          <w:p>
-            <w:pPr>
-              <w:pStyle w:val="Standard"/>
-              <w:ind w:firstLine="0"/>
-              <w:jc w:val="center"/>
-              <w:rPr>
-                <w:color w:val="auto"/>
-              </w:rPr>
-            </w:pPr>
-            <w:r/>
-          </w:p>
-        </w:tc>
-        <w:tc>
-          <w:tcPr>
-            <w:tcW w:w="860" w:type="dxa"/>
-            <w:tcBorders>
-              <w:top w:val="single" w:sz="4" w:space="0" w:color="000000"/>
-              <w:left w:val="single" w:sz="4" w:space="0" w:color="000000"/>
-              <w:bottom w:val="single" w:sz="4" w:space="0" w:color="000000"/>
-            </w:tcBorders>
-          </w:tcPr>
-          <w:p>
-            <w:pPr>
-              <w:pStyle w:val="Standard"/>
-              <w:ind w:firstLine="0"/>
-              <w:jc w:val="center"/>
-              <w:rPr>
-                <w:color w:val="auto"/>
-              </w:rPr>
-            </w:pPr>
-            <w:r/>
-          </w:p>
-        </w:tc>
-        <w:tc>
-          <w:tcPr>
-            <w:tcW w:w="853" w:type="dxa"/>
-            <w:tcBorders>
-              <w:top w:val="single" w:sz="4" w:space="0" w:color="000000"/>
-              <w:left w:val="single" w:sz="4" w:space="0" w:color="000000"/>
-              <w:bottom w:val="single" w:sz="4" w:space="0" w:color="000000"/>
-            </w:tcBorders>
-          </w:tcPr>
-          <w:p>
-            <w:pPr>
-              <w:pStyle w:val="Standard"/>
-              <w:ind w:firstLine="0"/>
-              <w:jc w:val="center"/>
-              <w:rPr>
-                <w:color w:val="auto"/>
-              </w:rPr>
-            </w:pPr>
-            <w:r/>
-          </w:p>
-        </w:tc>
-        <w:tc>
-          <w:tcPr>
-            <w:tcW w:w="804" w:type="dxa"/>
-            <w:tcBorders>
-              <w:top w:val="single" w:sz="4" w:space="0" w:color="000000"/>
-              <w:left w:val="single" w:sz="4" w:space="0" w:color="000000"/>
-              <w:bottom w:val="single" w:sz="4" w:space="0" w:color="000000"/>
-              <w:right w:val="single" w:sz="4" w:space="0" w:color="000000"/>
-            </w:tcBorders>
-          </w:tcPr>
-          <w:p>
-            <w:pPr>
-              <w:pStyle w:val="Standard"/>
-              <w:ind w:firstLine="0"/>
-              <w:jc w:val="center"/>
-              <w:rPr>
-                <w:color w:val="auto"/>
-              </w:rPr>
-            </w:pPr>
-            <w:r/>
-          </w:p>
+            <w:vAlign w:val="center"/>
+          </w:tcPr>
+          <w:p>
+            <w:pPr>
+              <w:spacing w:before="0" w:after="20" w:line="240" w:lineRule="auto"/>
+              <w:jc w:val="left"/>
+            </w:pPr>
+            <w:r>
+              <w:rPr>
+                <w:rFonts w:ascii="Times New Roman" w:hAnsi="Times New Roman"/>
+                <w:b w:val="0"/>
+                <w:sz w:val="24"/>
+              </w:rPr>
+              <w:t>в том числе:</w:t>
+            </w:r>
+          </w:p>
+        </w:tc>
+        <w:tc>
+          <w:tcPr>
+            <w:tcW w:type="dxa" w:w="737"/>
+          </w:tcPr>
+          <w:p/>
+        </w:tc>
+        <w:tc>
+          <w:tcPr>
+            <w:tcW w:type="dxa" w:w="1587"/>
+          </w:tcPr>
+          <w:p/>
+        </w:tc>
+        <w:tc>
+          <w:tcPr>
+            <w:tcW w:type="dxa" w:w="3402"/>
+          </w:tcPr>
+          <w:p/>
         </w:tc>
       </w:tr>
       <w:tr>
         <w:tc>
           <w:tcPr>
-            <w:tcW w:w="4249" w:type="dxa"/>
+            <w:tcW w:type="dxa" w:w="454"/>
+            <w:vAlign w:val="center"/>
+          </w:tcPr>
+          <w:p>
+            <w:pPr>
+              <w:spacing w:before="0" w:after="20" w:line="240" w:lineRule="auto"/>
+              <w:jc w:val="center"/>
+            </w:pPr>
+            <w:r>
+              <w:rPr>
+                <w:rFonts w:ascii="Times New Roman" w:hAnsi="Times New Roman"/>
+                <w:b w:val="0"/>
+                <w:sz w:val="24"/>
+              </w:rPr>
+              <w:t>1.1</w:t>
+            </w:r>
+          </w:p>
+        </w:tc>
+        <w:tc>
+          <w:tcPr>
+            <w:tcW w:type="dxa" w:w="3175"/>
             <w:gridSpan w:val="2"/>
-            <w:tcBorders>
-              <w:top w:val="single" w:sz="4" w:space="0" w:color="000000"/>
-              <w:left w:val="single" w:sz="4" w:space="0" w:color="000000"/>
-              <w:bottom w:val="single" w:sz="4" w:space="0" w:color="000000"/>
-            </w:tcBorders>
-            <w:tcMar>
-              <w:left w:w="108" w:type="dxa"/>
-              <w:right w:w="108" w:type="dxa"/>
-            </w:tcMar>
-          </w:tcPr>
-          <w:p>
-            <w:pPr>
-              <w:pStyle w:val="Standard"/>
-              <w:ind w:firstLine="0"/>
-              <w:rPr>
-                <w:color w:val="auto"/>
-              </w:rPr>
-            </w:pPr>
-            <w:r>
-              <w:rPr>
-                <w:color w:val="auto"/>
+            <w:vAlign w:val="center"/>
+          </w:tcPr>
+          <w:p>
+            <w:pPr>
+              <w:spacing w:before="0" w:after="20" w:line="240" w:lineRule="auto"/>
+              <w:jc w:val="left"/>
+            </w:pPr>
+            <w:r>
+              <w:rPr>
+                <w:rFonts w:ascii="Times New Roman" w:hAnsi="Times New Roman"/>
+                <w:b w:val="0"/>
+                <w:sz w:val="24"/>
               </w:rPr>
               <w:t>Лекции (Л)</w:t>
             </w:r>
@@ -3635,2106 +3103,1548 @@
         </w:tc>
         <w:tc>
           <w:tcPr>
-            <w:tcW w:w="884" w:type="dxa"/>
-            <w:tcBorders>
-              <w:top w:val="single" w:sz="4" w:space="0" w:color="000000"/>
-              <w:left w:val="single" w:sz="4" w:space="0" w:color="000000"/>
-              <w:bottom w:val="single" w:sz="4" w:space="0" w:color="000000"/>
-              <w:right w:val="single" w:sz="4" w:space="0" w:color="auto"/>
-            </w:tcBorders>
-          </w:tcPr>
-          <w:p>
-            <w:pPr>
-              <w:pStyle w:val="Standard"/>
-              <w:ind w:firstLine="0"/>
-              <w:jc w:val="center"/>
-              <w:rPr>
-                <w:color w:val="auto"/>
-              </w:rPr>
-            </w:pPr>
-            <w:r>
-              <w:rPr>
-                <w:color w:val="auto"/>
-              </w:rPr>
-              <w:t xml:space="preserve">26</w:t>
-            </w:r>
-          </w:p>
-        </w:tc>
-        <w:tc>
-          <w:tcPr>
-            <w:tcW w:w="1148" w:type="dxa"/>
-            <w:tcBorders>
-              <w:top w:val="single" w:sz="4" w:space="0" w:color="000000"/>
-              <w:left w:val="single" w:sz="4" w:space="0" w:color="auto"/>
-              <w:bottom w:val="single" w:sz="4" w:space="0" w:color="000000"/>
-            </w:tcBorders>
-          </w:tcPr>
-          <w:p>
-            <w:pPr>
-              <w:pStyle w:val="Standard"/>
-              <w:ind w:firstLine="0"/>
-              <w:jc w:val="center"/>
-              <w:rPr>
-                <w:color w:val="auto"/>
-              </w:rPr>
-            </w:pPr>
-            <w:r/>
-          </w:p>
-        </w:tc>
-        <w:tc>
-          <w:tcPr>
-            <w:tcW w:w="856" w:type="dxa"/>
-            <w:tcBorders>
-              <w:top w:val="single" w:sz="4" w:space="0" w:color="000000"/>
-              <w:left w:val="single" w:sz="4" w:space="0" w:color="000000"/>
-              <w:bottom w:val="single" w:sz="4" w:space="0" w:color="000000"/>
-            </w:tcBorders>
-          </w:tcPr>
-          <w:p>
-            <w:pPr>
-              <w:pStyle w:val="Standard"/>
-              <w:ind w:firstLine="0"/>
-              <w:jc w:val="center"/>
-              <w:rPr>
-                <w:color w:val="auto"/>
-              </w:rPr>
-            </w:pPr>
-            <w:r>
-              <w:rPr>
-                <w:color w:val="auto"/>
-              </w:rPr>
-              <w:t xml:space="preserve">26</w:t>
-            </w:r>
-          </w:p>
-        </w:tc>
-        <w:tc>
-          <w:tcPr>
-            <w:tcW w:w="860" w:type="dxa"/>
-            <w:tcBorders>
-              <w:top w:val="single" w:sz="4" w:space="0" w:color="000000"/>
-              <w:left w:val="single" w:sz="4" w:space="0" w:color="000000"/>
-              <w:bottom w:val="single" w:sz="4" w:space="0" w:color="000000"/>
-            </w:tcBorders>
-          </w:tcPr>
-          <w:p>
-            <w:pPr>
-              <w:pStyle w:val="Standard"/>
-              <w:ind w:firstLine="0"/>
-              <w:jc w:val="center"/>
-              <w:rPr>
-                <w:color w:val="auto"/>
-              </w:rPr>
-            </w:pPr>
-            <w:r>
-              <w:rPr>
-                <w:color w:val="auto"/>
-              </w:rPr>
-            </w:r>
-          </w:p>
-        </w:tc>
-        <w:tc>
-          <w:tcPr>
-            <w:tcW w:w="853" w:type="dxa"/>
-            <w:tcBorders>
-              <w:top w:val="single" w:sz="4" w:space="0" w:color="000000"/>
-              <w:left w:val="single" w:sz="4" w:space="0" w:color="000000"/>
-              <w:bottom w:val="single" w:sz="4" w:space="0" w:color="000000"/>
-            </w:tcBorders>
-          </w:tcPr>
-          <w:p>
-            <w:pPr>
-              <w:pStyle w:val="Standard"/>
-              <w:ind w:firstLine="0"/>
-              <w:jc w:val="center"/>
-              <w:rPr>
-                <w:color w:val="auto"/>
-              </w:rPr>
-            </w:pPr>
-            <w:r/>
-          </w:p>
-        </w:tc>
-        <w:tc>
-          <w:tcPr>
-            <w:tcW w:w="804" w:type="dxa"/>
-            <w:tcBorders>
-              <w:top w:val="single" w:sz="4" w:space="0" w:color="000000"/>
-              <w:left w:val="single" w:sz="4" w:space="0" w:color="000000"/>
-              <w:bottom w:val="single" w:sz="4" w:space="0" w:color="000000"/>
-              <w:right w:val="single" w:sz="4" w:space="0" w:color="000000"/>
-            </w:tcBorders>
-          </w:tcPr>
-          <w:p>
-            <w:pPr>
-              <w:pStyle w:val="Standard"/>
-              <w:ind w:firstLine="0"/>
-              <w:jc w:val="center"/>
-              <w:rPr>
-                <w:color w:val="auto"/>
-              </w:rPr>
-            </w:pPr>
-            <w:r/>
+            <w:tcW w:type="dxa" w:w="737"/>
+            <w:vAlign w:val="center"/>
+          </w:tcPr>
+          <w:p>
+            <w:pPr>
+              <w:spacing w:before="0" w:after="20" w:line="240" w:lineRule="auto"/>
+              <w:jc w:val="center"/>
+            </w:pPr>
+            <w:r>
+              <w:rPr>
+                <w:rFonts w:ascii="Times New Roman" w:hAnsi="Times New Roman"/>
+                <w:b w:val="0"/>
+                <w:sz w:val="24"/>
+              </w:rPr>
+              <w:t>26</w:t>
+            </w:r>
+          </w:p>
+        </w:tc>
+        <w:tc>
+          <w:tcPr>
+            <w:tcW w:type="dxa" w:w="1587"/>
+            <w:vAlign w:val="center"/>
+          </w:tcPr>
+          <w:p>
+            <w:pPr>
+              <w:spacing w:before="0" w:after="20" w:line="240" w:lineRule="auto"/>
+              <w:jc w:val="center"/>
+            </w:pPr>
+            <w:r>
+              <w:rPr>
+                <w:rFonts w:ascii="Times New Roman" w:hAnsi="Times New Roman"/>
+                <w:b w:val="0"/>
+                <w:sz w:val="24"/>
+              </w:rPr>
+              <w:t>0</w:t>
+            </w:r>
+          </w:p>
+        </w:tc>
+        <w:tc>
+          <w:tcPr>
+            <w:tcW w:type="dxa" w:w="3402"/>
+            <w:vAlign w:val="center"/>
+          </w:tcPr>
+          <w:p>
+            <w:pPr>
+              <w:spacing w:before="0" w:after="20" w:line="240" w:lineRule="auto"/>
+              <w:jc w:val="center"/>
+            </w:pPr>
+            <w:r>
+              <w:rPr>
+                <w:rFonts w:ascii="Times New Roman" w:hAnsi="Times New Roman"/>
+                <w:b w:val="0"/>
+                <w:sz w:val="24"/>
+              </w:rPr>
+              <w:t>26</w:t>
+            </w:r>
           </w:p>
         </w:tc>
       </w:tr>
       <w:tr>
         <w:tc>
           <w:tcPr>
-            <w:tcW w:w="4249" w:type="dxa"/>
+            <w:tcW w:type="dxa" w:w="454"/>
+            <w:vAlign w:val="center"/>
+          </w:tcPr>
+          <w:p>
+            <w:pPr>
+              <w:spacing w:before="0" w:after="20" w:line="240" w:lineRule="auto"/>
+              <w:jc w:val="center"/>
+            </w:pPr>
+            <w:r>
+              <w:rPr>
+                <w:rFonts w:ascii="Times New Roman" w:hAnsi="Times New Roman"/>
+                <w:b w:val="0"/>
+                <w:sz w:val="24"/>
+              </w:rPr>
+              <w:t>1.2</w:t>
+            </w:r>
+          </w:p>
+        </w:tc>
+        <w:tc>
+          <w:tcPr>
+            <w:tcW w:type="dxa" w:w="3175"/>
             <w:gridSpan w:val="2"/>
-            <w:tcBorders>
-              <w:top w:val="single" w:sz="4" w:space="0" w:color="000000"/>
-              <w:left w:val="single" w:sz="4" w:space="0" w:color="000000"/>
-              <w:bottom w:val="single" w:sz="4" w:space="0" w:color="000000"/>
-            </w:tcBorders>
-            <w:tcMar>
-              <w:left w:w="108" w:type="dxa"/>
-              <w:right w:w="108" w:type="dxa"/>
-            </w:tcMar>
-          </w:tcPr>
-          <w:p>
-            <w:pPr>
-              <w:pStyle w:val="Standard"/>
-              <w:ind w:firstLine="0"/>
-              <w:rPr>
-                <w:color w:val="auto"/>
-              </w:rPr>
-            </w:pPr>
-            <w:r>
-              <w:rPr>
-                <w:color w:val="auto"/>
-              </w:rPr>
-              <w:t>Практические занятия (ПЗ), семин</w:t>
-            </w:r>
-            <w:r>
-              <w:rPr>
-                <w:color w:val="auto"/>
-              </w:rPr>
-              <w:t>а</w:t>
-            </w:r>
-            <w:r>
-              <w:rPr>
-                <w:color w:val="auto"/>
-              </w:rPr>
-              <w:t>ры (С)</w:t>
-            </w:r>
-          </w:p>
-        </w:tc>
-        <w:tc>
-          <w:tcPr>
-            <w:tcW w:w="884" w:type="dxa"/>
-            <w:tcBorders>
-              <w:top w:val="single" w:sz="4" w:space="0" w:color="000000"/>
-              <w:left w:val="single" w:sz="4" w:space="0" w:color="000000"/>
-              <w:bottom w:val="single" w:sz="4" w:space="0" w:color="000000"/>
-              <w:right w:val="single" w:sz="4" w:space="0" w:color="auto"/>
-            </w:tcBorders>
             <w:vAlign w:val="center"/>
           </w:tcPr>
           <w:p>
             <w:pPr>
-              <w:pStyle w:val="Standard"/>
-              <w:ind w:firstLine="0"/>
-              <w:jc w:val="center"/>
-              <w:rPr>
-                <w:color w:val="auto"/>
-              </w:rPr>
-            </w:pPr>
-            <w:r>
-              <w:t xml:space="preserve">26</w:t>
-            </w:r>
-          </w:p>
-        </w:tc>
-        <w:tc>
-          <w:tcPr>
-            <w:tcW w:w="1148" w:type="dxa"/>
-            <w:tcBorders>
-              <w:top w:val="single" w:sz="4" w:space="0" w:color="000000"/>
-              <w:left w:val="single" w:sz="4" w:space="0" w:color="auto"/>
-              <w:bottom w:val="single" w:sz="4" w:space="0" w:color="000000"/>
-            </w:tcBorders>
+              <w:spacing w:before="0" w:after="20" w:line="240" w:lineRule="auto"/>
+              <w:jc w:val="left"/>
+            </w:pPr>
+            <w:r>
+              <w:rPr>
+                <w:rFonts w:ascii="Times New Roman" w:hAnsi="Times New Roman"/>
+                <w:b w:val="0"/>
+                <w:sz w:val="24"/>
+              </w:rPr>
+              <w:t>Практические занятия (ПЗ)</w:t>
+            </w:r>
+          </w:p>
+        </w:tc>
+        <w:tc>
+          <w:tcPr>
+            <w:tcW w:type="dxa" w:w="737"/>
             <w:vAlign w:val="center"/>
           </w:tcPr>
           <w:p>
             <w:pPr>
-              <w:pStyle w:val="Standard"/>
-              <w:ind w:firstLine="0"/>
-              <w:jc w:val="center"/>
-              <w:rPr>
-                <w:color w:val="auto"/>
-              </w:rPr>
-            </w:pPr>
-            <w:r/>
-          </w:p>
-        </w:tc>
-        <w:tc>
-          <w:tcPr>
-            <w:tcW w:w="856" w:type="dxa"/>
-            <w:tcBorders>
-              <w:top w:val="single" w:sz="4" w:space="0" w:color="000000"/>
-              <w:left w:val="single" w:sz="4" w:space="0" w:color="000000"/>
-              <w:bottom w:val="single" w:sz="4" w:space="0" w:color="000000"/>
-            </w:tcBorders>
+              <w:spacing w:before="0" w:after="20" w:line="240" w:lineRule="auto"/>
+              <w:jc w:val="center"/>
+            </w:pPr>
+            <w:r>
+              <w:rPr>
+                <w:rFonts w:ascii="Times New Roman" w:hAnsi="Times New Roman"/>
+                <w:b w:val="0"/>
+                <w:sz w:val="24"/>
+              </w:rPr>
+              <w:t>26</w:t>
+            </w:r>
+          </w:p>
+        </w:tc>
+        <w:tc>
+          <w:tcPr>
+            <w:tcW w:type="dxa" w:w="1587"/>
             <w:vAlign w:val="center"/>
           </w:tcPr>
           <w:p>
             <w:pPr>
-              <w:pStyle w:val="Standard"/>
-              <w:ind w:firstLine="0"/>
-              <w:jc w:val="center"/>
-              <w:rPr>
-                <w:color w:val="auto"/>
-              </w:rPr>
-            </w:pPr>
-            <w:r>
-              <w:t xml:space="preserve">26</w:t>
-            </w:r>
-          </w:p>
-        </w:tc>
-        <w:tc>
-          <w:tcPr>
-            <w:tcW w:w="860" w:type="dxa"/>
-            <w:tcBorders>
-              <w:top w:val="single" w:sz="4" w:space="0" w:color="000000"/>
-              <w:left w:val="single" w:sz="4" w:space="0" w:color="000000"/>
-              <w:bottom w:val="single" w:sz="4" w:space="0" w:color="000000"/>
-            </w:tcBorders>
+              <w:spacing w:before="0" w:after="20" w:line="240" w:lineRule="auto"/>
+              <w:jc w:val="center"/>
+            </w:pPr>
+            <w:r>
+              <w:rPr>
+                <w:rFonts w:ascii="Times New Roman" w:hAnsi="Times New Roman"/>
+                <w:b w:val="0"/>
+                <w:sz w:val="24"/>
+              </w:rPr>
+              <w:t>0</w:t>
+            </w:r>
+          </w:p>
+        </w:tc>
+        <w:tc>
+          <w:tcPr>
+            <w:tcW w:type="dxa" w:w="3402"/>
             <w:vAlign w:val="center"/>
           </w:tcPr>
           <w:p>
             <w:pPr>
-              <w:pStyle w:val="Standard"/>
-              <w:ind w:firstLine="0"/>
-              <w:jc w:val="center"/>
-              <w:rPr>
-                <w:color w:val="auto"/>
-              </w:rPr>
-            </w:pPr>
-            <w:r/>
-          </w:p>
-        </w:tc>
-        <w:tc>
-          <w:tcPr>
-            <w:tcW w:w="853" w:type="dxa"/>
-            <w:tcBorders>
-              <w:top w:val="single" w:sz="4" w:space="0" w:color="000000"/>
-              <w:left w:val="single" w:sz="4" w:space="0" w:color="000000"/>
-              <w:bottom w:val="single" w:sz="4" w:space="0" w:color="000000"/>
-            </w:tcBorders>
-            <w:vAlign w:val="center"/>
-          </w:tcPr>
-          <w:p>
-            <w:pPr>
-              <w:pStyle w:val="Standard"/>
-              <w:ind w:firstLine="0"/>
-              <w:jc w:val="center"/>
-              <w:rPr>
-                <w:color w:val="auto"/>
-              </w:rPr>
-            </w:pPr>
-            <w:r/>
-          </w:p>
-        </w:tc>
-        <w:tc>
-          <w:tcPr>
-            <w:tcW w:w="804" w:type="dxa"/>
-            <w:tcBorders>
-              <w:top w:val="single" w:sz="4" w:space="0" w:color="000000"/>
-              <w:left w:val="single" w:sz="4" w:space="0" w:color="000000"/>
-              <w:bottom w:val="single" w:sz="4" w:space="0" w:color="000000"/>
-              <w:right w:val="single" w:sz="4" w:space="0" w:color="000000"/>
-            </w:tcBorders>
-            <w:vAlign w:val="center"/>
-          </w:tcPr>
-          <w:p>
-            <w:pPr>
-              <w:pStyle w:val="Standard"/>
-              <w:ind w:firstLine="0"/>
-              <w:jc w:val="center"/>
-              <w:rPr>
-                <w:color w:val="auto"/>
-              </w:rPr>
-            </w:pPr>
-            <w:r/>
+              <w:spacing w:before="0" w:after="20" w:line="240" w:lineRule="auto"/>
+              <w:jc w:val="center"/>
+            </w:pPr>
+            <w:r>
+              <w:rPr>
+                <w:rFonts w:ascii="Times New Roman" w:hAnsi="Times New Roman"/>
+                <w:b w:val="0"/>
+                <w:sz w:val="24"/>
+              </w:rPr>
+              <w:t>26</w:t>
+            </w:r>
           </w:p>
         </w:tc>
       </w:tr>
       <w:tr>
         <w:tc>
           <w:tcPr>
-            <w:tcW w:w="4249" w:type="dxa"/>
+            <w:tcW w:type="dxa" w:w="454"/>
+            <w:vAlign w:val="center"/>
+          </w:tcPr>
+          <w:p>
+            <w:pPr>
+              <w:spacing w:before="0" w:after="20" w:line="240" w:lineRule="auto"/>
+              <w:jc w:val="center"/>
+            </w:pPr>
+            <w:r>
+              <w:rPr>
+                <w:rFonts w:ascii="Times New Roman" w:hAnsi="Times New Roman"/>
+                <w:b w:val="0"/>
+                <w:sz w:val="24"/>
+              </w:rPr>
+              <w:t>1.3</w:t>
+            </w:r>
+          </w:p>
+        </w:tc>
+        <w:tc>
+          <w:tcPr>
+            <w:tcW w:type="dxa" w:w="3175"/>
             <w:gridSpan w:val="2"/>
-            <w:tcBorders>
-              <w:top w:val="single" w:sz="4" w:space="0" w:color="000000"/>
-              <w:left w:val="single" w:sz="4" w:space="0" w:color="000000"/>
-              <w:bottom w:val="single" w:sz="4" w:space="0" w:color="000000"/>
-            </w:tcBorders>
-            <w:tcMar>
-              <w:left w:w="108" w:type="dxa"/>
-              <w:right w:w="108" w:type="dxa"/>
-            </w:tcMar>
-          </w:tcPr>
-          <w:p>
-            <w:pPr>
-              <w:pStyle w:val="Standard"/>
-              <w:ind w:firstLine="0"/>
-              <w:rPr>
-                <w:color w:val="auto"/>
-              </w:rPr>
-            </w:pPr>
-            <w:r>
-              <w:rPr>
-                <w:color w:val="auto"/>
-              </w:rPr>
-              <w:t>Лабораторные работы (ЛР)</w:t>
-            </w:r>
-          </w:p>
-        </w:tc>
-        <w:tc>
-          <w:tcPr>
-            <w:tcW w:w="884" w:type="dxa"/>
-            <w:tcBorders>
-              <w:top w:val="single" w:sz="4" w:space="0" w:color="000000"/>
-              <w:left w:val="single" w:sz="4" w:space="0" w:color="000000"/>
-              <w:bottom w:val="single" w:sz="4" w:space="0" w:color="000000"/>
-              <w:right w:val="single" w:sz="4" w:space="0" w:color="auto"/>
-            </w:tcBorders>
             <w:vAlign w:val="center"/>
           </w:tcPr>
           <w:p>
             <w:pPr>
-              <w:pStyle w:val="Standard"/>
-              <w:ind w:firstLine="0"/>
-              <w:jc w:val="center"/>
-              <w:rPr>
-                <w:color w:val="auto"/>
-              </w:rPr>
-            </w:pPr>
-            <w:r>
-              <w:rPr>
-                <w:color w:val="auto"/>
-              </w:rPr>
-            </w:r>
-          </w:p>
-        </w:tc>
-        <w:tc>
-          <w:tcPr>
-            <w:tcW w:w="1148" w:type="dxa"/>
-            <w:tcBorders>
-              <w:top w:val="single" w:sz="4" w:space="0" w:color="000000"/>
-              <w:left w:val="single" w:sz="4" w:space="0" w:color="auto"/>
-              <w:bottom w:val="single" w:sz="4" w:space="0" w:color="000000"/>
-            </w:tcBorders>
+              <w:spacing w:before="0" w:after="20" w:line="240" w:lineRule="auto"/>
+              <w:jc w:val="left"/>
+            </w:pPr>
+            <w:r>
+              <w:rPr>
+                <w:rFonts w:ascii="Times New Roman" w:hAnsi="Times New Roman"/>
+                <w:b w:val="0"/>
+                <w:sz w:val="24"/>
+              </w:rPr>
+              <w:t>Семинары (С)</w:t>
+            </w:r>
+          </w:p>
+        </w:tc>
+        <w:tc>
+          <w:tcPr>
+            <w:tcW w:type="dxa" w:w="737"/>
             <w:vAlign w:val="center"/>
           </w:tcPr>
           <w:p>
             <w:pPr>
-              <w:pStyle w:val="Standard"/>
-              <w:ind w:firstLine="0"/>
-              <w:jc w:val="center"/>
-              <w:rPr>
-                <w:color w:val="auto"/>
-              </w:rPr>
-            </w:pPr>
-            <w:r>
-              <w:rPr>
-                <w:color w:val="auto"/>
-              </w:rPr>
-            </w:r>
-          </w:p>
-        </w:tc>
-        <w:tc>
-          <w:tcPr>
-            <w:tcW w:w="856" w:type="dxa"/>
-            <w:tcBorders>
-              <w:top w:val="single" w:sz="4" w:space="0" w:color="000000"/>
-              <w:left w:val="single" w:sz="4" w:space="0" w:color="000000"/>
-              <w:bottom w:val="single" w:sz="4" w:space="0" w:color="000000"/>
-            </w:tcBorders>
+              <w:spacing w:before="0" w:after="20" w:line="240" w:lineRule="auto"/>
+              <w:jc w:val="center"/>
+            </w:pPr>
+            <w:r>
+              <w:rPr>
+                <w:rFonts w:ascii="Times New Roman" w:hAnsi="Times New Roman"/>
+                <w:b w:val="0"/>
+                <w:sz w:val="24"/>
+              </w:rPr>
+              <w:t>0</w:t>
+            </w:r>
+          </w:p>
+        </w:tc>
+        <w:tc>
+          <w:tcPr>
+            <w:tcW w:type="dxa" w:w="1587"/>
             <w:vAlign w:val="center"/>
           </w:tcPr>
           <w:p>
             <w:pPr>
-              <w:pStyle w:val="Standard"/>
-              <w:ind w:firstLine="0"/>
-              <w:jc w:val="center"/>
-              <w:rPr>
-                <w:color w:val="auto"/>
-              </w:rPr>
-            </w:pPr>
-            <w:r>
-              <w:rPr>
-                <w:color w:val="auto"/>
-              </w:rPr>
-            </w:r>
-          </w:p>
-        </w:tc>
-        <w:tc>
-          <w:tcPr>
-            <w:tcW w:w="860" w:type="dxa"/>
-            <w:tcBorders>
-              <w:top w:val="single" w:sz="4" w:space="0" w:color="000000"/>
-              <w:left w:val="single" w:sz="4" w:space="0" w:color="000000"/>
-              <w:bottom w:val="single" w:sz="4" w:space="0" w:color="000000"/>
-            </w:tcBorders>
+              <w:spacing w:before="0" w:after="20" w:line="240" w:lineRule="auto"/>
+              <w:jc w:val="center"/>
+            </w:pPr>
+            <w:r>
+              <w:rPr>
+                <w:rFonts w:ascii="Times New Roman" w:hAnsi="Times New Roman"/>
+                <w:b w:val="0"/>
+                <w:sz w:val="24"/>
+              </w:rPr>
+              <w:t>0</w:t>
+            </w:r>
+          </w:p>
+        </w:tc>
+        <w:tc>
+          <w:tcPr>
+            <w:tcW w:type="dxa" w:w="3402"/>
             <w:vAlign w:val="center"/>
           </w:tcPr>
           <w:p>
             <w:pPr>
-              <w:pStyle w:val="Standard"/>
-              <w:ind w:firstLine="0"/>
-              <w:jc w:val="center"/>
-              <w:rPr>
-                <w:color w:val="auto"/>
-              </w:rPr>
-            </w:pPr>
-            <w:r>
-              <w:rPr>
-                <w:color w:val="auto"/>
-              </w:rPr>
-            </w:r>
-          </w:p>
-        </w:tc>
-        <w:tc>
-          <w:tcPr>
-            <w:tcW w:w="853" w:type="dxa"/>
-            <w:tcBorders>
-              <w:top w:val="single" w:sz="4" w:space="0" w:color="000000"/>
-              <w:left w:val="single" w:sz="4" w:space="0" w:color="000000"/>
-              <w:bottom w:val="single" w:sz="4" w:space="0" w:color="000000"/>
-            </w:tcBorders>
-            <w:vAlign w:val="center"/>
-          </w:tcPr>
-          <w:p>
-            <w:pPr>
-              <w:pStyle w:val="Standard"/>
-              <w:ind w:firstLine="0"/>
-              <w:jc w:val="center"/>
-              <w:rPr>
-                <w:color w:val="auto"/>
-              </w:rPr>
-            </w:pPr>
-            <w:r/>
-          </w:p>
-        </w:tc>
-        <w:tc>
-          <w:tcPr>
-            <w:tcW w:w="804" w:type="dxa"/>
-            <w:tcBorders>
-              <w:top w:val="single" w:sz="4" w:space="0" w:color="000000"/>
-              <w:left w:val="single" w:sz="4" w:space="0" w:color="000000"/>
-              <w:bottom w:val="single" w:sz="4" w:space="0" w:color="000000"/>
-              <w:right w:val="single" w:sz="4" w:space="0" w:color="000000"/>
-            </w:tcBorders>
-            <w:vAlign w:val="center"/>
-          </w:tcPr>
-          <w:p>
-            <w:pPr>
-              <w:pStyle w:val="Standard"/>
-              <w:ind w:firstLine="0"/>
-              <w:jc w:val="center"/>
-              <w:rPr>
-                <w:color w:val="auto"/>
-              </w:rPr>
-            </w:pPr>
-            <w:r/>
+              <w:spacing w:before="0" w:after="20" w:line="240" w:lineRule="auto"/>
+              <w:jc w:val="center"/>
+            </w:pPr>
+            <w:r>
+              <w:rPr>
+                <w:rFonts w:ascii="Times New Roman" w:hAnsi="Times New Roman"/>
+                <w:b w:val="0"/>
+                <w:sz w:val="24"/>
+              </w:rPr>
+              <w:t>0</w:t>
+            </w:r>
           </w:p>
         </w:tc>
       </w:tr>
       <w:tr>
         <w:tc>
           <w:tcPr>
-            <w:tcW w:w="4249" w:type="dxa"/>
+            <w:tcW w:type="dxa" w:w="454"/>
+            <w:vAlign w:val="center"/>
+          </w:tcPr>
+          <w:p>
+            <w:pPr>
+              <w:spacing w:before="0" w:after="20" w:line="240" w:lineRule="auto"/>
+              <w:jc w:val="center"/>
+            </w:pPr>
+            <w:r>
+              <w:rPr>
+                <w:rFonts w:ascii="Times New Roman" w:hAnsi="Times New Roman"/>
+                <w:b w:val="0"/>
+                <w:sz w:val="24"/>
+              </w:rPr>
+              <w:t>1.4</w:t>
+            </w:r>
+          </w:p>
+        </w:tc>
+        <w:tc>
+          <w:tcPr>
+            <w:tcW w:type="dxa" w:w="3175"/>
             <w:gridSpan w:val="2"/>
-            <w:tcBorders>
-              <w:top w:val="single" w:sz="4" w:space="0" w:color="000000"/>
-              <w:left w:val="single" w:sz="4" w:space="0" w:color="000000"/>
-              <w:bottom w:val="single" w:sz="4" w:space="0" w:color="000000"/>
-            </w:tcBorders>
-            <w:tcMar>
-              <w:left w:w="108" w:type="dxa"/>
-              <w:right w:w="108" w:type="dxa"/>
-            </w:tcMar>
-          </w:tcPr>
-          <w:p>
-            <w:pPr>
-              <w:pStyle w:val="Standard"/>
-              <w:ind w:firstLine="0"/>
-              <w:rPr>
-                <w:color w:val="auto"/>
-              </w:rPr>
-            </w:pPr>
-            <w:r>
-              <w:rPr>
-                <w:rFonts w:eastAsia="Calibri"/>
-                <w:color w:val="auto"/>
-              </w:rPr>
-              <w:t>Иные виды занятий</w:t>
-            </w:r>
-          </w:p>
-        </w:tc>
-        <w:tc>
-          <w:tcPr>
-            <w:tcW w:w="884" w:type="dxa"/>
-            <w:tcBorders>
-              <w:top w:val="single" w:sz="4" w:space="0" w:color="000000"/>
-              <w:left w:val="single" w:sz="4" w:space="0" w:color="000000"/>
-              <w:bottom w:val="single" w:sz="4" w:space="0" w:color="000000"/>
-              <w:right w:val="single" w:sz="4" w:space="0" w:color="auto"/>
-            </w:tcBorders>
             <w:vAlign w:val="center"/>
           </w:tcPr>
           <w:p>
             <w:pPr>
-              <w:pStyle w:val="Standard"/>
-              <w:ind w:firstLine="0"/>
-              <w:jc w:val="center"/>
-              <w:rPr>
-                <w:color w:val="auto"/>
-              </w:rPr>
-            </w:pPr>
-            <w:r/>
-          </w:p>
-        </w:tc>
-        <w:tc>
-          <w:tcPr>
-            <w:tcW w:w="1148" w:type="dxa"/>
-            <w:tcBorders>
-              <w:top w:val="single" w:sz="4" w:space="0" w:color="000000"/>
-              <w:left w:val="single" w:sz="4" w:space="0" w:color="auto"/>
-              <w:bottom w:val="single" w:sz="4" w:space="0" w:color="000000"/>
-            </w:tcBorders>
+              <w:spacing w:before="0" w:after="20" w:line="240" w:lineRule="auto"/>
+              <w:jc w:val="left"/>
+            </w:pPr>
+            <w:r>
+              <w:rPr>
+                <w:rFonts w:ascii="Times New Roman" w:hAnsi="Times New Roman"/>
+                <w:b w:val="0"/>
+                <w:sz w:val="24"/>
+              </w:rPr>
+              <w:t>Лабораторные работы (ЛР)</w:t>
+            </w:r>
+          </w:p>
+        </w:tc>
+        <w:tc>
+          <w:tcPr>
+            <w:tcW w:type="dxa" w:w="737"/>
             <w:vAlign w:val="center"/>
           </w:tcPr>
           <w:p>
             <w:pPr>
-              <w:pStyle w:val="Standard"/>
-              <w:ind w:firstLine="0"/>
-              <w:jc w:val="center"/>
-              <w:rPr>
-                <w:color w:val="auto"/>
-              </w:rPr>
-            </w:pPr>
-            <w:r/>
-          </w:p>
-        </w:tc>
-        <w:tc>
-          <w:tcPr>
-            <w:tcW w:w="856" w:type="dxa"/>
-            <w:tcBorders>
-              <w:top w:val="single" w:sz="4" w:space="0" w:color="000000"/>
-              <w:left w:val="single" w:sz="4" w:space="0" w:color="000000"/>
-              <w:bottom w:val="single" w:sz="4" w:space="0" w:color="000000"/>
-            </w:tcBorders>
+              <w:spacing w:before="0" w:after="20" w:line="240" w:lineRule="auto"/>
+              <w:jc w:val="center"/>
+            </w:pPr>
+            <w:r>
+              <w:rPr>
+                <w:rFonts w:ascii="Times New Roman" w:hAnsi="Times New Roman"/>
+                <w:b w:val="0"/>
+                <w:sz w:val="24"/>
+              </w:rPr>
+              <w:t>0</w:t>
+            </w:r>
+          </w:p>
+        </w:tc>
+        <w:tc>
+          <w:tcPr>
+            <w:tcW w:type="dxa" w:w="1587"/>
             <w:vAlign w:val="center"/>
           </w:tcPr>
           <w:p>
             <w:pPr>
-              <w:pStyle w:val="Standard"/>
-              <w:ind w:firstLine="0"/>
-              <w:jc w:val="center"/>
-              <w:rPr>
-                <w:color w:val="auto"/>
-              </w:rPr>
-            </w:pPr>
-            <w:r/>
-          </w:p>
-        </w:tc>
-        <w:tc>
-          <w:tcPr>
-            <w:tcW w:w="860" w:type="dxa"/>
-            <w:tcBorders>
-              <w:top w:val="single" w:sz="4" w:space="0" w:color="000000"/>
-              <w:left w:val="single" w:sz="4" w:space="0" w:color="000000"/>
-              <w:bottom w:val="single" w:sz="4" w:space="0" w:color="000000"/>
-            </w:tcBorders>
+              <w:spacing w:before="0" w:after="20" w:line="240" w:lineRule="auto"/>
+              <w:jc w:val="center"/>
+            </w:pPr>
+            <w:r>
+              <w:rPr>
+                <w:rFonts w:ascii="Times New Roman" w:hAnsi="Times New Roman"/>
+                <w:b w:val="0"/>
+                <w:sz w:val="24"/>
+              </w:rPr>
+              <w:t>0</w:t>
+            </w:r>
+          </w:p>
+        </w:tc>
+        <w:tc>
+          <w:tcPr>
+            <w:tcW w:type="dxa" w:w="3402"/>
             <w:vAlign w:val="center"/>
           </w:tcPr>
           <w:p>
             <w:pPr>
-              <w:pStyle w:val="Standard"/>
-              <w:ind w:firstLine="0"/>
-              <w:jc w:val="center"/>
-              <w:rPr>
-                <w:color w:val="auto"/>
-              </w:rPr>
-            </w:pPr>
-            <w:r/>
-          </w:p>
-        </w:tc>
-        <w:tc>
-          <w:tcPr>
-            <w:tcW w:w="853" w:type="dxa"/>
-            <w:tcBorders>
-              <w:top w:val="single" w:sz="4" w:space="0" w:color="000000"/>
-              <w:left w:val="single" w:sz="4" w:space="0" w:color="000000"/>
-              <w:bottom w:val="single" w:sz="4" w:space="0" w:color="000000"/>
-            </w:tcBorders>
-            <w:vAlign w:val="center"/>
-          </w:tcPr>
-          <w:p>
-            <w:pPr>
-              <w:pStyle w:val="Standard"/>
-              <w:ind w:firstLine="0"/>
-              <w:jc w:val="center"/>
-              <w:rPr>
-                <w:color w:val="auto"/>
-              </w:rPr>
-            </w:pPr>
-            <w:r/>
-          </w:p>
-        </w:tc>
-        <w:tc>
-          <w:tcPr>
-            <w:tcW w:w="804" w:type="dxa"/>
-            <w:tcBorders>
-              <w:top w:val="single" w:sz="4" w:space="0" w:color="000000"/>
-              <w:left w:val="single" w:sz="4" w:space="0" w:color="000000"/>
-              <w:bottom w:val="single" w:sz="4" w:space="0" w:color="000000"/>
-              <w:right w:val="single" w:sz="4" w:space="0" w:color="000000"/>
-            </w:tcBorders>
-            <w:vAlign w:val="center"/>
-          </w:tcPr>
-          <w:p>
-            <w:pPr>
-              <w:pStyle w:val="Standard"/>
-              <w:ind w:firstLine="0"/>
-              <w:jc w:val="center"/>
-              <w:rPr>
-                <w:color w:val="auto"/>
-              </w:rPr>
-            </w:pPr>
-            <w:r/>
+              <w:spacing w:before="0" w:after="20" w:line="240" w:lineRule="auto"/>
+              <w:jc w:val="center"/>
+            </w:pPr>
+            <w:r>
+              <w:rPr>
+                <w:rFonts w:ascii="Times New Roman" w:hAnsi="Times New Roman"/>
+                <w:b w:val="0"/>
+                <w:sz w:val="24"/>
+              </w:rPr>
+              <w:t>0</w:t>
+            </w:r>
           </w:p>
         </w:tc>
       </w:tr>
       <w:tr>
         <w:tc>
           <w:tcPr>
-            <w:tcW w:w="4249" w:type="dxa"/>
+            <w:tcW w:type="dxa" w:w="454"/>
+            <w:vAlign w:val="center"/>
+          </w:tcPr>
+          <w:p>
+            <w:pPr>
+              <w:spacing w:before="0" w:after="20" w:line="240" w:lineRule="auto"/>
+              <w:jc w:val="center"/>
+            </w:pPr>
+            <w:r>
+              <w:rPr>
+                <w:rFonts w:ascii="Times New Roman" w:hAnsi="Times New Roman"/>
+                <w:b w:val="0"/>
+                <w:sz w:val="24"/>
+              </w:rPr>
+              <w:t>1.5</w:t>
+            </w:r>
+          </w:p>
+        </w:tc>
+        <w:tc>
+          <w:tcPr>
+            <w:tcW w:type="dxa" w:w="3175"/>
             <w:gridSpan w:val="2"/>
-            <w:tcBorders>
-              <w:top w:val="single" w:sz="4" w:space="0" w:color="000000"/>
-              <w:left w:val="single" w:sz="4" w:space="0" w:color="000000"/>
-              <w:bottom w:val="single" w:sz="4" w:space="0" w:color="000000"/>
-            </w:tcBorders>
-            <w:tcMar>
-              <w:left w:w="108" w:type="dxa"/>
-              <w:right w:w="108" w:type="dxa"/>
-            </w:tcMar>
-          </w:tcPr>
-          <w:p>
-            <w:pPr>
-              <w:pStyle w:val="Standard"/>
-              <w:ind w:firstLine="0"/>
-              <w:rPr>
-                <w:color w:val="auto"/>
-              </w:rPr>
-            </w:pPr>
-            <w:r>
-              <w:rPr>
-                <w:color w:val="auto"/>
-              </w:rPr>
-              <w:t>2.Самостоятельная работа студента (всего)</w:t>
-            </w:r>
-          </w:p>
-        </w:tc>
-        <w:tc>
-          <w:tcPr>
-            <w:tcW w:w="884" w:type="dxa"/>
-            <w:tcBorders>
-              <w:top w:val="single" w:sz="4" w:space="0" w:color="000000"/>
-              <w:left w:val="single" w:sz="4" w:space="0" w:color="000000"/>
-              <w:bottom w:val="single" w:sz="4" w:space="0" w:color="000000"/>
-              <w:right w:val="single" w:sz="4" w:space="0" w:color="auto"/>
-            </w:tcBorders>
             <w:vAlign w:val="center"/>
           </w:tcPr>
           <w:p>
             <w:pPr>
-              <w:pStyle w:val="Standard"/>
-              <w:ind w:firstLine="0"/>
-              <w:jc w:val="center"/>
-              <w:rPr>
-                <w:color w:val="auto"/>
-              </w:rPr>
-            </w:pPr>
-            <w:r>
-              <w:rPr>
-                <w:color w:val="auto"/>
-              </w:rPr>
-              <w:t xml:space="preserve">20</w:t>
-            </w:r>
-          </w:p>
-        </w:tc>
-        <w:tc>
-          <w:tcPr>
-            <w:tcW w:w="1148" w:type="dxa"/>
-            <w:tcBorders>
-              <w:top w:val="single" w:sz="4" w:space="0" w:color="000000"/>
-              <w:left w:val="single" w:sz="4" w:space="0" w:color="auto"/>
-              <w:bottom w:val="single" w:sz="4" w:space="0" w:color="000000"/>
-            </w:tcBorders>
+              <w:spacing w:before="0" w:after="20" w:line="240" w:lineRule="auto"/>
+              <w:jc w:val="left"/>
+            </w:pPr>
+            <w:r>
+              <w:rPr>
+                <w:rFonts w:ascii="Times New Roman" w:hAnsi="Times New Roman"/>
+                <w:b w:val="0"/>
+                <w:sz w:val="24"/>
+              </w:rPr>
+              <w:t>Иные виды занятий</w:t>
+            </w:r>
+          </w:p>
+        </w:tc>
+        <w:tc>
+          <w:tcPr>
+            <w:tcW w:type="dxa" w:w="737"/>
             <w:vAlign w:val="center"/>
           </w:tcPr>
           <w:p>
             <w:pPr>
-              <w:pStyle w:val="Standard"/>
-              <w:ind w:firstLine="0"/>
-              <w:jc w:val="center"/>
-              <w:rPr>
-                <w:color w:val="auto"/>
-              </w:rPr>
-            </w:pPr>
-            <w:r/>
-          </w:p>
-        </w:tc>
-        <w:tc>
-          <w:tcPr>
-            <w:tcW w:w="856" w:type="dxa"/>
-            <w:tcBorders>
-              <w:top w:val="single" w:sz="4" w:space="0" w:color="000000"/>
-              <w:left w:val="single" w:sz="4" w:space="0" w:color="000000"/>
-              <w:bottom w:val="single" w:sz="4" w:space="0" w:color="000000"/>
-            </w:tcBorders>
+              <w:spacing w:before="0" w:after="20" w:line="240" w:lineRule="auto"/>
+              <w:jc w:val="center"/>
+            </w:pPr>
+            <w:r>
+              <w:rPr>
+                <w:rFonts w:ascii="Times New Roman" w:hAnsi="Times New Roman"/>
+                <w:b w:val="0"/>
+                <w:sz w:val="24"/>
+              </w:rPr>
+              <w:t>0</w:t>
+            </w:r>
+          </w:p>
+        </w:tc>
+        <w:tc>
+          <w:tcPr>
+            <w:tcW w:type="dxa" w:w="1587"/>
             <w:vAlign w:val="center"/>
           </w:tcPr>
           <w:p>
             <w:pPr>
-              <w:pStyle w:val="Standard"/>
-              <w:ind w:firstLine="0"/>
-              <w:jc w:val="center"/>
-              <w:rPr>
-                <w:color w:val="auto"/>
-              </w:rPr>
-            </w:pPr>
-            <w:r>
-              <w:rPr>
-                <w:color w:val="auto"/>
-              </w:rPr>
-              <w:t xml:space="preserve">20</w:t>
-            </w:r>
-          </w:p>
-        </w:tc>
-        <w:tc>
-          <w:tcPr>
-            <w:tcW w:w="860" w:type="dxa"/>
-            <w:tcBorders>
-              <w:top w:val="single" w:sz="4" w:space="0" w:color="000000"/>
-              <w:left w:val="single" w:sz="4" w:space="0" w:color="000000"/>
-              <w:bottom w:val="single" w:sz="4" w:space="0" w:color="000000"/>
-            </w:tcBorders>
+              <w:spacing w:before="0" w:after="20" w:line="240" w:lineRule="auto"/>
+              <w:jc w:val="center"/>
+            </w:pPr>
+            <w:r>
+              <w:rPr>
+                <w:rFonts w:ascii="Times New Roman" w:hAnsi="Times New Roman"/>
+                <w:b w:val="0"/>
+                <w:sz w:val="24"/>
+              </w:rPr>
+              <w:t>0</w:t>
+            </w:r>
+          </w:p>
+        </w:tc>
+        <w:tc>
+          <w:tcPr>
+            <w:tcW w:type="dxa" w:w="3402"/>
             <w:vAlign w:val="center"/>
           </w:tcPr>
           <w:p>
             <w:pPr>
-              <w:pStyle w:val="Standard"/>
-              <w:ind w:firstLine="0"/>
-              <w:jc w:val="center"/>
-              <w:rPr>
-                <w:color w:val="auto"/>
-              </w:rPr>
-            </w:pPr>
-            <w:r>
-              <w:rPr>
-                <w:color w:val="auto"/>
-              </w:rPr>
-            </w:r>
-          </w:p>
-        </w:tc>
-        <w:tc>
-          <w:tcPr>
-            <w:tcW w:w="853" w:type="dxa"/>
-            <w:tcBorders>
-              <w:top w:val="single" w:sz="4" w:space="0" w:color="000000"/>
-              <w:left w:val="single" w:sz="4" w:space="0" w:color="000000"/>
-              <w:bottom w:val="single" w:sz="4" w:space="0" w:color="000000"/>
-            </w:tcBorders>
-            <w:vAlign w:val="center"/>
-          </w:tcPr>
-          <w:p>
-            <w:pPr>
-              <w:pStyle w:val="Standard"/>
-              <w:ind w:firstLine="0"/>
-              <w:jc w:val="center"/>
-              <w:rPr>
-                <w:color w:val="auto"/>
-              </w:rPr>
-            </w:pPr>
-            <w:r/>
-          </w:p>
-        </w:tc>
-        <w:tc>
-          <w:tcPr>
-            <w:tcW w:w="804" w:type="dxa"/>
-            <w:tcBorders>
-              <w:top w:val="single" w:sz="4" w:space="0" w:color="000000"/>
-              <w:left w:val="single" w:sz="4" w:space="0" w:color="000000"/>
-              <w:bottom w:val="single" w:sz="4" w:space="0" w:color="000000"/>
-              <w:right w:val="single" w:sz="4" w:space="0" w:color="000000"/>
-            </w:tcBorders>
-            <w:vAlign w:val="center"/>
-          </w:tcPr>
-          <w:p>
-            <w:pPr>
-              <w:pStyle w:val="Standard"/>
-              <w:tabs>
-                <w:tab w:val="center" w:pos="409"/>
-              </w:tabs>
-              <w:ind w:firstLine="0"/>
-              <w:jc w:val="center"/>
-              <w:rPr>
-                <w:color w:val="auto"/>
-              </w:rPr>
-            </w:pPr>
-            <w:r/>
+              <w:spacing w:before="0" w:after="20" w:line="240" w:lineRule="auto"/>
+              <w:jc w:val="center"/>
+            </w:pPr>
+            <w:r>
+              <w:rPr>
+                <w:rFonts w:ascii="Times New Roman" w:hAnsi="Times New Roman"/>
+                <w:b w:val="0"/>
+                <w:sz w:val="24"/>
+              </w:rPr>
+              <w:t>0</w:t>
+            </w:r>
           </w:p>
         </w:tc>
       </w:tr>
       <w:tr>
         <w:tc>
           <w:tcPr>
-            <w:tcW w:w="2915" w:type="dxa"/>
-            <w:vMerge w:val="restart"/>
-            <w:tcBorders>
-              <w:top w:val="single" w:sz="4" w:space="0" w:color="000000"/>
-              <w:left w:val="single" w:sz="4" w:space="0" w:color="000000"/>
-              <w:bottom w:val="single" w:sz="4" w:space="0" w:color="000000"/>
-            </w:tcBorders>
-            <w:tcMar>
-              <w:left w:w="108" w:type="dxa"/>
-              <w:right w:w="108" w:type="dxa"/>
-            </w:tcMar>
+            <w:tcW w:type="dxa" w:w="454"/>
             <w:vAlign w:val="center"/>
           </w:tcPr>
           <w:p>
             <w:pPr>
-              <w:pStyle w:val="Standard"/>
-              <w:ind w:firstLine="0"/>
+              <w:spacing w:before="0" w:after="20" w:line="240" w:lineRule="auto"/>
+              <w:jc w:val="center"/>
+            </w:pPr>
+            <w:r>
+              <w:rPr>
+                <w:rFonts w:ascii="Times New Roman" w:hAnsi="Times New Roman"/>
+                <w:b w:val="0"/>
+                <w:sz w:val="24"/>
+              </w:rPr>
+              <w:t>2</w:t>
+            </w:r>
+          </w:p>
+        </w:tc>
+        <w:tc>
+          <w:tcPr>
+            <w:tcW w:type="dxa" w:w="3175"/>
+            <w:gridSpan w:val="2"/>
+            <w:vAlign w:val="center"/>
+          </w:tcPr>
+          <w:p>
+            <w:pPr>
+              <w:spacing w:before="0" w:after="20" w:line="240" w:lineRule="auto"/>
               <w:jc w:val="left"/>
-              <w:rPr>
-                <w:color w:val="auto"/>
-              </w:rPr>
-            </w:pPr>
-            <w:r>
-              <w:rPr>
-                <w:color w:val="auto"/>
-              </w:rPr>
-              <w:t>3.</w:t>
-            </w:r>
-            <w:r>
-              <w:rPr>
-                <w:rFonts w:eastAsia="Calibri"/>
-                <w:color w:val="auto"/>
-              </w:rPr>
-              <w:t xml:space="preserve"> Курсовая работа</w:t>
-            </w:r>
-            <w:r>
-              <w:rPr>
-                <w:rFonts w:eastAsia="Calibri"/>
-                <w:color w:val="auto"/>
-              </w:rPr>
-              <w:br/>
-              <w:t xml:space="preserve"> (при нал</w:t>
-            </w:r>
-            <w:r>
-              <w:rPr>
-                <w:rFonts w:eastAsia="Calibri"/>
-                <w:color w:val="auto"/>
-              </w:rPr>
-              <w:t>и</w:t>
-            </w:r>
-            <w:r>
-              <w:rPr>
-                <w:rFonts w:eastAsia="Calibri"/>
-                <w:color w:val="auto"/>
-              </w:rPr>
-              <w:t>чии)</w:t>
-            </w:r>
-          </w:p>
-        </w:tc>
-        <w:tc>
-          <w:tcPr>
-            <w:tcW w:w="1334" w:type="dxa"/>
-            <w:tcBorders>
-              <w:top w:val="single" w:sz="4" w:space="0" w:color="000000"/>
-              <w:left w:val="single" w:sz="4" w:space="0" w:color="000000"/>
-              <w:bottom w:val="single" w:sz="4" w:space="0" w:color="000000"/>
-            </w:tcBorders>
-          </w:tcPr>
-          <w:p>
-            <w:pPr>
-              <w:pStyle w:val="Standard"/>
-              <w:ind w:firstLine="0"/>
-              <w:jc w:val="center"/>
-              <w:rPr>
-                <w:color w:val="auto"/>
-              </w:rPr>
-            </w:pPr>
-            <w:r>
-              <w:rPr>
-                <w:color w:val="auto"/>
-              </w:rPr>
-              <w:t>КП</w:t>
-            </w:r>
-          </w:p>
-        </w:tc>
-        <w:tc>
-          <w:tcPr>
-            <w:tcW w:w="884" w:type="dxa"/>
-            <w:tcBorders>
-              <w:top w:val="single" w:sz="4" w:space="0" w:color="000000"/>
-              <w:left w:val="single" w:sz="4" w:space="0" w:color="000000"/>
-              <w:bottom w:val="single" w:sz="4" w:space="0" w:color="000000"/>
-              <w:right w:val="single" w:sz="4" w:space="0" w:color="auto"/>
-            </w:tcBorders>
-          </w:tcPr>
-          <w:p>
-            <w:pPr>
-              <w:pStyle w:val="Standard"/>
-              <w:ind w:firstLine="0"/>
-              <w:jc w:val="center"/>
-              <w:rPr>
-                <w:color w:val="auto"/>
-              </w:rPr>
-            </w:pPr>
-            <w:r>
-              <w:rPr>
-                <w:color w:val="auto"/>
-              </w:rPr>
-              <w:t>-</w:t>
-            </w:r>
-          </w:p>
-        </w:tc>
-        <w:tc>
-          <w:tcPr>
-            <w:tcW w:w="1148" w:type="dxa"/>
-            <w:tcBorders>
-              <w:top w:val="single" w:sz="4" w:space="0" w:color="000000"/>
-              <w:left w:val="single" w:sz="4" w:space="0" w:color="auto"/>
-              <w:bottom w:val="single" w:sz="4" w:space="0" w:color="000000"/>
-            </w:tcBorders>
-          </w:tcPr>
-          <w:p>
-            <w:pPr>
-              <w:pStyle w:val="Standard"/>
-              <w:ind w:firstLine="0"/>
-              <w:jc w:val="center"/>
-              <w:rPr>
-                <w:color w:val="auto"/>
-              </w:rPr>
-            </w:pPr>
-            <w:r/>
-          </w:p>
-        </w:tc>
-        <w:tc>
-          <w:tcPr>
-            <w:tcW w:w="856" w:type="dxa"/>
-            <w:tcBorders>
-              <w:top w:val="single" w:sz="4" w:space="0" w:color="000000"/>
-              <w:left w:val="single" w:sz="4" w:space="0" w:color="000000"/>
-              <w:bottom w:val="single" w:sz="4" w:space="0" w:color="000000"/>
-            </w:tcBorders>
-          </w:tcPr>
-          <w:p>
-            <w:pPr>
-              <w:pStyle w:val="Standard"/>
-              <w:ind w:firstLine="0"/>
-              <w:jc w:val="center"/>
-              <w:rPr>
-                <w:color w:val="auto"/>
-              </w:rPr>
-            </w:pPr>
-            <w:r>
-              <w:rPr>
-                <w:color w:val="auto"/>
-              </w:rPr>
-              <w:t>-</w:t>
-            </w:r>
-          </w:p>
-        </w:tc>
-        <w:tc>
-          <w:tcPr>
-            <w:tcW w:w="860" w:type="dxa"/>
-            <w:tcBorders>
-              <w:top w:val="single" w:sz="4" w:space="0" w:color="000000"/>
-              <w:left w:val="single" w:sz="4" w:space="0" w:color="000000"/>
-              <w:bottom w:val="single" w:sz="4" w:space="0" w:color="000000"/>
-            </w:tcBorders>
-          </w:tcPr>
-          <w:p>
-            <w:pPr>
-              <w:pStyle w:val="Standard"/>
-              <w:ind w:firstLine="0"/>
-              <w:jc w:val="center"/>
-              <w:rPr>
-                <w:color w:val="auto"/>
-              </w:rPr>
-            </w:pPr>
-            <w:r/>
-          </w:p>
-        </w:tc>
-        <w:tc>
-          <w:tcPr>
-            <w:tcW w:w="853" w:type="dxa"/>
-            <w:tcBorders>
-              <w:top w:val="single" w:sz="4" w:space="0" w:color="000000"/>
-              <w:left w:val="single" w:sz="4" w:space="0" w:color="000000"/>
-              <w:bottom w:val="single" w:sz="4" w:space="0" w:color="000000"/>
-            </w:tcBorders>
-          </w:tcPr>
-          <w:p>
-            <w:pPr>
-              <w:pStyle w:val="Standard"/>
-              <w:ind w:firstLine="0"/>
-              <w:jc w:val="center"/>
-              <w:rPr>
-                <w:color w:val="auto"/>
-              </w:rPr>
-            </w:pPr>
-            <w:r/>
-          </w:p>
-        </w:tc>
-        <w:tc>
-          <w:tcPr>
-            <w:tcW w:w="804" w:type="dxa"/>
-            <w:tcBorders>
-              <w:top w:val="single" w:sz="4" w:space="0" w:color="000000"/>
-              <w:left w:val="single" w:sz="4" w:space="0" w:color="000000"/>
-              <w:bottom w:val="single" w:sz="4" w:space="0" w:color="000000"/>
-              <w:right w:val="single" w:sz="4" w:space="0" w:color="000000"/>
-            </w:tcBorders>
-          </w:tcPr>
-          <w:p>
-            <w:pPr>
-              <w:pStyle w:val="Standard"/>
-              <w:ind w:firstLine="0"/>
-              <w:jc w:val="center"/>
-              <w:rPr>
-                <w:color w:val="auto"/>
-              </w:rPr>
-            </w:pPr>
-            <w:r/>
+            </w:pPr>
+            <w:r>
+              <w:rPr>
+                <w:rFonts w:ascii="Times New Roman" w:hAnsi="Times New Roman"/>
+                <w:b/>
+                <w:sz w:val="24"/>
+              </w:rPr>
+              <w:t>Самостоятельная работа, всего</w:t>
+            </w:r>
+          </w:p>
+        </w:tc>
+        <w:tc>
+          <w:tcPr>
+            <w:tcW w:type="dxa" w:w="737"/>
+            <w:vAlign w:val="center"/>
+          </w:tcPr>
+          <w:p>
+            <w:pPr>
+              <w:spacing w:before="0" w:after="20" w:line="240" w:lineRule="auto"/>
+              <w:jc w:val="center"/>
+            </w:pPr>
+            <w:r>
+              <w:rPr>
+                <w:rFonts w:ascii="Times New Roman" w:hAnsi="Times New Roman"/>
+                <w:b w:val="0"/>
+                <w:sz w:val="24"/>
+              </w:rPr>
+              <w:t>20</w:t>
+            </w:r>
+          </w:p>
+        </w:tc>
+        <w:tc>
+          <w:tcPr>
+            <w:tcW w:type="dxa" w:w="1587"/>
+            <w:vAlign w:val="center"/>
+          </w:tcPr>
+          <w:p>
+            <w:pPr>
+              <w:spacing w:before="0" w:after="20" w:line="240" w:lineRule="auto"/>
+              <w:jc w:val="center"/>
+            </w:pPr>
+            <w:r>
+              <w:rPr>
+                <w:rFonts w:ascii="Times New Roman" w:hAnsi="Times New Roman"/>
+                <w:b w:val="0"/>
+                <w:sz w:val="24"/>
+              </w:rPr>
+              <w:t>0</w:t>
+            </w:r>
+          </w:p>
+        </w:tc>
+        <w:tc>
+          <w:tcPr>
+            <w:tcW w:type="dxa" w:w="3402"/>
+            <w:vAlign w:val="center"/>
+          </w:tcPr>
+          <w:p>
+            <w:pPr>
+              <w:spacing w:before="0" w:after="20" w:line="240" w:lineRule="auto"/>
+              <w:jc w:val="center"/>
+            </w:pPr>
+            <w:r>
+              <w:rPr>
+                <w:rFonts w:ascii="Times New Roman" w:hAnsi="Times New Roman"/>
+                <w:b w:val="0"/>
+                <w:sz w:val="24"/>
+              </w:rPr>
+              <w:t>20</w:t>
+            </w:r>
           </w:p>
         </w:tc>
       </w:tr>
       <w:tr>
         <w:tc>
           <w:tcPr>
-            <w:tcW w:w="2915" w:type="dxa"/>
-            <w:vMerge/>
-            <w:tcBorders>
-              <w:top w:val="single" w:sz="4" w:space="0" w:color="000000"/>
-              <w:left w:val="single" w:sz="4" w:space="0" w:color="000000"/>
-              <w:bottom w:val="single" w:sz="4" w:space="0" w:color="000000"/>
-            </w:tcBorders>
-            <w:tcMar>
-              <w:left w:w="108" w:type="dxa"/>
-              <w:right w:w="108" w:type="dxa"/>
-            </w:tcMar>
+            <w:tcW w:type="dxa" w:w="454"/>
             <w:vAlign w:val="center"/>
           </w:tcPr>
           <w:p>
             <w:pPr>
-              <w:suppressAutoHyphens w:val="0"/>
-              <w:rPr>
-                <w:rStyle w:val="Standard"/>
-                <w:color w:val="auto"/>
-                <w:sz w:val="24"/>
-              </w:rPr>
-            </w:pPr>
-          </w:p>
-        </w:tc>
-        <w:tc>
-          <w:tcPr>
-            <w:tcW w:w="1334" w:type="dxa"/>
-            <w:tcBorders>
-              <w:top w:val="single" w:sz="4" w:space="0" w:color="000000"/>
-              <w:left w:val="single" w:sz="4" w:space="0" w:color="000000"/>
-              <w:bottom w:val="single" w:sz="4" w:space="0" w:color="000000"/>
-            </w:tcBorders>
-          </w:tcPr>
-          <w:p>
-            <w:pPr>
-              <w:pStyle w:val="Standard"/>
-              <w:ind w:firstLine="0"/>
-              <w:jc w:val="center"/>
-              <w:rPr>
-                <w:color w:val="auto"/>
-              </w:rPr>
-            </w:pPr>
-            <w:r>
-              <w:rPr>
-                <w:color w:val="auto"/>
-              </w:rPr>
-              <w:t>КР</w:t>
-            </w:r>
-          </w:p>
-        </w:tc>
-        <w:tc>
-          <w:tcPr>
-            <w:tcW w:w="884" w:type="dxa"/>
-            <w:tcBorders>
-              <w:top w:val="single" w:sz="4" w:space="0" w:color="000000"/>
-              <w:left w:val="single" w:sz="4" w:space="0" w:color="000000"/>
-              <w:bottom w:val="single" w:sz="4" w:space="0" w:color="000000"/>
-              <w:right w:val="single" w:sz="4" w:space="0" w:color="auto"/>
-            </w:tcBorders>
-          </w:tcPr>
-          <w:p>
-            <w:pPr>
-              <w:pStyle w:val="Standard"/>
-              <w:ind w:firstLine="0"/>
-              <w:jc w:val="center"/>
-              <w:rPr>
-                <w:color w:val="auto"/>
-              </w:rPr>
-            </w:pPr>
-            <w:r>
-              <w:rPr>
-                <w:color w:val="auto"/>
-              </w:rPr>
-              <w:t>-</w:t>
-            </w:r>
-          </w:p>
-        </w:tc>
-        <w:tc>
-          <w:tcPr>
-            <w:tcW w:w="1148" w:type="dxa"/>
-            <w:tcBorders>
-              <w:top w:val="single" w:sz="4" w:space="0" w:color="000000"/>
-              <w:left w:val="single" w:sz="4" w:space="0" w:color="auto"/>
-              <w:bottom w:val="single" w:sz="4" w:space="0" w:color="000000"/>
-            </w:tcBorders>
-          </w:tcPr>
-          <w:p>
-            <w:pPr>
-              <w:pStyle w:val="Standard"/>
-              <w:ind w:firstLine="0"/>
-              <w:rPr>
-                <w:color w:val="auto"/>
-              </w:rPr>
-            </w:pPr>
-            <w:r/>
-          </w:p>
-        </w:tc>
-        <w:tc>
-          <w:tcPr>
-            <w:tcW w:w="856" w:type="dxa"/>
-            <w:tcBorders>
-              <w:top w:val="single" w:sz="4" w:space="0" w:color="000000"/>
-              <w:left w:val="single" w:sz="4" w:space="0" w:color="000000"/>
-              <w:bottom w:val="single" w:sz="4" w:space="0" w:color="000000"/>
-            </w:tcBorders>
-          </w:tcPr>
-          <w:p>
-            <w:pPr>
-              <w:pStyle w:val="Standard"/>
-              <w:ind w:firstLine="0"/>
-              <w:jc w:val="center"/>
-              <w:rPr>
-                <w:color w:val="auto"/>
-              </w:rPr>
-            </w:pPr>
-            <w:r>
-              <w:rPr>
-                <w:color w:val="auto"/>
-              </w:rPr>
-              <w:t>-</w:t>
-            </w:r>
-          </w:p>
-        </w:tc>
-        <w:tc>
-          <w:tcPr>
-            <w:tcW w:w="860" w:type="dxa"/>
-            <w:tcBorders>
-              <w:top w:val="single" w:sz="4" w:space="0" w:color="000000"/>
-              <w:left w:val="single" w:sz="4" w:space="0" w:color="000000"/>
-              <w:bottom w:val="single" w:sz="4" w:space="0" w:color="000000"/>
-            </w:tcBorders>
-          </w:tcPr>
-          <w:p>
-            <w:pPr>
-              <w:pStyle w:val="Standard"/>
-              <w:ind w:firstLine="0"/>
-              <w:jc w:val="center"/>
-              <w:rPr>
-                <w:color w:val="auto"/>
-              </w:rPr>
-            </w:pPr>
-            <w:r/>
-          </w:p>
-        </w:tc>
-        <w:tc>
-          <w:tcPr>
-            <w:tcW w:w="853" w:type="dxa"/>
-            <w:tcBorders>
-              <w:top w:val="single" w:sz="4" w:space="0" w:color="000000"/>
-              <w:left w:val="single" w:sz="4" w:space="0" w:color="000000"/>
-              <w:bottom w:val="single" w:sz="4" w:space="0" w:color="000000"/>
-            </w:tcBorders>
-          </w:tcPr>
-          <w:p>
-            <w:pPr>
-              <w:pStyle w:val="Standard"/>
-              <w:ind w:firstLine="0"/>
-              <w:jc w:val="center"/>
-              <w:rPr>
-                <w:color w:val="auto"/>
-              </w:rPr>
-            </w:pPr>
-            <w:r/>
-          </w:p>
-        </w:tc>
-        <w:tc>
-          <w:tcPr>
-            <w:tcW w:w="804" w:type="dxa"/>
-            <w:tcBorders>
-              <w:top w:val="single" w:sz="4" w:space="0" w:color="000000"/>
-              <w:left w:val="single" w:sz="4" w:space="0" w:color="000000"/>
-              <w:bottom w:val="single" w:sz="4" w:space="0" w:color="000000"/>
-              <w:right w:val="single" w:sz="4" w:space="0" w:color="000000"/>
-            </w:tcBorders>
-          </w:tcPr>
-          <w:p>
-            <w:pPr>
-              <w:pStyle w:val="Standard"/>
-              <w:ind w:firstLine="0"/>
-              <w:jc w:val="center"/>
-              <w:rPr>
-                <w:color w:val="auto"/>
-              </w:rPr>
-            </w:pPr>
-            <w:r/>
-          </w:p>
+              <w:spacing w:before="0" w:after="20" w:line="240" w:lineRule="auto"/>
+              <w:jc w:val="center"/>
+            </w:pPr>
+            <w:r>
+              <w:rPr>
+                <w:rFonts w:ascii="Times New Roman" w:hAnsi="Times New Roman"/>
+                <w:b w:val="0"/>
+                <w:sz w:val="24"/>
+              </w:rPr>
+            </w:r>
+          </w:p>
+        </w:tc>
+        <w:tc>
+          <w:tcPr>
+            <w:tcW w:type="dxa" w:w="3175"/>
+            <w:gridSpan w:val="2"/>
+            <w:vAlign w:val="center"/>
+          </w:tcPr>
+          <w:p>
+            <w:pPr>
+              <w:spacing w:before="0" w:after="20" w:line="240" w:lineRule="auto"/>
+              <w:jc w:val="left"/>
+            </w:pPr>
+            <w:r>
+              <w:rPr>
+                <w:rFonts w:ascii="Times New Roman" w:hAnsi="Times New Roman"/>
+                <w:b w:val="0"/>
+                <w:sz w:val="24"/>
+              </w:rPr>
+              <w:t>в том числе:</w:t>
+            </w:r>
+          </w:p>
+        </w:tc>
+        <w:tc>
+          <w:tcPr>
+            <w:tcW w:type="dxa" w:w="737"/>
+          </w:tcPr>
+          <w:p/>
+        </w:tc>
+        <w:tc>
+          <w:tcPr>
+            <w:tcW w:type="dxa" w:w="1587"/>
+          </w:tcPr>
+          <w:p/>
+        </w:tc>
+        <w:tc>
+          <w:tcPr>
+            <w:tcW w:type="dxa" w:w="3402"/>
+          </w:tcPr>
+          <w:p/>
         </w:tc>
       </w:tr>
       <w:tr>
         <w:tc>
           <w:tcPr>
-            <w:tcW w:w="2915" w:type="dxa"/>
-            <w:vMerge w:val="restart"/>
-            <w:tcBorders>
-              <w:top w:val="single" w:sz="4" w:space="0" w:color="000000"/>
-              <w:left w:val="single" w:sz="4" w:space="0" w:color="000000"/>
-              <w:bottom w:val="single" w:sz="4" w:space="0" w:color="000000"/>
-            </w:tcBorders>
-            <w:tcMar>
-              <w:left w:w="108" w:type="dxa"/>
-              <w:right w:w="108" w:type="dxa"/>
-            </w:tcMar>
+            <w:tcW w:type="dxa" w:w="454"/>
             <w:vAlign w:val="center"/>
           </w:tcPr>
           <w:p>
             <w:pPr>
-              <w:pStyle w:val="Standard"/>
-              <w:ind w:firstLine="0"/>
-              <w:rPr>
-                <w:color w:val="auto"/>
-              </w:rPr>
-            </w:pPr>
-            <w:r>
-              <w:rPr>
-                <w:color w:val="auto"/>
-              </w:rPr>
-              <w:t>Вид промежуточной</w:t>
-            </w:r>
-          </w:p>
-          <w:p>
-            <w:pPr>
-              <w:pStyle w:val="Standard"/>
-              <w:ind w:firstLine="0"/>
-              <w:rPr>
-                <w:color w:val="auto"/>
-              </w:rPr>
-            </w:pPr>
-            <w:r>
-              <w:rPr>
-                <w:color w:val="auto"/>
-              </w:rPr>
-              <w:t>аттестации</w:t>
-            </w:r>
-          </w:p>
-        </w:tc>
-        <w:tc>
-          <w:tcPr>
-            <w:tcW w:w="1334" w:type="dxa"/>
-            <w:tcBorders>
-              <w:top w:val="single" w:sz="4" w:space="0" w:color="000000"/>
-              <w:left w:val="single" w:sz="4" w:space="0" w:color="000000"/>
-              <w:bottom w:val="single" w:sz="4" w:space="0" w:color="000000"/>
-            </w:tcBorders>
-          </w:tcPr>
-          <w:p>
-            <w:pPr>
-              <w:pStyle w:val="Standard"/>
-              <w:ind w:firstLine="0"/>
-              <w:rPr>
-                <w:color w:val="auto"/>
-              </w:rPr>
-            </w:pPr>
-            <w:r>
-              <w:rPr>
-                <w:color w:val="auto"/>
-              </w:rPr>
-              <w:t>зачет (З)</w:t>
-            </w:r>
-          </w:p>
-        </w:tc>
-        <w:tc>
-          <w:tcPr>
-            <w:tcW w:w="884" w:type="dxa"/>
-            <w:tcBorders>
-              <w:top w:val="single" w:sz="4" w:space="0" w:color="000000"/>
-              <w:left w:val="single" w:sz="4" w:space="0" w:color="000000"/>
-              <w:bottom w:val="single" w:sz="4" w:space="0" w:color="000000"/>
-              <w:right w:val="single" w:sz="4" w:space="0" w:color="auto"/>
-            </w:tcBorders>
+              <w:spacing w:before="0" w:after="20" w:line="240" w:lineRule="auto"/>
+              <w:jc w:val="center"/>
+            </w:pPr>
+            <w:r>
+              <w:rPr>
+                <w:rFonts w:ascii="Times New Roman" w:hAnsi="Times New Roman"/>
+                <w:b w:val="0"/>
+                <w:sz w:val="24"/>
+              </w:rPr>
+              <w:t>2.1</w:t>
+            </w:r>
+          </w:p>
+        </w:tc>
+        <w:tc>
+          <w:tcPr>
+            <w:tcW w:type="dxa" w:w="1814"/>
             <w:vAlign w:val="center"/>
           </w:tcPr>
           <w:p>
             <w:pPr>
-              <w:pStyle w:val="Standard"/>
-              <w:ind w:firstLine="0"/>
-              <w:jc w:val="center"/>
-              <w:rPr>
-                <w:color w:val="auto"/>
-              </w:rPr>
-            </w:pPr>
-            <w:r/>
-          </w:p>
-        </w:tc>
-        <w:tc>
-          <w:tcPr>
-            <w:tcW w:w="1148" w:type="dxa"/>
-            <w:tcBorders>
-              <w:top w:val="single" w:sz="4" w:space="0" w:color="000000"/>
-              <w:left w:val="single" w:sz="4" w:space="0" w:color="auto"/>
-              <w:bottom w:val="single" w:sz="4" w:space="0" w:color="000000"/>
-            </w:tcBorders>
+              <w:spacing w:before="0" w:after="20" w:line="240" w:lineRule="auto"/>
+              <w:jc w:val="left"/>
+            </w:pPr>
+            <w:r>
+              <w:rPr>
+                <w:rFonts w:ascii="Times New Roman" w:hAnsi="Times New Roman"/>
+                <w:b w:val="0"/>
+                <w:sz w:val="24"/>
+              </w:rPr>
+              <w:t>Курсовая работа/проект (при наличии)</w:t>
+            </w:r>
+          </w:p>
+        </w:tc>
+        <w:tc>
+          <w:tcPr>
+            <w:tcW w:type="dxa" w:w="1361"/>
             <w:vAlign w:val="center"/>
           </w:tcPr>
           <w:p>
             <w:pPr>
-              <w:pStyle w:val="Standard"/>
-              <w:ind w:firstLine="0"/>
-              <w:jc w:val="center"/>
-              <w:rPr>
-                <w:color w:val="auto"/>
-              </w:rPr>
-            </w:pPr>
-            <w:r/>
-          </w:p>
-        </w:tc>
-        <w:tc>
-          <w:tcPr>
-            <w:tcW w:w="856" w:type="dxa"/>
-            <w:tcBorders>
-              <w:top w:val="single" w:sz="4" w:space="0" w:color="000000"/>
-              <w:left w:val="single" w:sz="4" w:space="0" w:color="000000"/>
-              <w:bottom w:val="single" w:sz="4" w:space="0" w:color="000000"/>
-            </w:tcBorders>
+              <w:spacing w:before="0" w:after="20" w:line="240" w:lineRule="auto"/>
+              <w:jc w:val="center"/>
+            </w:pPr>
+            <w:r>
+              <w:rPr>
+                <w:rFonts w:ascii="Times New Roman" w:hAnsi="Times New Roman"/>
+                <w:b w:val="0"/>
+                <w:sz w:val="24"/>
+              </w:rPr>
+              <w:t>КР</w:t>
+            </w:r>
+          </w:p>
+        </w:tc>
+        <w:tc>
+          <w:tcPr>
+            <w:tcW w:type="dxa" w:w="737"/>
             <w:vAlign w:val="center"/>
           </w:tcPr>
           <w:p>
             <w:pPr>
-              <w:pStyle w:val="Standard"/>
-              <w:ind w:firstLine="0"/>
-              <w:jc w:val="center"/>
-              <w:rPr>
-                <w:color w:val="auto"/>
-              </w:rPr>
-            </w:pPr>
-            <w:r>
-              <w:rPr>
-                <w:color w:val="auto"/>
-              </w:rPr>
-              <w:t xml:space="preserve">З</w:t>
-            </w:r>
-          </w:p>
-        </w:tc>
-        <w:tc>
-          <w:tcPr>
-            <w:tcW w:w="860" w:type="dxa"/>
-            <w:tcBorders>
-              <w:top w:val="single" w:sz="4" w:space="0" w:color="000000"/>
-              <w:left w:val="single" w:sz="4" w:space="0" w:color="000000"/>
-              <w:bottom w:val="single" w:sz="4" w:space="0" w:color="000000"/>
-            </w:tcBorders>
+              <w:spacing w:before="0" w:after="20" w:line="240" w:lineRule="auto"/>
+              <w:jc w:val="center"/>
+            </w:pPr>
+            <w:r>
+              <w:rPr>
+                <w:rFonts w:ascii="Times New Roman" w:hAnsi="Times New Roman"/>
+                <w:b w:val="0"/>
+                <w:sz w:val="24"/>
+              </w:rPr>
+              <w:t>—</w:t>
+            </w:r>
+          </w:p>
+        </w:tc>
+        <w:tc>
+          <w:tcPr>
+            <w:tcW w:type="dxa" w:w="1587"/>
             <w:vAlign w:val="center"/>
           </w:tcPr>
           <w:p>
             <w:pPr>
-              <w:pStyle w:val="Standard"/>
-              <w:ind w:firstLine="0"/>
-              <w:jc w:val="center"/>
-              <w:rPr>
-                <w:color w:val="auto"/>
-              </w:rPr>
-            </w:pPr>
-            <w:r/>
-          </w:p>
-        </w:tc>
-        <w:tc>
-          <w:tcPr>
-            <w:tcW w:w="853" w:type="dxa"/>
-            <w:tcBorders>
-              <w:top w:val="single" w:sz="4" w:space="0" w:color="000000"/>
-              <w:left w:val="single" w:sz="4" w:space="0" w:color="000000"/>
-              <w:bottom w:val="single" w:sz="4" w:space="0" w:color="000000"/>
-            </w:tcBorders>
+              <w:spacing w:before="0" w:after="20" w:line="240" w:lineRule="auto"/>
+              <w:jc w:val="center"/>
+            </w:pPr>
+            <w:r>
+              <w:rPr>
+                <w:rFonts w:ascii="Times New Roman" w:hAnsi="Times New Roman"/>
+                <w:b w:val="0"/>
+                <w:sz w:val="24"/>
+              </w:rPr>
+              <w:t>—</w:t>
+            </w:r>
+          </w:p>
+        </w:tc>
+        <w:tc>
+          <w:tcPr>
+            <w:tcW w:type="dxa" w:w="3402"/>
             <w:vAlign w:val="center"/>
           </w:tcPr>
           <w:p>
             <w:pPr>
-              <w:pStyle w:val="Standard"/>
-              <w:ind w:firstLine="0"/>
-              <w:jc w:val="center"/>
-              <w:rPr>
-                <w:color w:val="auto"/>
-              </w:rPr>
-            </w:pPr>
-            <w:r/>
-          </w:p>
-        </w:tc>
-        <w:tc>
-          <w:tcPr>
-            <w:tcW w:w="804" w:type="dxa"/>
-            <w:tcBorders>
-              <w:top w:val="single" w:sz="4" w:space="0" w:color="000000"/>
-              <w:left w:val="single" w:sz="4" w:space="0" w:color="000000"/>
-              <w:bottom w:val="single" w:sz="4" w:space="0" w:color="000000"/>
-              <w:right w:val="single" w:sz="4" w:space="0" w:color="000000"/>
-            </w:tcBorders>
-            <w:vAlign w:val="center"/>
-          </w:tcPr>
-          <w:p>
-            <w:pPr>
-              <w:pStyle w:val="Standard"/>
-              <w:ind w:firstLine="0"/>
-              <w:jc w:val="center"/>
-              <w:rPr>
-                <w:color w:val="auto"/>
-              </w:rPr>
-            </w:pPr>
-            <w:r/>
+              <w:spacing w:before="0" w:after="20" w:line="240" w:lineRule="auto"/>
+              <w:jc w:val="center"/>
+            </w:pPr>
+            <w:r>
+              <w:rPr>
+                <w:rFonts w:ascii="Times New Roman" w:hAnsi="Times New Roman"/>
+                <w:b w:val="0"/>
+                <w:sz w:val="24"/>
+              </w:rPr>
+              <w:t>—</w:t>
+            </w:r>
           </w:p>
         </w:tc>
       </w:tr>
       <w:tr>
         <w:tc>
           <w:tcPr>
-            <w:tcW w:w="2915" w:type="dxa"/>
-            <w:vMerge/>
-            <w:tcBorders>
-              <w:top w:val="single" w:sz="4" w:space="0" w:color="000000"/>
-              <w:left w:val="single" w:sz="4" w:space="0" w:color="000000"/>
-              <w:bottom w:val="single" w:sz="4" w:space="0" w:color="000000"/>
-            </w:tcBorders>
-            <w:tcMar>
-              <w:left w:w="108" w:type="dxa"/>
-              <w:right w:w="108" w:type="dxa"/>
-            </w:tcMar>
+            <w:tcW w:type="dxa" w:w="454"/>
             <w:vAlign w:val="center"/>
           </w:tcPr>
           <w:p>
             <w:pPr>
-              <w:suppressAutoHyphens w:val="0"/>
-              <w:rPr>
-                <w:rStyle w:val="Standard"/>
-                <w:color w:val="auto"/>
-                <w:sz w:val="24"/>
-              </w:rPr>
-            </w:pPr>
-          </w:p>
-        </w:tc>
-        <w:tc>
-          <w:tcPr>
-            <w:tcW w:w="1334" w:type="dxa"/>
-            <w:tcBorders>
-              <w:top w:val="single" w:sz="4" w:space="0" w:color="000000"/>
-              <w:left w:val="single" w:sz="4" w:space="0" w:color="000000"/>
-              <w:bottom w:val="single" w:sz="4" w:space="0" w:color="000000"/>
-            </w:tcBorders>
-          </w:tcPr>
-          <w:p>
-            <w:pPr>
-              <w:pStyle w:val="Standard"/>
-              <w:ind w:firstLine="0"/>
-              <w:rPr>
-                <w:color w:val="auto"/>
-              </w:rPr>
-            </w:pPr>
-            <w:r>
-              <w:rPr>
-                <w:color w:val="auto"/>
-              </w:rPr>
-              <w:t>экзамен (Э)</w:t>
-            </w:r>
-          </w:p>
-        </w:tc>
-        <w:tc>
-          <w:tcPr>
-            <w:tcW w:w="884" w:type="dxa"/>
-            <w:tcBorders>
-              <w:top w:val="single" w:sz="4" w:space="0" w:color="000000"/>
-              <w:left w:val="single" w:sz="4" w:space="0" w:color="000000"/>
-              <w:bottom w:val="single" w:sz="4" w:space="0" w:color="000000"/>
-              <w:right w:val="single" w:sz="4" w:space="0" w:color="auto"/>
-            </w:tcBorders>
-          </w:tcPr>
-          <w:p>
-            <w:pPr>
-              <w:pStyle w:val="Standard"/>
-              <w:ind w:firstLine="0"/>
-              <w:jc w:val="center"/>
-              <w:rPr>
-                <w:color w:val="auto"/>
-              </w:rPr>
-            </w:pPr>
-            <w:r>
-              <w:rPr>
-                <w:color w:val="auto"/>
-              </w:rPr>
-            </w:r>
-          </w:p>
-        </w:tc>
-        <w:tc>
-          <w:tcPr>
-            <w:tcW w:w="1148" w:type="dxa"/>
-            <w:tcBorders>
-              <w:top w:val="single" w:sz="4" w:space="0" w:color="000000"/>
-              <w:left w:val="single" w:sz="4" w:space="0" w:color="auto"/>
-              <w:bottom w:val="single" w:sz="4" w:space="0" w:color="000000"/>
-            </w:tcBorders>
-          </w:tcPr>
-          <w:p>
-            <w:pPr>
-              <w:pStyle w:val="Standard"/>
-              <w:ind w:firstLine="0"/>
-              <w:jc w:val="center"/>
-              <w:rPr>
-                <w:color w:val="auto"/>
-              </w:rPr>
-            </w:pPr>
-            <w:r/>
-          </w:p>
-        </w:tc>
-        <w:tc>
-          <w:tcPr>
-            <w:tcW w:w="856" w:type="dxa"/>
-            <w:tcBorders>
-              <w:top w:val="single" w:sz="4" w:space="0" w:color="000000"/>
-              <w:left w:val="single" w:sz="4" w:space="0" w:color="000000"/>
-              <w:bottom w:val="single" w:sz="4" w:space="0" w:color="000000"/>
-            </w:tcBorders>
-          </w:tcPr>
-          <w:p>
-            <w:pPr>
-              <w:pStyle w:val="Standard"/>
-              <w:ind w:firstLine="0"/>
-              <w:jc w:val="center"/>
-              <w:rPr>
-                <w:color w:val="auto"/>
-              </w:rPr>
-            </w:pPr>
-            <w:r/>
-          </w:p>
-        </w:tc>
-        <w:tc>
-          <w:tcPr>
-            <w:tcW w:w="860" w:type="dxa"/>
-            <w:tcBorders>
-              <w:top w:val="single" w:sz="4" w:space="0" w:color="000000"/>
-              <w:left w:val="single" w:sz="4" w:space="0" w:color="000000"/>
-              <w:bottom w:val="single" w:sz="4" w:space="0" w:color="000000"/>
-            </w:tcBorders>
-          </w:tcPr>
-          <w:p>
-            <w:pPr>
-              <w:pStyle w:val="Standard"/>
-              <w:tabs>
-                <w:tab w:val="left" w:pos="360"/>
-                <w:tab w:val="center" w:pos="440"/>
-              </w:tabs>
-              <w:ind w:firstLine="0"/>
-              <w:jc w:val="center"/>
-              <w:rPr>
-                <w:color w:val="auto"/>
-              </w:rPr>
-            </w:pPr>
-            <w:r>
-              <w:rPr>
-                <w:color w:val="auto"/>
-              </w:rPr>
-            </w:r>
-          </w:p>
-        </w:tc>
-        <w:tc>
-          <w:tcPr>
-            <w:tcW w:w="853" w:type="dxa"/>
-            <w:tcBorders>
-              <w:top w:val="single" w:sz="4" w:space="0" w:color="000000"/>
-              <w:left w:val="single" w:sz="4" w:space="0" w:color="000000"/>
-              <w:bottom w:val="single" w:sz="4" w:space="0" w:color="000000"/>
-            </w:tcBorders>
-          </w:tcPr>
-          <w:p>
-            <w:pPr>
-              <w:pStyle w:val="Standard"/>
-              <w:ind w:firstLine="0"/>
-              <w:jc w:val="center"/>
-              <w:rPr>
-                <w:color w:val="auto"/>
-              </w:rPr>
-            </w:pPr>
-            <w:r/>
-          </w:p>
-        </w:tc>
-        <w:tc>
-          <w:tcPr>
-            <w:tcW w:w="804" w:type="dxa"/>
-            <w:tcBorders>
-              <w:top w:val="single" w:sz="4" w:space="0" w:color="000000"/>
-              <w:left w:val="single" w:sz="4" w:space="0" w:color="000000"/>
-              <w:bottom w:val="single" w:sz="4" w:space="0" w:color="000000"/>
-              <w:right w:val="single" w:sz="4" w:space="0" w:color="000000"/>
-            </w:tcBorders>
-          </w:tcPr>
-          <w:p>
-            <w:pPr>
-              <w:pStyle w:val="Standard"/>
-              <w:tabs>
-                <w:tab w:val="left" w:pos="315"/>
-                <w:tab w:val="center" w:pos="409"/>
-              </w:tabs>
-              <w:ind w:firstLine="0"/>
-              <w:jc w:val="center"/>
-              <w:rPr>
-                <w:color w:val="auto"/>
-              </w:rPr>
-            </w:pPr>
-            <w:r/>
+              <w:spacing w:before="0" w:after="20" w:line="240" w:lineRule="auto"/>
+              <w:jc w:val="center"/>
+            </w:pPr>
+            <w:r>
+              <w:rPr>
+                <w:rFonts w:ascii="Times New Roman" w:hAnsi="Times New Roman"/>
+                <w:b w:val="0"/>
+                <w:sz w:val="24"/>
+              </w:rPr>
+              <w:t>2.1</w:t>
+            </w:r>
+          </w:p>
+        </w:tc>
+        <w:tc>
+          <w:tcPr>
+            <w:tcW w:type="dxa" w:w="1814"/>
+            <w:vAlign w:val="center"/>
+          </w:tcPr>
+          <w:p>
+            <w:pPr>
+              <w:spacing w:before="0" w:after="20" w:line="240" w:lineRule="auto"/>
+              <w:jc w:val="left"/>
+            </w:pPr>
+            <w:r>
+              <w:rPr>
+                <w:rFonts w:ascii="Times New Roman" w:hAnsi="Times New Roman"/>
+                <w:b w:val="0"/>
+                <w:sz w:val="24"/>
+              </w:rPr>
+              <w:t>Курсовая работа/проект (при наличии)</w:t>
+            </w:r>
+          </w:p>
+        </w:tc>
+        <w:tc>
+          <w:tcPr>
+            <w:tcW w:type="dxa" w:w="1361"/>
+            <w:vAlign w:val="center"/>
+          </w:tcPr>
+          <w:p>
+            <w:pPr>
+              <w:spacing w:before="0" w:after="20" w:line="240" w:lineRule="auto"/>
+              <w:jc w:val="center"/>
+            </w:pPr>
+            <w:r>
+              <w:rPr>
+                <w:rFonts w:ascii="Times New Roman" w:hAnsi="Times New Roman"/>
+                <w:b w:val="0"/>
+                <w:sz w:val="24"/>
+              </w:rPr>
+              <w:t>КП</w:t>
+            </w:r>
+          </w:p>
+        </w:tc>
+        <w:tc>
+          <w:tcPr>
+            <w:tcW w:type="dxa" w:w="737"/>
+            <w:vAlign w:val="center"/>
+          </w:tcPr>
+          <w:p>
+            <w:pPr>
+              <w:spacing w:before="0" w:after="20" w:line="240" w:lineRule="auto"/>
+              <w:jc w:val="center"/>
+            </w:pPr>
+            <w:r>
+              <w:rPr>
+                <w:rFonts w:ascii="Times New Roman" w:hAnsi="Times New Roman"/>
+                <w:b w:val="0"/>
+                <w:sz w:val="24"/>
+              </w:rPr>
+              <w:t>—</w:t>
+            </w:r>
+          </w:p>
+        </w:tc>
+        <w:tc>
+          <w:tcPr>
+            <w:tcW w:type="dxa" w:w="1587"/>
+            <w:vAlign w:val="center"/>
+          </w:tcPr>
+          <w:p>
+            <w:pPr>
+              <w:spacing w:before="0" w:after="20" w:line="240" w:lineRule="auto"/>
+              <w:jc w:val="center"/>
+            </w:pPr>
+            <w:r>
+              <w:rPr>
+                <w:rFonts w:ascii="Times New Roman" w:hAnsi="Times New Roman"/>
+                <w:b w:val="0"/>
+                <w:sz w:val="24"/>
+              </w:rPr>
+              <w:t>—</w:t>
+            </w:r>
+          </w:p>
+        </w:tc>
+        <w:tc>
+          <w:tcPr>
+            <w:tcW w:type="dxa" w:w="3402"/>
+            <w:vAlign w:val="center"/>
+          </w:tcPr>
+          <w:p>
+            <w:pPr>
+              <w:spacing w:before="0" w:after="20" w:line="240" w:lineRule="auto"/>
+              <w:jc w:val="center"/>
+            </w:pPr>
+            <w:r>
+              <w:rPr>
+                <w:rFonts w:ascii="Times New Roman" w:hAnsi="Times New Roman"/>
+                <w:b w:val="0"/>
+                <w:sz w:val="24"/>
+              </w:rPr>
+              <w:t>—</w:t>
+            </w:r>
           </w:p>
         </w:tc>
       </w:tr>
       <w:tr>
         <w:tc>
           <w:tcPr>
-            <w:tcW w:w="2915" w:type="dxa"/>
-            <w:vMerge w:val="restart"/>
-            <w:tcBorders>
-              <w:top w:val="single" w:sz="4" w:space="0" w:color="000000"/>
-              <w:left w:val="single" w:sz="4" w:space="0" w:color="000000"/>
-              <w:bottom w:val="single" w:sz="4" w:space="0" w:color="000000"/>
-            </w:tcBorders>
-            <w:tcMar>
-              <w:left w:w="108" w:type="dxa"/>
-              <w:right w:w="108" w:type="dxa"/>
-            </w:tcMar>
+            <w:tcW w:type="dxa" w:w="454"/>
             <w:vAlign w:val="center"/>
           </w:tcPr>
           <w:p>
             <w:pPr>
-              <w:pStyle w:val="Standard"/>
-              <w:ind w:firstLine="0"/>
-              <w:rPr>
-                <w:color w:val="auto"/>
-              </w:rPr>
-            </w:pPr>
-            <w:r>
-              <w:rPr>
-                <w:color w:val="auto"/>
-              </w:rPr>
-              <w:t>ИТОГО: общая трудое</w:t>
-            </w:r>
-            <w:r>
-              <w:rPr>
-                <w:color w:val="auto"/>
-              </w:rPr>
-              <w:t>м</w:t>
-            </w:r>
-            <w:r>
-              <w:rPr>
-                <w:color w:val="auto"/>
-              </w:rPr>
-              <w:t>кость</w:t>
-            </w:r>
-          </w:p>
-        </w:tc>
-        <w:tc>
-          <w:tcPr>
-            <w:tcW w:w="1334" w:type="dxa"/>
-            <w:tcBorders>
-              <w:top w:val="single" w:sz="4" w:space="0" w:color="000000"/>
-              <w:left w:val="single" w:sz="4" w:space="0" w:color="000000"/>
-              <w:bottom w:val="single" w:sz="4" w:space="0" w:color="000000"/>
-            </w:tcBorders>
-          </w:tcPr>
-          <w:p>
-            <w:pPr>
-              <w:pStyle w:val="Standard"/>
-              <w:ind w:firstLine="0"/>
-              <w:jc w:val="center"/>
-              <w:rPr>
-                <w:color w:val="auto"/>
-              </w:rPr>
-            </w:pPr>
-            <w:r>
-              <w:rPr>
-                <w:color w:val="auto"/>
-              </w:rPr>
-              <w:t>часов</w:t>
-            </w:r>
-          </w:p>
-        </w:tc>
-        <w:tc>
-          <w:tcPr>
-            <w:tcW w:w="884" w:type="dxa"/>
-            <w:tcBorders>
-              <w:top w:val="single" w:sz="4" w:space="0" w:color="000000"/>
-              <w:left w:val="single" w:sz="4" w:space="0" w:color="000000"/>
-              <w:bottom w:val="single" w:sz="4" w:space="0" w:color="000000"/>
-              <w:right w:val="single" w:sz="4" w:space="0" w:color="auto"/>
-            </w:tcBorders>
-          </w:tcPr>
-          <w:p>
-            <w:pPr>
-              <w:pStyle w:val="Standard"/>
-              <w:tabs>
-                <w:tab w:val="left" w:pos="270"/>
-                <w:tab w:val="center" w:pos="529"/>
-              </w:tabs>
-              <w:ind w:firstLine="0"/>
-              <w:jc w:val="center"/>
-              <w:rPr>
-                <w:color w:val="auto"/>
-              </w:rPr>
-            </w:pPr>
-            <w:r>
-              <w:rPr>
-                <w:color w:val="auto"/>
-              </w:rPr>
-              <w:t xml:space="preserve">72</w:t>
-            </w:r>
-          </w:p>
-        </w:tc>
-        <w:tc>
-          <w:tcPr>
-            <w:tcW w:w="1148" w:type="dxa"/>
-            <w:tcBorders>
-              <w:top w:val="single" w:sz="4" w:space="0" w:color="000000"/>
-              <w:left w:val="single" w:sz="4" w:space="0" w:color="auto"/>
-              <w:bottom w:val="single" w:sz="4" w:space="0" w:color="000000"/>
-            </w:tcBorders>
-          </w:tcPr>
-          <w:p>
-            <w:pPr>
-              <w:pStyle w:val="Standard"/>
-              <w:tabs>
-                <w:tab w:val="left" w:pos="270"/>
-                <w:tab w:val="center" w:pos="529"/>
-              </w:tabs>
-              <w:ind w:firstLine="0"/>
-              <w:jc w:val="center"/>
-              <w:rPr>
-                <w:color w:val="auto"/>
-              </w:rPr>
-            </w:pPr>
-            <w:r>
-              <w:rPr>
-                <w:color w:val="auto"/>
-              </w:rPr>
-            </w:r>
-          </w:p>
-        </w:tc>
-        <w:tc>
-          <w:tcPr>
-            <w:tcW w:w="856" w:type="dxa"/>
-            <w:tcBorders>
-              <w:top w:val="single" w:sz="4" w:space="0" w:color="000000"/>
-              <w:left w:val="single" w:sz="4" w:space="0" w:color="000000"/>
-              <w:bottom w:val="single" w:sz="4" w:space="0" w:color="000000"/>
-            </w:tcBorders>
-          </w:tcPr>
-          <w:p>
-            <w:pPr>
-              <w:pStyle w:val="Standard"/>
-              <w:ind w:firstLine="0"/>
-              <w:jc w:val="center"/>
-              <w:rPr>
-                <w:color w:val="auto"/>
-              </w:rPr>
-            </w:pPr>
-            <w:r>
-              <w:rPr>
-                <w:color w:val="auto"/>
-              </w:rPr>
-              <w:t xml:space="preserve">72</w:t>
-            </w:r>
-          </w:p>
-        </w:tc>
-        <w:tc>
-          <w:tcPr>
-            <w:tcW w:w="860" w:type="dxa"/>
-            <w:tcBorders>
-              <w:top w:val="single" w:sz="4" w:space="0" w:color="000000"/>
-              <w:left w:val="single" w:sz="4" w:space="0" w:color="000000"/>
-              <w:bottom w:val="single" w:sz="4" w:space="0" w:color="000000"/>
-            </w:tcBorders>
-          </w:tcPr>
-          <w:p>
-            <w:pPr>
-              <w:pStyle w:val="Standard"/>
-              <w:ind w:firstLine="0"/>
-              <w:jc w:val="center"/>
-              <w:rPr>
-                <w:color w:val="auto"/>
-              </w:rPr>
-            </w:pPr>
-            <w:r>
-              <w:rPr>
-                <w:color w:val="auto"/>
-              </w:rPr>
-            </w:r>
-          </w:p>
-        </w:tc>
-        <w:tc>
-          <w:tcPr>
-            <w:tcW w:w="853" w:type="dxa"/>
-            <w:tcBorders>
-              <w:top w:val="single" w:sz="4" w:space="0" w:color="000000"/>
-              <w:left w:val="single" w:sz="4" w:space="0" w:color="000000"/>
-              <w:bottom w:val="single" w:sz="4" w:space="0" w:color="000000"/>
-            </w:tcBorders>
-          </w:tcPr>
-          <w:p>
-            <w:pPr>
-              <w:pStyle w:val="Standard"/>
-              <w:ind w:firstLine="0"/>
-              <w:jc w:val="center"/>
-              <w:rPr>
-                <w:color w:val="auto"/>
-              </w:rPr>
-            </w:pPr>
-            <w:r/>
-          </w:p>
-        </w:tc>
-        <w:tc>
-          <w:tcPr>
-            <w:tcW w:w="804" w:type="dxa"/>
-            <w:tcBorders>
-              <w:top w:val="single" w:sz="4" w:space="0" w:color="000000"/>
-              <w:left w:val="single" w:sz="4" w:space="0" w:color="000000"/>
-              <w:bottom w:val="single" w:sz="4" w:space="0" w:color="000000"/>
-              <w:right w:val="single" w:sz="4" w:space="0" w:color="000000"/>
-            </w:tcBorders>
-          </w:tcPr>
-          <w:p>
-            <w:pPr>
-              <w:pStyle w:val="Standard"/>
-              <w:ind w:firstLine="0"/>
-              <w:jc w:val="center"/>
-              <w:rPr>
-                <w:color w:val="auto"/>
-              </w:rPr>
-            </w:pPr>
-            <w:r/>
+              <w:spacing w:before="0" w:after="20" w:line="240" w:lineRule="auto"/>
+              <w:jc w:val="center"/>
+            </w:pPr>
+            <w:r>
+              <w:rPr>
+                <w:rFonts w:ascii="Times New Roman" w:hAnsi="Times New Roman"/>
+                <w:b w:val="0"/>
+                <w:sz w:val="24"/>
+              </w:rPr>
+              <w:t>3</w:t>
+            </w:r>
+          </w:p>
+        </w:tc>
+        <w:tc>
+          <w:tcPr>
+            <w:tcW w:type="dxa" w:w="1814"/>
+            <w:vAlign w:val="center"/>
+          </w:tcPr>
+          <w:p>
+            <w:pPr>
+              <w:spacing w:before="0" w:after="20" w:line="240" w:lineRule="auto"/>
+              <w:jc w:val="left"/>
+            </w:pPr>
+            <w:r>
+              <w:rPr>
+                <w:rFonts w:ascii="Times New Roman" w:hAnsi="Times New Roman"/>
+                <w:b w:val="0"/>
+                <w:sz w:val="24"/>
+              </w:rPr>
+              <w:t>Промежуточная аттестация</w:t>
+            </w:r>
+          </w:p>
+        </w:tc>
+        <w:tc>
+          <w:tcPr>
+            <w:tcW w:type="dxa" w:w="1361"/>
+            <w:vAlign w:val="center"/>
+          </w:tcPr>
+          <w:p>
+            <w:pPr>
+              <w:spacing w:before="0" w:after="20" w:line="240" w:lineRule="auto"/>
+              <w:jc w:val="center"/>
+            </w:pPr>
+            <w:r>
+              <w:rPr>
+                <w:rFonts w:ascii="Times New Roman" w:hAnsi="Times New Roman"/>
+                <w:b w:val="0"/>
+                <w:sz w:val="24"/>
+              </w:rPr>
+              <w:t>зачёт (З)</w:t>
+            </w:r>
+          </w:p>
+        </w:tc>
+        <w:tc>
+          <w:tcPr>
+            <w:tcW w:type="dxa" w:w="737"/>
+            <w:vAlign w:val="center"/>
+          </w:tcPr>
+          <w:p>
+            <w:pPr>
+              <w:spacing w:before="0" w:after="20" w:line="240" w:lineRule="auto"/>
+              <w:jc w:val="center"/>
+            </w:pPr>
+            <w:r>
+              <w:rPr>
+                <w:rFonts w:ascii="Times New Roman" w:hAnsi="Times New Roman"/>
+                <w:b w:val="0"/>
+                <w:sz w:val="24"/>
+              </w:rPr>
+              <w:t>0</w:t>
+            </w:r>
+          </w:p>
+        </w:tc>
+        <w:tc>
+          <w:tcPr>
+            <w:tcW w:type="dxa" w:w="1587"/>
+            <w:vAlign w:val="center"/>
+          </w:tcPr>
+          <w:p>
+            <w:pPr>
+              <w:spacing w:before="0" w:after="20" w:line="240" w:lineRule="auto"/>
+              <w:jc w:val="center"/>
+            </w:pPr>
+            <w:r>
+              <w:rPr>
+                <w:rFonts w:ascii="Times New Roman" w:hAnsi="Times New Roman"/>
+                <w:b w:val="0"/>
+                <w:sz w:val="24"/>
+              </w:rPr>
+              <w:t>0</w:t>
+            </w:r>
+          </w:p>
+        </w:tc>
+        <w:tc>
+          <w:tcPr>
+            <w:tcW w:type="dxa" w:w="3402"/>
+            <w:vAlign w:val="center"/>
+          </w:tcPr>
+          <w:p>
+            <w:pPr>
+              <w:spacing w:before="0" w:after="20" w:line="240" w:lineRule="auto"/>
+              <w:jc w:val="center"/>
+            </w:pPr>
+            <w:r>
+              <w:rPr>
+                <w:rFonts w:ascii="Times New Roman" w:hAnsi="Times New Roman"/>
+                <w:b w:val="0"/>
+                <w:sz w:val="24"/>
+              </w:rPr>
+              <w:t>0</w:t>
+            </w:r>
           </w:p>
         </w:tc>
       </w:tr>
       <w:tr>
         <w:tc>
           <w:tcPr>
-            <w:tcW w:w="2915" w:type="dxa"/>
-            <w:vMerge/>
-            <w:tcBorders>
-              <w:top w:val="single" w:sz="4" w:space="0" w:color="000000"/>
-              <w:left w:val="single" w:sz="4" w:space="0" w:color="000000"/>
-              <w:bottom w:val="single" w:sz="4" w:space="0" w:color="000000"/>
-            </w:tcBorders>
-            <w:tcMar>
-              <w:left w:w="108" w:type="dxa"/>
-              <w:right w:w="108" w:type="dxa"/>
-            </w:tcMar>
+            <w:tcW w:type="dxa" w:w="454"/>
             <w:vAlign w:val="center"/>
           </w:tcPr>
           <w:p>
             <w:pPr>
-              <w:suppressAutoHyphens w:val="0"/>
-              <w:rPr>
-                <w:rStyle w:val="Standard"/>
-                <w:color w:val="auto"/>
-                <w:sz w:val="24"/>
-              </w:rPr>
-            </w:pPr>
-          </w:p>
-        </w:tc>
-        <w:tc>
-          <w:tcPr>
-            <w:tcW w:w="1334" w:type="dxa"/>
-            <w:tcBorders>
-              <w:top w:val="single" w:sz="4" w:space="0" w:color="000000"/>
-              <w:left w:val="single" w:sz="4" w:space="0" w:color="000000"/>
-              <w:bottom w:val="single" w:sz="4" w:space="0" w:color="000000"/>
-            </w:tcBorders>
-          </w:tcPr>
-          <w:p>
-            <w:pPr>
-              <w:pStyle w:val="Standard"/>
-              <w:ind w:firstLine="0"/>
-              <w:jc w:val="center"/>
-              <w:rPr>
-                <w:color w:val="auto"/>
-              </w:rPr>
-            </w:pPr>
-            <w:r>
-              <w:rPr>
-                <w:color w:val="auto"/>
-              </w:rPr>
-              <w:t>зач. ед.</w:t>
-            </w:r>
-          </w:p>
-        </w:tc>
-        <w:tc>
-          <w:tcPr>
-            <w:tcW w:w="884" w:type="dxa"/>
-            <w:tcBorders>
-              <w:top w:val="single" w:sz="4" w:space="0" w:color="000000"/>
-              <w:left w:val="single" w:sz="4" w:space="0" w:color="000000"/>
-              <w:bottom w:val="single" w:sz="4" w:space="0" w:color="000000"/>
-              <w:right w:val="single" w:sz="4" w:space="0" w:color="auto"/>
-            </w:tcBorders>
-          </w:tcPr>
-          <w:p>
-            <w:pPr>
-              <w:pStyle w:val="Standard"/>
-              <w:ind w:firstLine="0"/>
-              <w:jc w:val="center"/>
-              <w:rPr>
-                <w:color w:val="auto"/>
-              </w:rPr>
-            </w:pPr>
-            <w:r>
-              <w:rPr>
-                <w:color w:val="auto"/>
-              </w:rPr>
-              <w:t xml:space="preserve">2</w:t>
-            </w:r>
-          </w:p>
-        </w:tc>
-        <w:tc>
-          <w:tcPr>
-            <w:tcW w:w="1148" w:type="dxa"/>
-            <w:tcBorders>
-              <w:top w:val="single" w:sz="4" w:space="0" w:color="000000"/>
-              <w:left w:val="single" w:sz="4" w:space="0" w:color="auto"/>
-              <w:bottom w:val="single" w:sz="4" w:space="0" w:color="000000"/>
-            </w:tcBorders>
-          </w:tcPr>
-          <w:p>
-            <w:pPr>
-              <w:pStyle w:val="Standard"/>
-              <w:ind w:firstLine="0"/>
-              <w:jc w:val="center"/>
-              <w:rPr>
-                <w:color w:val="auto"/>
-              </w:rPr>
-            </w:pPr>
-            <w:r/>
-          </w:p>
-        </w:tc>
-        <w:tc>
-          <w:tcPr>
-            <w:tcW w:w="856" w:type="dxa"/>
-            <w:tcBorders>
-              <w:top w:val="single" w:sz="4" w:space="0" w:color="000000"/>
-              <w:left w:val="single" w:sz="4" w:space="0" w:color="000000"/>
-              <w:bottom w:val="single" w:sz="4" w:space="0" w:color="000000"/>
-            </w:tcBorders>
-          </w:tcPr>
-          <w:p>
-            <w:pPr>
-              <w:pStyle w:val="Standard"/>
-              <w:ind w:firstLine="0"/>
-              <w:jc w:val="center"/>
-              <w:rPr>
-                <w:color w:val="auto"/>
-              </w:rPr>
-            </w:pPr>
-            <w:r>
-              <w:rPr>
-                <w:color w:val="auto"/>
-              </w:rPr>
-              <w:t xml:space="preserve">2</w:t>
-            </w:r>
-          </w:p>
-        </w:tc>
-        <w:tc>
-          <w:tcPr>
-            <w:tcW w:w="860" w:type="dxa"/>
-            <w:tcBorders>
-              <w:top w:val="single" w:sz="4" w:space="0" w:color="000000"/>
-              <w:left w:val="single" w:sz="4" w:space="0" w:color="000000"/>
-              <w:bottom w:val="single" w:sz="4" w:space="0" w:color="000000"/>
-            </w:tcBorders>
-          </w:tcPr>
-          <w:p>
-            <w:pPr>
-              <w:pStyle w:val="Standard"/>
-              <w:ind w:firstLine="0"/>
-              <w:jc w:val="center"/>
-              <w:rPr>
-                <w:color w:val="auto"/>
-              </w:rPr>
-            </w:pPr>
-            <w:r>
-              <w:rPr>
-                <w:color w:val="auto"/>
-              </w:rPr>
-            </w:r>
-          </w:p>
-        </w:tc>
-        <w:tc>
-          <w:tcPr>
-            <w:tcW w:w="853" w:type="dxa"/>
-            <w:tcBorders>
-              <w:top w:val="single" w:sz="4" w:space="0" w:color="000000"/>
-              <w:left w:val="single" w:sz="4" w:space="0" w:color="000000"/>
-              <w:bottom w:val="single" w:sz="4" w:space="0" w:color="000000"/>
-            </w:tcBorders>
-          </w:tcPr>
-          <w:p>
-            <w:pPr>
-              <w:pStyle w:val="Standard"/>
-              <w:ind w:firstLine="0"/>
-              <w:jc w:val="center"/>
-              <w:rPr>
-                <w:color w:val="auto"/>
-              </w:rPr>
-            </w:pPr>
-            <w:r/>
-          </w:p>
-        </w:tc>
-        <w:tc>
-          <w:tcPr>
-            <w:tcW w:w="804" w:type="dxa"/>
-            <w:tcBorders>
-              <w:top w:val="single" w:sz="4" w:space="0" w:color="000000"/>
-              <w:left w:val="single" w:sz="4" w:space="0" w:color="000000"/>
-              <w:bottom w:val="single" w:sz="4" w:space="0" w:color="000000"/>
-              <w:right w:val="single" w:sz="4" w:space="0" w:color="000000"/>
-            </w:tcBorders>
-          </w:tcPr>
-          <w:p>
-            <w:pPr>
-              <w:pStyle w:val="Standard"/>
-              <w:ind w:firstLine="0"/>
-              <w:jc w:val="center"/>
-              <w:rPr>
-                <w:color w:val="auto"/>
-              </w:rPr>
-            </w:pPr>
-            <w:r/>
+              <w:spacing w:before="0" w:after="20" w:line="240" w:lineRule="auto"/>
+              <w:jc w:val="center"/>
+            </w:pPr>
+            <w:r>
+              <w:rPr>
+                <w:rFonts w:ascii="Times New Roman" w:hAnsi="Times New Roman"/>
+                <w:b w:val="0"/>
+                <w:sz w:val="24"/>
+              </w:rPr>
+              <w:t>3</w:t>
+            </w:r>
+          </w:p>
+        </w:tc>
+        <w:tc>
+          <w:tcPr>
+            <w:tcW w:type="dxa" w:w="1814"/>
+            <w:vAlign w:val="center"/>
+          </w:tcPr>
+          <w:p>
+            <w:pPr>
+              <w:spacing w:before="0" w:after="20" w:line="240" w:lineRule="auto"/>
+              <w:jc w:val="left"/>
+            </w:pPr>
+            <w:r>
+              <w:rPr>
+                <w:rFonts w:ascii="Times New Roman" w:hAnsi="Times New Roman"/>
+                <w:b w:val="0"/>
+                <w:sz w:val="24"/>
+              </w:rPr>
+              <w:t>Промежуточная аттестация</w:t>
+            </w:r>
+          </w:p>
+        </w:tc>
+        <w:tc>
+          <w:tcPr>
+            <w:tcW w:type="dxa" w:w="1361"/>
+            <w:vAlign w:val="center"/>
+          </w:tcPr>
+          <w:p>
+            <w:pPr>
+              <w:spacing w:before="0" w:after="20" w:line="240" w:lineRule="auto"/>
+              <w:jc w:val="center"/>
+            </w:pPr>
+            <w:r>
+              <w:rPr>
+                <w:rFonts w:ascii="Times New Roman" w:hAnsi="Times New Roman"/>
+                <w:b w:val="0"/>
+                <w:sz w:val="24"/>
+              </w:rPr>
+              <w:t>зачёт с оценкой (ЗаО)</w:t>
+            </w:r>
+          </w:p>
+        </w:tc>
+        <w:tc>
+          <w:tcPr>
+            <w:tcW w:type="dxa" w:w="737"/>
+            <w:vAlign w:val="center"/>
+          </w:tcPr>
+          <w:p>
+            <w:pPr>
+              <w:spacing w:before="0" w:after="20" w:line="240" w:lineRule="auto"/>
+              <w:jc w:val="center"/>
+            </w:pPr>
+            <w:r>
+              <w:rPr>
+                <w:rFonts w:ascii="Times New Roman" w:hAnsi="Times New Roman"/>
+                <w:b w:val="0"/>
+                <w:sz w:val="24"/>
+              </w:rPr>
+              <w:t>—</w:t>
+            </w:r>
+          </w:p>
+        </w:tc>
+        <w:tc>
+          <w:tcPr>
+            <w:tcW w:type="dxa" w:w="1587"/>
+            <w:vAlign w:val="center"/>
+          </w:tcPr>
+          <w:p>
+            <w:pPr>
+              <w:spacing w:before="0" w:after="20" w:line="240" w:lineRule="auto"/>
+              <w:jc w:val="center"/>
+            </w:pPr>
+            <w:r>
+              <w:rPr>
+                <w:rFonts w:ascii="Times New Roman" w:hAnsi="Times New Roman"/>
+                <w:b w:val="0"/>
+                <w:sz w:val="24"/>
+              </w:rPr>
+              <w:t>—</w:t>
+            </w:r>
+          </w:p>
+        </w:tc>
+        <w:tc>
+          <w:tcPr>
+            <w:tcW w:type="dxa" w:w="3402"/>
+            <w:vAlign w:val="center"/>
+          </w:tcPr>
+          <w:p>
+            <w:pPr>
+              <w:spacing w:before="0" w:after="20" w:line="240" w:lineRule="auto"/>
+              <w:jc w:val="center"/>
+            </w:pPr>
+            <w:r>
+              <w:rPr>
+                <w:rFonts w:ascii="Times New Roman" w:hAnsi="Times New Roman"/>
+                <w:b w:val="0"/>
+                <w:sz w:val="24"/>
+              </w:rPr>
+              <w:t>—</w:t>
+            </w:r>
+          </w:p>
+        </w:tc>
+      </w:tr>
+      <w:tr>
+        <w:tc>
+          <w:tcPr>
+            <w:tcW w:type="dxa" w:w="454"/>
+            <w:vAlign w:val="center"/>
+          </w:tcPr>
+          <w:p>
+            <w:pPr>
+              <w:spacing w:before="0" w:after="20" w:line="240" w:lineRule="auto"/>
+              <w:jc w:val="center"/>
+            </w:pPr>
+            <w:r>
+              <w:rPr>
+                <w:rFonts w:ascii="Times New Roman" w:hAnsi="Times New Roman"/>
+                <w:b w:val="0"/>
+                <w:sz w:val="24"/>
+              </w:rPr>
+              <w:t>3</w:t>
+            </w:r>
+          </w:p>
+        </w:tc>
+        <w:tc>
+          <w:tcPr>
+            <w:tcW w:type="dxa" w:w="1814"/>
+            <w:vAlign w:val="center"/>
+          </w:tcPr>
+          <w:p>
+            <w:pPr>
+              <w:spacing w:before="0" w:after="20" w:line="240" w:lineRule="auto"/>
+              <w:jc w:val="left"/>
+            </w:pPr>
+            <w:r>
+              <w:rPr>
+                <w:rFonts w:ascii="Times New Roman" w:hAnsi="Times New Roman"/>
+                <w:b w:val="0"/>
+                <w:sz w:val="24"/>
+              </w:rPr>
+              <w:t>Промежуточная аттестация</w:t>
+            </w:r>
+          </w:p>
+        </w:tc>
+        <w:tc>
+          <w:tcPr>
+            <w:tcW w:type="dxa" w:w="1361"/>
+            <w:vAlign w:val="center"/>
+          </w:tcPr>
+          <w:p>
+            <w:pPr>
+              <w:spacing w:before="0" w:after="20" w:line="240" w:lineRule="auto"/>
+              <w:jc w:val="center"/>
+            </w:pPr>
+            <w:r>
+              <w:rPr>
+                <w:rFonts w:ascii="Times New Roman" w:hAnsi="Times New Roman"/>
+                <w:b w:val="0"/>
+                <w:sz w:val="24"/>
+              </w:rPr>
+              <w:t>экзамен (Э)</w:t>
+            </w:r>
+          </w:p>
+        </w:tc>
+        <w:tc>
+          <w:tcPr>
+            <w:tcW w:type="dxa" w:w="737"/>
+            <w:vAlign w:val="center"/>
+          </w:tcPr>
+          <w:p>
+            <w:pPr>
+              <w:spacing w:before="0" w:after="20" w:line="240" w:lineRule="auto"/>
+              <w:jc w:val="center"/>
+            </w:pPr>
+            <w:r>
+              <w:rPr>
+                <w:rFonts w:ascii="Times New Roman" w:hAnsi="Times New Roman"/>
+                <w:b w:val="0"/>
+                <w:sz w:val="24"/>
+              </w:rPr>
+              <w:t>—</w:t>
+            </w:r>
+          </w:p>
+        </w:tc>
+        <w:tc>
+          <w:tcPr>
+            <w:tcW w:type="dxa" w:w="1587"/>
+            <w:vAlign w:val="center"/>
+          </w:tcPr>
+          <w:p>
+            <w:pPr>
+              <w:spacing w:before="0" w:after="20" w:line="240" w:lineRule="auto"/>
+              <w:jc w:val="center"/>
+            </w:pPr>
+            <w:r>
+              <w:rPr>
+                <w:rFonts w:ascii="Times New Roman" w:hAnsi="Times New Roman"/>
+                <w:b w:val="0"/>
+                <w:sz w:val="24"/>
+              </w:rPr>
+              <w:t>—</w:t>
+            </w:r>
+          </w:p>
+        </w:tc>
+        <w:tc>
+          <w:tcPr>
+            <w:tcW w:type="dxa" w:w="3402"/>
+            <w:vAlign w:val="center"/>
+          </w:tcPr>
+          <w:p>
+            <w:pPr>
+              <w:spacing w:before="0" w:after="20" w:line="240" w:lineRule="auto"/>
+              <w:jc w:val="center"/>
+            </w:pPr>
+            <w:r>
+              <w:rPr>
+                <w:rFonts w:ascii="Times New Roman" w:hAnsi="Times New Roman"/>
+                <w:b w:val="0"/>
+                <w:sz w:val="24"/>
+              </w:rPr>
+              <w:t>—</w:t>
+            </w:r>
+          </w:p>
+        </w:tc>
+      </w:tr>
+      <w:tr>
+        <w:tc>
+          <w:tcPr>
+            <w:tcW w:type="dxa" w:w="454"/>
+            <w:vAlign w:val="center"/>
+          </w:tcPr>
+          <w:p>
+            <w:pPr>
+              <w:spacing w:before="0" w:after="20" w:line="240" w:lineRule="auto"/>
+              <w:jc w:val="center"/>
+            </w:pPr>
+            <w:r>
+              <w:rPr>
+                <w:rFonts w:ascii="Times New Roman" w:hAnsi="Times New Roman"/>
+                <w:b w:val="0"/>
+                <w:sz w:val="24"/>
+              </w:rPr>
+            </w:r>
+          </w:p>
+        </w:tc>
+        <w:tc>
+          <w:tcPr>
+            <w:tcW w:type="dxa" w:w="3175"/>
+            <w:gridSpan w:val="2"/>
+            <w:vAlign w:val="center"/>
+          </w:tcPr>
+          <w:p>
+            <w:pPr>
+              <w:spacing w:before="0" w:after="20" w:line="240" w:lineRule="auto"/>
+              <w:jc w:val="left"/>
+            </w:pPr>
+            <w:r>
+              <w:rPr>
+                <w:rFonts w:ascii="Times New Roman" w:hAnsi="Times New Roman"/>
+                <w:b w:val="0"/>
+                <w:sz w:val="24"/>
+              </w:rPr>
+            </w:r>
+          </w:p>
+        </w:tc>
+        <w:tc>
+          <w:tcPr>
+            <w:tcW w:type="dxa" w:w="737"/>
+          </w:tcPr>
+          <w:p/>
+        </w:tc>
+        <w:tc>
+          <w:tcPr>
+            <w:tcW w:type="dxa" w:w="1587"/>
+          </w:tcPr>
+          <w:p/>
+        </w:tc>
+        <w:tc>
+          <w:tcPr>
+            <w:tcW w:type="dxa" w:w="3402"/>
+          </w:tcPr>
+          <w:p/>
+        </w:tc>
+      </w:tr>
+      <w:tr>
+        <w:tc>
+          <w:tcPr>
+            <w:tcW w:type="dxa" w:w="454"/>
+            <w:vAlign w:val="center"/>
+          </w:tcPr>
+          <w:p>
+            <w:pPr>
+              <w:spacing w:before="0" w:after="20" w:line="240" w:lineRule="auto"/>
+              <w:jc w:val="center"/>
+            </w:pPr>
+            <w:r>
+              <w:rPr>
+                <w:rFonts w:ascii="Times New Roman" w:hAnsi="Times New Roman"/>
+                <w:b w:val="0"/>
+                <w:sz w:val="24"/>
+              </w:rPr>
+            </w:r>
+          </w:p>
+        </w:tc>
+        <w:tc>
+          <w:tcPr>
+            <w:tcW w:type="dxa" w:w="1814"/>
+            <w:vAlign w:val="center"/>
+          </w:tcPr>
+          <w:p>
+            <w:pPr>
+              <w:spacing w:before="0" w:after="20" w:line="240" w:lineRule="auto"/>
+              <w:jc w:val="left"/>
+            </w:pPr>
+            <w:r>
+              <w:rPr>
+                <w:rFonts w:ascii="Times New Roman" w:hAnsi="Times New Roman"/>
+                <w:b/>
+                <w:sz w:val="24"/>
+              </w:rPr>
+              <w:t>ИТОГО: общая трудоёмкость</w:t>
+            </w:r>
+          </w:p>
+        </w:tc>
+        <w:tc>
+          <w:tcPr>
+            <w:tcW w:type="dxa" w:w="1361"/>
+            <w:vAlign w:val="center"/>
+          </w:tcPr>
+          <w:p>
+            <w:pPr>
+              <w:spacing w:before="0" w:after="20" w:line="240" w:lineRule="auto"/>
+              <w:jc w:val="center"/>
+            </w:pPr>
+            <w:r>
+              <w:rPr>
+                <w:rFonts w:ascii="Times New Roman" w:hAnsi="Times New Roman"/>
+                <w:b w:val="0"/>
+                <w:sz w:val="24"/>
+              </w:rPr>
+              <w:t>часов</w:t>
+            </w:r>
+          </w:p>
+        </w:tc>
+        <w:tc>
+          <w:tcPr>
+            <w:tcW w:type="dxa" w:w="737"/>
+            <w:vAlign w:val="center"/>
+          </w:tcPr>
+          <w:p>
+            <w:pPr>
+              <w:spacing w:before="0" w:after="20" w:line="240" w:lineRule="auto"/>
+              <w:jc w:val="center"/>
+            </w:pPr>
+            <w:r>
+              <w:rPr>
+                <w:rFonts w:ascii="Times New Roman" w:hAnsi="Times New Roman"/>
+                <w:b/>
+                <w:sz w:val="24"/>
+              </w:rPr>
+              <w:t>72</w:t>
+            </w:r>
+          </w:p>
+        </w:tc>
+        <w:tc>
+          <w:tcPr>
+            <w:tcW w:type="dxa" w:w="1587"/>
+            <w:vAlign w:val="center"/>
+          </w:tcPr>
+          <w:p>
+            <w:pPr>
+              <w:spacing w:before="0" w:after="20" w:line="240" w:lineRule="auto"/>
+              <w:jc w:val="center"/>
+            </w:pPr>
+            <w:r>
+              <w:rPr>
+                <w:rFonts w:ascii="Times New Roman" w:hAnsi="Times New Roman"/>
+                <w:b w:val="0"/>
+                <w:sz w:val="24"/>
+              </w:rPr>
+              <w:t>0</w:t>
+            </w:r>
+          </w:p>
+        </w:tc>
+        <w:tc>
+          <w:tcPr>
+            <w:tcW w:type="dxa" w:w="3402"/>
+            <w:vAlign w:val="center"/>
+          </w:tcPr>
+          <w:p>
+            <w:pPr>
+              <w:spacing w:before="0" w:after="20" w:line="240" w:lineRule="auto"/>
+              <w:jc w:val="center"/>
+            </w:pPr>
+            <w:r>
+              <w:rPr>
+                <w:rFonts w:ascii="Times New Roman" w:hAnsi="Times New Roman"/>
+                <w:b/>
+                <w:sz w:val="24"/>
+              </w:rPr>
+              <w:t>72</w:t>
+            </w:r>
+          </w:p>
+        </w:tc>
+      </w:tr>
+      <w:tr>
+        <w:tc>
+          <w:tcPr>
+            <w:tcW w:type="dxa" w:w="454"/>
+            <w:vAlign w:val="center"/>
+          </w:tcPr>
+          <w:p>
+            <w:pPr>
+              <w:spacing w:before="0" w:after="20" w:line="240" w:lineRule="auto"/>
+              <w:jc w:val="center"/>
+            </w:pPr>
+            <w:r>
+              <w:rPr>
+                <w:rFonts w:ascii="Times New Roman" w:hAnsi="Times New Roman"/>
+                <w:b w:val="0"/>
+                <w:sz w:val="24"/>
+              </w:rPr>
+            </w:r>
+          </w:p>
+        </w:tc>
+        <w:tc>
+          <w:tcPr>
+            <w:tcW w:type="dxa" w:w="1814"/>
+            <w:vAlign w:val="center"/>
+          </w:tcPr>
+          <w:p>
+            <w:pPr>
+              <w:spacing w:before="0" w:after="20" w:line="240" w:lineRule="auto"/>
+              <w:jc w:val="left"/>
+            </w:pPr>
+            <w:r>
+              <w:rPr>
+                <w:rFonts w:ascii="Times New Roman" w:hAnsi="Times New Roman"/>
+                <w:b/>
+                <w:sz w:val="24"/>
+              </w:rPr>
+              <w:t>ИТОГО: общая трудоёмкость</w:t>
+            </w:r>
+          </w:p>
+        </w:tc>
+        <w:tc>
+          <w:tcPr>
+            <w:tcW w:type="dxa" w:w="1361"/>
+            <w:vAlign w:val="center"/>
+          </w:tcPr>
+          <w:p>
+            <w:pPr>
+              <w:spacing w:before="0" w:after="20" w:line="240" w:lineRule="auto"/>
+              <w:jc w:val="center"/>
+            </w:pPr>
+            <w:r>
+              <w:rPr>
+                <w:rFonts w:ascii="Times New Roman" w:hAnsi="Times New Roman"/>
+                <w:b w:val="0"/>
+                <w:sz w:val="24"/>
+              </w:rPr>
+              <w:t>з.е.</w:t>
+            </w:r>
+          </w:p>
+        </w:tc>
+        <w:tc>
+          <w:tcPr>
+            <w:tcW w:type="dxa" w:w="737"/>
+            <w:vAlign w:val="center"/>
+          </w:tcPr>
+          <w:p>
+            <w:pPr>
+              <w:spacing w:before="0" w:after="20" w:line="240" w:lineRule="auto"/>
+              <w:jc w:val="center"/>
+            </w:pPr>
+            <w:r>
+              <w:rPr>
+                <w:rFonts w:ascii="Times New Roman" w:hAnsi="Times New Roman"/>
+                <w:b/>
+                <w:sz w:val="24"/>
+              </w:rPr>
+              <w:t>2</w:t>
+            </w:r>
+          </w:p>
+        </w:tc>
+        <w:tc>
+          <w:tcPr>
+            <w:tcW w:type="dxa" w:w="1587"/>
+            <w:vAlign w:val="center"/>
+          </w:tcPr>
+          <w:p>
+            <w:pPr>
+              <w:spacing w:before="0" w:after="20" w:line="240" w:lineRule="auto"/>
+              <w:jc w:val="center"/>
+            </w:pPr>
+            <w:r>
+              <w:rPr>
+                <w:rFonts w:ascii="Times New Roman" w:hAnsi="Times New Roman"/>
+                <w:b w:val="0"/>
+                <w:sz w:val="24"/>
+              </w:rPr>
+              <w:t>—</w:t>
+            </w:r>
+          </w:p>
+        </w:tc>
+        <w:tc>
+          <w:tcPr>
+            <w:tcW w:type="dxa" w:w="3402"/>
+            <w:vAlign w:val="center"/>
+          </w:tcPr>
+          <w:p>
+            <w:pPr>
+              <w:spacing w:before="0" w:after="20" w:line="240" w:lineRule="auto"/>
+              <w:jc w:val="center"/>
+            </w:pPr>
+            <w:r>
+              <w:rPr>
+                <w:rFonts w:ascii="Times New Roman" w:hAnsi="Times New Roman"/>
+                <w:b/>
+                <w:sz w:val="24"/>
+              </w:rPr>
+              <w:t>2</w:t>
+            </w:r>
           </w:p>
         </w:tc>
       </w:tr>
@@ -5786,20 +4696,13 @@
       </w:pPr>
       <w:r>
         <w:rPr>
-          <w:color w:val="auto"/>
-          <w:sz w:val="28"/>
-          <w:szCs w:val="28"/>
-        </w:rPr>
-        <w:br w:type="page"/>
-      </w:r>
-      <w:r>
-        <w:rPr>
-          <w:color w:val="auto"/>
-          <w:sz w:val="28"/>
-          <w:szCs w:val="28"/>
-        </w:rPr>
-        <w:lastRenderedPageBreak/>
-        <w:t xml:space="preserve">2. СОДЕРЖАНИЕ УЧЕБНОЙ ДИСЦИПЛИНЫ </w:t>
+          <w:rFonts w:ascii="Times New Roman" w:hAnsi="Times New Roman"/>
+          <w:b/>
+          <w:color w:val="000000"/>
+          <w:sz w:val="28"/>
+          <w:szCs w:val="28"/>
+        </w:rPr>
+        <w:t xml:space="preserve">2. СОДЕРЖАНИЕ ДИСЦИПЛИНЫ (МОДУЛЯ)</w:t>
       </w:r>
     </w:p>
     <w:p>
@@ -5828,11 +4731,13 @@
       </w:pPr>
       <w:r>
         <w:rPr>
-          <w:color w:val="auto"/>
-          <w:sz w:val="28"/>
-          <w:szCs w:val="28"/>
-        </w:rPr>
-        <w:t>2.1. Содержание разделов учебной дисциплины</w:t>
+          <w:rFonts w:ascii="Times New Roman" w:hAnsi="Times New Roman"/>
+          <w:b/>
+          <w:color w:val="000000"/>
+          <w:sz w:val="28"/>
+          <w:szCs w:val="28"/>
+        </w:rPr>
+        <w:t xml:space="preserve">2.1. Содержание разделов дисциплины (модуля)</w:t>
       </w:r>
     </w:p>
     <w:p>
@@ -5844,6 +4749,7 @@
           <w:sz w:val="28"/>
           <w:szCs w:val="28"/>
         </w:rPr>
+        <w:keepNext/>
       </w:pPr>
       <w:r>
         <w:rPr>
@@ -5881,23 +4787,20 @@
           <w:tcPr>
             <w:tcW w:w="0" w:type="auto"/>
             <w:shd w:val="clear" w:color="auto" w:fill="auto"/>
-          </w:tcPr>
-          <w:p>
-            <w:pPr>
-              <w:keepNext/>
-              <w:jc w:val="center"/>
-              <w:rPr>
-                <w:szCs w:val="22"/>
-              </w:rPr>
+            <w:vAlign w:val="center"/>
+          </w:tcPr>
+          <w:p>
+            <w:pPr>
+              <w:spacing w:before="0" w:after="20" w:line="240" w:lineRule="auto"/>
+              <w:jc w:val="center"/>
             </w:pPr>
             <w:r>
               <w:rPr>
                 <w:rFonts w:ascii="Times New Roman" w:hAnsi="Times New Roman"/>
                 <w:b/>
                 <w:sz w:val="24"/>
-                <w:szCs w:val="22"/>
-              </w:rPr>
-              <w:t>№ семестра</w:t>
+              </w:rPr>
+              <w:t>№ семестра/курса</w:t>
             </w:r>
           </w:p>
         </w:tc>
@@ -6739,38 +5642,6 @@
           <w:szCs w:val="28"/>
         </w:rPr>
       </w:pPr>
-    </w:p>
-    <w:p>
-      <w:pPr>
-        <w:keepNext/>
-        <w:keepLines/>
-        <w:widowControl/>
-        <w:numPr>
-          <w:ilvl w:val="1"/>
-          <w:numId w:val="17"/>
-        </w:numPr>
-        <w:suppressAutoHyphens w:val="0"/>
-        <w:autoSpaceDE w:val="0"/>
-        <w:autoSpaceDN w:val="0"/>
-        <w:jc w:val="both"/>
-        <w:rPr>
-          <w:rFonts w:ascii="Times New Roman" w:eastAsia="Times New Roman" w:hAnsi="Times New Roman" w:cs="Times New Roman"/>
-          <w:color w:val="auto"/>
-          <w:sz w:val="28"/>
-          <w:szCs w:val="28"/>
-          <w:lang w:eastAsia="en-US" w:bidi="ar-SA"/>
-        </w:rPr>
-      </w:pPr>
-      <w:r>
-        <w:rPr>
-          <w:rFonts w:ascii="Times New Roman" w:eastAsia="Times New Roman" w:hAnsi="Times New Roman" w:cs="Times New Roman"/>
-          <w:color w:val="auto"/>
-          <w:sz w:val="28"/>
-          <w:szCs w:val="28"/>
-          <w:lang w:eastAsia="en-US" w:bidi="ar-SA"/>
-        </w:rPr>
-        <w:t>Перечень лабораторных работ (при наличии)</w:t>
-      </w:r>
     </w:p>
     <w:p>
       <w:pPr>
@@ -6788,29 +5659,6 @@
           <w:lang w:eastAsia="en-US" w:bidi="ar-SA"/>
         </w:rPr>
       </w:pPr>
-    </w:p>
-    <w:p>
-      <w:pPr>
-        <w:widowControl/>
-        <w:jc w:val="both"/>
-        <w:rPr>
-          <w:rFonts w:ascii="Times New Roman" w:hAnsi="Times New Roman" w:cs="Times New Roman"/>
-          <w:b/>
-          <w:color w:val="auto"/>
-          <w:sz w:val="28"/>
-          <w:szCs w:val="28"/>
-        </w:rPr>
-      </w:pPr>
-      <w:r>
-        <w:rPr>
-          <w:rFonts w:ascii="Times New Roman" w:hAnsi="Times New Roman" w:cs="Times New Roman"/>
-          <w:b/>
-          <w:color w:val="auto"/>
-          <w:sz w:val="28"/>
-          <w:szCs w:val="28"/>
-        </w:rPr>
-        <w:t xml:space="preserve">Лабораторные работы, курсовая работа и курсовой проект не предусмотрены.</w:t>
-      </w:r>
     </w:p>
     <w:p>
       <w:pPr>
@@ -7770,11 +6618,13 @@
       </w:pPr>
       <w:r>
         <w:rPr>
-          <w:color w:val="auto"/>
-          <w:sz w:val="28"/>
-          <w:szCs w:val="28"/>
-        </w:rPr>
-        <w:t>3. САМОСТОЯТЕЛЬНАЯ РАБОТА СТУДЕНТА</w:t>
+          <w:rFonts w:ascii="Times New Roman" w:hAnsi="Times New Roman"/>
+          <w:b/>
+          <w:color w:val="000000"/>
+          <w:sz w:val="28"/>
+          <w:szCs w:val="28"/>
+        </w:rPr>
+        <w:t xml:space="preserve">3. САМОСТОЯТЕЛЬНАЯ РАБОТА ОБУЧАЮЩЕГОСЯ</w:t>
       </w:r>
     </w:p>
     <w:p>
@@ -7847,11 +6697,11 @@
       <w:r>
         <w:rPr>
           <w:rFonts w:ascii="Times New Roman" w:hAnsi="Times New Roman" w:cs="Times New Roman"/>
-          <w:color w:val="auto"/>
-          <w:sz w:val="28"/>
-          <w:szCs w:val="28"/>
-        </w:rPr>
-        <w:t>Видами СРС являются:</w:t>
+          <w:color w:val="000000"/>
+          <w:sz w:val="28"/>
+          <w:szCs w:val="28"/>
+        </w:rPr>
+        <w:t xml:space="preserve">Видами самостоятельной работы обучающегося являются:</w:t>
       </w:r>
     </w:p>
     <w:p>
@@ -7948,315 +6798,68 @@
     </w:p>
     <w:p>
       <w:pPr>
-        <w:pStyle w:val="Standard"/>
         <w:keepNext/>
-        <w:keepLines/>
-        <w:ind w:firstLine="0"/>
-        <w:jc w:val="center"/>
-        <w:rPr>
-          <w:color w:val="auto"/>
-        </w:rPr>
+        <w:spacing w:after="160"/>
       </w:pPr>
       <w:r>
         <w:rPr>
-          <w:color w:val="auto"/>
-          <w:sz w:val="28"/>
-          <w:szCs w:val="28"/>
-        </w:rPr>
-        <w:t xml:space="preserve">4. </w:t>
-      </w:r>
-      <w:r>
-        <w:rPr>
-          <w:color w:val="auto"/>
-          <w:sz w:val="28"/>
-          <w:szCs w:val="28"/>
-        </w:rPr>
-        <w:t>ОЦЕНОЧНЫЕ СРЕДСТВА ДЛЯ ТЕКУЩЕГО КОНТРОЛЯ УСПЕВАЕМОСТИ И ПРОМЕЖУТОЧНОЙ АТТЕСТАЦИИ</w:t>
+          <w:rFonts w:ascii="Times New Roman" w:hAnsi="Times New Roman"/>
+          <w:b/>
+          <w:sz w:val="28"/>
+        </w:rPr>
+        <w:t>4. ОЦЕНОЧНЫЕ СРЕДСТВА ДЛЯ ТЕКУЩЕГО КОНТРОЛЯ УСПЕВАЕМОСТИ И ПРОМЕЖУТОЧНОЙ АТТЕСТАЦИИ</w:t>
       </w:r>
     </w:p>
     <w:p>
       <w:pPr>
-        <w:pStyle w:val="Standard"/>
-        <w:keepNext/>
-        <w:ind w:firstLine="709"/>
-        <w:rPr>
-          <w:color w:val="auto"/>
-          <w:sz w:val="28"/>
-          <w:szCs w:val="28"/>
-        </w:rPr>
+        <w:spacing w:after="160"/>
       </w:pPr>
       <w:r>
         <w:rPr>
-          <w:color w:val="auto"/>
-          <w:sz w:val="28"/>
-          <w:szCs w:val="28"/>
-        </w:rPr>
-        <w:t xml:space="preserve"> </w:t>
-      </w:r>
-      <w:r>
-        <w:rPr>
-          <w:color w:val="auto"/>
-          <w:sz w:val="28"/>
-          <w:szCs w:val="28"/>
-        </w:rPr>
-        <w:t>(</w:t>
-      </w:r>
-      <w:r>
-        <w:rPr>
-          <w:i/>
-          <w:color w:val="auto"/>
-          <w:sz w:val="28"/>
-          <w:szCs w:val="28"/>
-        </w:rPr>
-        <w:t>см</w:t>
-      </w:r>
-      <w:r>
-        <w:rPr>
-          <w:color w:val="auto"/>
-          <w:sz w:val="28"/>
-          <w:szCs w:val="28"/>
-        </w:rPr>
-        <w:t xml:space="preserve">. </w:t>
-      </w:r>
-      <w:r>
-        <w:rPr>
-          <w:i/>
-          <w:color w:val="auto"/>
-          <w:sz w:val="28"/>
-          <w:szCs w:val="28"/>
-        </w:rPr>
-        <w:t>Фонд оценочных средств</w:t>
-      </w:r>
-      <w:r>
-        <w:rPr>
-          <w:color w:val="auto"/>
-          <w:sz w:val="28"/>
-          <w:szCs w:val="28"/>
-        </w:rPr>
-        <w:t>)</w:t>
+          <w:rFonts w:ascii="Times New Roman" w:hAnsi="Times New Roman"/>
+          <w:b w:val="0"/>
+          <w:sz w:val="28"/>
+        </w:rPr>
+        <w:t>4.1. Формы текущего контроля успеваемости указаны в Оценочных средствах.</w:t>
       </w:r>
     </w:p>
     <w:p>
       <w:pPr>
-        <w:keepNext/>
-        <w:rPr>
-          <w:color w:val="auto"/>
-          <w:sz w:val="16"/>
-          <w:szCs w:val="16"/>
-        </w:rPr>
-      </w:pPr>
-    </w:p>
-    <w:p>
-      <w:pPr>
-        <w:pStyle w:val="ad"/>
-        <w:keepNext/>
-        <w:keepLines/>
-        <w:numPr>
-          <w:ilvl w:val="1"/>
-          <w:numId w:val="8"/>
-        </w:numPr>
-        <w:suppressAutoHyphens w:val="0"/>
-        <w:autoSpaceDE w:val="0"/>
-        <w:autoSpaceDN w:val="0"/>
-        <w:ind w:right="-2"/>
-        <w:jc w:val="both"/>
-        <w:rPr>
-          <w:rFonts w:ascii="Times New Roman" w:hAnsi="Times New Roman" w:cs="Times New Roman"/>
-          <w:i/>
-          <w:color w:val="auto"/>
-          <w:sz w:val="28"/>
-        </w:rPr>
+        <w:spacing w:after="160"/>
       </w:pPr>
       <w:r>
         <w:rPr>
-          <w:rFonts w:ascii="Times New Roman" w:hAnsi="Times New Roman" w:cs="Times New Roman"/>
-          <w:color w:val="auto"/>
-          <w:sz w:val="28"/>
-        </w:rPr>
-        <w:t>Рейтинговая система оценки знаний обучающихся по дисциплине (м</w:t>
-      </w:r>
-      <w:r>
-        <w:rPr>
-          <w:rFonts w:ascii="Times New Roman" w:hAnsi="Times New Roman" w:cs="Times New Roman"/>
-          <w:color w:val="auto"/>
-          <w:sz w:val="28"/>
-        </w:rPr>
-        <w:t>о</w:t>
-      </w:r>
-      <w:r>
-        <w:rPr>
-          <w:rFonts w:ascii="Times New Roman" w:hAnsi="Times New Roman" w:cs="Times New Roman"/>
-          <w:color w:val="auto"/>
-          <w:sz w:val="28"/>
-        </w:rPr>
-        <w:t>дулю</w:t>
-      </w:r>
-      <w:r>
-        <w:rPr>
-          <w:rFonts w:ascii="Times New Roman" w:hAnsi="Times New Roman" w:cs="Times New Roman"/>
-          <w:i/>
-          <w:color w:val="auto"/>
-          <w:sz w:val="28"/>
-        </w:rPr>
-        <w:t>) (при необходимости).</w:t>
+          <w:rFonts w:ascii="Times New Roman" w:hAnsi="Times New Roman"/>
+          <w:b w:val="0"/>
+          <w:sz w:val="28"/>
+        </w:rPr>
+        <w:t>4.2. Рейтинговая система оценки знаний обучающихся по дисциплине (модулю): нет.</w:t>
       </w:r>
     </w:p>
     <w:p>
       <w:pPr>
-        <w:pStyle w:val="ad"/>
-        <w:keepNext w:val="0"/>
-        <w:keepLines/>
-        <w:suppressAutoHyphens w:val="0"/>
-        <w:autoSpaceDE w:val="0"/>
-        <w:autoSpaceDN w:val="0"/>
-        <w:ind w:right="-2"/>
-        <w:jc w:val="both"/>
-        <w:rPr>
-          <w:rFonts w:ascii="Times New Roman" w:hAnsi="Times New Roman" w:cs="Times New Roman"/>
-          <w:i/>
-          <w:color w:val="auto"/>
-          <w:sz w:val="28"/>
-        </w:rPr>
+        <w:spacing w:after="160"/>
       </w:pPr>
       <w:r>
         <w:rPr>
-          <w:rFonts w:ascii="Times New Roman" w:hAnsi="Times New Roman" w:cs="Times New Roman"/>
-          <w:i/>
-          <w:color w:val="auto"/>
-          <w:sz w:val="28"/>
-        </w:rPr>
-        <w:t>Рейтинговая система не используется</w:t>
+          <w:rFonts w:ascii="Times New Roman" w:hAnsi="Times New Roman"/>
+          <w:b w:val="0"/>
+          <w:sz w:val="28"/>
+        </w:rPr>
+        <w:t>4.3. Лабораторные работы: нет.</w:t>
       </w:r>
     </w:p>
     <w:p>
       <w:pPr>
-        <w:pStyle w:val="ad"/>
-        <w:keepNext/>
-        <w:suppressAutoHyphens w:val="0"/>
-        <w:autoSpaceDE w:val="0"/>
-        <w:autoSpaceDN w:val="0"/>
-        <w:ind w:right="-2"/>
-        <w:jc w:val="both"/>
-        <w:rPr>
-          <w:rFonts w:ascii="Times New Roman" w:hAnsi="Times New Roman" w:cs="Times New Roman"/>
-          <w:i/>
-          <w:color w:val="auto"/>
-          <w:sz w:val="28"/>
-        </w:rPr>
-      </w:pPr>
-    </w:p>
-    <w:p>
-      <w:pPr>
-        <w:pStyle w:val="Standard"/>
-        <w:keepNext/>
-        <w:keepLines/>
-        <w:ind w:firstLine="0"/>
-        <w:rPr>
-          <w:sz w:val="28"/>
-          <w:szCs w:val="28"/>
-        </w:rPr>
+        <w:spacing w:after="160"/>
       </w:pPr>
       <w:r>
         <w:rPr>
-          <w:sz w:val="28"/>
-        </w:rPr>
-        <w:t xml:space="preserve">4.2. </w:t>
-      </w:r>
-      <w:r>
-        <w:rPr>
-          <w:sz w:val="28"/>
-        </w:rPr>
-        <w:t>Формы текущего контроля успеваемости по дисциплине</w:t>
-      </w:r>
-    </w:p>
-    <w:p>
-      <w:pPr>
-        <w:widowControl/>
-        <w:tabs>
-          <w:tab w:val="left" w:pos="709"/>
-        </w:tabs>
-        <w:suppressAutoHyphens w:val="0"/>
-        <w:spacing w:line="0" w:lineRule="atLeast"/>
-        <w:ind w:left="709" w:hanging="709"/>
-        <w:rPr>
-          <w:rFonts w:ascii="Times New Roman" w:hAnsi="Times New Roman" w:cs="Times New Roman"/>
-          <w:color w:val="auto"/>
-          <w:sz w:val="28"/>
-          <w:szCs w:val="28"/>
-        </w:rPr>
-      </w:pPr>
-      <w:r>
-        <w:rPr>
-          <w:rFonts w:ascii="Times New Roman" w:hAnsi="Times New Roman" w:cs="Times New Roman"/>
-          <w:color w:val="auto"/>
-          <w:sz w:val="28"/>
-          <w:szCs w:val="28"/>
-        </w:rPr>
-        <w:t>− Решение задач на практических занятиях;</w:t>
-      </w:r>
-    </w:p>
-    <w:p>
-      <w:pPr>
-        <w:widowControl/>
-        <w:tabs>
-          <w:tab w:val="left" w:pos="709"/>
-        </w:tabs>
-        <w:suppressAutoHyphens w:val="0"/>
-        <w:spacing w:line="0" w:lineRule="atLeast"/>
-        <w:ind w:left="709" w:hanging="709"/>
-        <w:rPr>
-          <w:rFonts w:ascii="Times New Roman" w:hAnsi="Times New Roman" w:cs="Times New Roman"/>
-          <w:color w:val="auto"/>
-          <w:sz w:val="28"/>
-          <w:szCs w:val="28"/>
-        </w:rPr>
-      </w:pPr>
-      <w:r>
-        <w:rPr>
-          <w:rFonts w:ascii="Times New Roman" w:hAnsi="Times New Roman" w:cs="Times New Roman"/>
-          <w:color w:val="auto"/>
-          <w:sz w:val="28"/>
-          <w:szCs w:val="28"/>
-        </w:rPr>
-        <w:t>− Контрольная работа.</w:t>
-      </w:r>
-    </w:p>
-    <w:p>
-      <w:pPr>
-        <w:keepNext/>
-        <w:widowControl/>
-        <w:tabs>
-          <w:tab w:val="left" w:pos="709"/>
-        </w:tabs>
-        <w:suppressAutoHyphens w:val="0"/>
-        <w:spacing w:line="0" w:lineRule="atLeast"/>
-        <w:ind w:left="709"/>
-        <w:rPr>
-          <w:rFonts w:ascii="Times New Roman" w:hAnsi="Times New Roman" w:cs="Times New Roman"/>
-          <w:color w:val="auto"/>
-          <w:sz w:val="28"/>
-          <w:szCs w:val="28"/>
-        </w:rPr>
-      </w:pPr>
-    </w:p>
-    <w:p>
-      <w:pPr>
-        <w:ind w:left="680"/>
-        <w:rPr>
-          <w:rFonts w:ascii="Times New Roman" w:hAnsi="Times New Roman" w:cs="Times New Roman"/>
-          <w:color w:val="auto"/>
-          <w:sz w:val="28"/>
-          <w:szCs w:val="28"/>
-        </w:rPr>
-      </w:pPr>
-      <w:r>
-        <w:rPr>
-          <w:rFonts w:ascii="Times New Roman" w:hAnsi="Times New Roman" w:cs="Times New Roman"/>
-          <w:color w:val="auto"/>
-          <w:sz w:val="28"/>
-          <w:szCs w:val="28"/>
-        </w:rPr>
-        <w:t>4.3. Форма промежуточной аттестации – зачет.</w:t>
+          <w:rFonts w:ascii="Times New Roman" w:hAnsi="Times New Roman"/>
+          <w:b w:val="0"/>
+          <w:sz w:val="28"/>
+        </w:rPr>
+        <w:t>4.4. Курсовая работа/курсовой проект: нет.</w:t>
       </w:r>
     </w:p>
     <w:p>
@@ -8421,53 +7024,71 @@
       </w:tr>
       <w:tr>
         <w:trPr>
-          <w:trHeight w:val="276"/>
-          <w:tblHeader/>
+          <w:trHeight w:val="919"/>
+          <w:cantSplit/>
         </w:trPr>
         <w:tc>
           <w:tcPr>
             <w:tcW w:w="625" w:type="dxa"/>
-            <w:vMerge/>
             <w:shd w:val="clear" w:color="auto" w:fill="auto"/>
             <w:vAlign w:val="center"/>
           </w:tcPr>
           <w:p>
             <w:pPr>
-              <w:keepNext/>
-              <w:tabs>
-                <w:tab w:val="left" w:pos="0"/>
-              </w:tabs>
-              <w:snapToGrid w:val="0"/>
-              <w:jc w:val="center"/>
+              <w:spacing w:before="0" w:after="20" w:line="240" w:lineRule="auto"/>
+              <w:jc w:val="center"/>
+            </w:pPr>
+            <w:r>
+              <w:rPr>
+                <w:rFonts w:ascii="Times New Roman" w:hAnsi="Times New Roman"/>
+                <w:b w:val="0"/>
+                <w:sz w:val="24"/>
+              </w:rPr>
+              <w:t>1</w:t>
+            </w:r>
+          </w:p>
+        </w:tc>
+        <w:tc>
+          <w:tcPr>
+            <w:tcW w:w="8764" w:type="dxa"/>
+            <w:shd w:val="clear" w:color="auto" w:fill="auto"/>
+            <w:vAlign w:val="center"/>
+          </w:tcPr>
+          <w:p>
+            <w:pPr>
               <w:rPr>
                 <w:rFonts w:ascii="Times New Roman" w:hAnsi="Times New Roman" w:cs="Times New Roman"/>
                 <w:color w:val="auto"/>
                 <w:sz w:val="24"/>
               </w:rPr>
             </w:pPr>
-          </w:p>
-        </w:tc>
-        <w:tc>
-          <w:tcPr>
-            <w:tcW w:w="8764" w:type="dxa"/>
-            <w:vMerge/>
-            <w:shd w:val="clear" w:color="auto" w:fill="auto"/>
-            <w:vAlign w:val="center"/>
-          </w:tcPr>
-          <w:p>
-            <w:pPr>
-              <w:keepNext/>
-              <w:tabs>
-                <w:tab w:val="left" w:pos="0"/>
-              </w:tabs>
-              <w:snapToGrid w:val="0"/>
-              <w:jc w:val="center"/>
+            <w:r>
               <w:rPr>
                 <w:rFonts w:ascii="Times New Roman" w:hAnsi="Times New Roman" w:cs="Times New Roman"/>
                 <w:color w:val="auto"/>
                 <w:sz w:val="24"/>
               </w:rPr>
-            </w:pPr>
+              <w:t xml:space="preserve">Бурмистрова, Е. В. Методы организации исследовательской и проектной деятельности обучающихся : учебное пособие для вузов / Е. В. Бурмистрова, Л. М. Мануйлова. – Москва : Юрайт, 2024. – 115 с. – URL: </w:t>
+            </w:r>
+            <w:hyperlink r:id="rId31" w:history="1">
+              <w:r>
+                <w:rPr>
+                  <w:rFonts w:ascii="Times New Roman" w:hAnsi="Times New Roman" w:cs="Times New Roman"/>
+                  <w:color w:val="auto"/>
+                  <w:sz w:val="24"/>
+                  <w:rStyle w:val="ab"/>
+                </w:rPr>
+                <w:t xml:space="preserve">https://urait.ru/bcode/544679</w:t>
+              </w:r>
+            </w:hyperlink>
+            <w:r>
+              <w:rPr>
+                <w:rFonts w:ascii="Times New Roman" w:hAnsi="Times New Roman" w:cs="Times New Roman"/>
+                <w:color w:val="auto"/>
+                <w:sz w:val="24"/>
+              </w:rPr>
+              <w:t xml:space="preserve">  (дата обращения: 05.02.2025). – Режим доступа: для зарегистрированных пользователей. – ISBN 978-5-534 15400-9. – Текст: электронный.</w:t>
+            </w:r>
           </w:p>
         </w:tc>
       </w:tr>
@@ -8484,25 +7105,16 @@
           </w:tcPr>
           <w:p>
             <w:pPr>
-              <w:tabs>
-                <w:tab w:val="left" w:pos="0"/>
-              </w:tabs>
-              <w:snapToGrid w:val="0"/>
-              <w:jc w:val="center"/>
-              <w:rPr>
-                <w:rFonts w:ascii="Times New Roman" w:hAnsi="Times New Roman" w:cs="Times New Roman"/>
-                <w:color w:val="auto"/>
-                <w:sz w:val="24"/>
-              </w:rPr>
-            </w:pPr>
-            <w:r>
-              <w:rPr>
-                <w:rFonts w:ascii="Times New Roman" w:hAnsi="Times New Roman" w:cs="Times New Roman"/>
-                <w:color w:val="auto"/>
-                <w:sz w:val="24"/>
-                <w:lang w:val="en-US"/>
-              </w:rPr>
-              <w:t xml:space="preserve">1.</w:t>
+              <w:spacing w:before="0" w:after="20" w:line="240" w:lineRule="auto"/>
+              <w:jc w:val="center"/>
+            </w:pPr>
+            <w:r>
+              <w:rPr>
+                <w:rFonts w:ascii="Times New Roman" w:hAnsi="Times New Roman"/>
+                <w:b w:val="0"/>
+                <w:sz w:val="24"/>
+              </w:rPr>
+              <w:t>2</w:t>
             </w:r>
           </w:p>
         </w:tc>
@@ -8563,11 +7175,27 @@
           </w:tcPr>
           <w:p>
             <w:pPr>
-              <w:tabs>
-                <w:tab w:val="left" w:pos="0"/>
-              </w:tabs>
-              <w:snapToGrid w:val="0"/>
-              <w:jc w:val="center"/>
+              <w:spacing w:before="0" w:after="20" w:line="240" w:lineRule="auto"/>
+              <w:jc w:val="center"/>
+            </w:pPr>
+            <w:r>
+              <w:rPr>
+                <w:rFonts w:ascii="Times New Roman" w:hAnsi="Times New Roman"/>
+                <w:b w:val="0"/>
+                <w:sz w:val="24"/>
+              </w:rPr>
+              <w:t>3</w:t>
+            </w:r>
+          </w:p>
+        </w:tc>
+        <w:tc>
+          <w:tcPr>
+            <w:tcW w:w="8764" w:type="dxa"/>
+            <w:shd w:val="clear" w:color="auto" w:fill="auto"/>
+            <w:vAlign w:val="center"/>
+          </w:tcPr>
+          <w:p>
+            <w:pPr>
               <w:rPr>
                 <w:rFonts w:ascii="Times New Roman" w:hAnsi="Times New Roman" w:cs="Times New Roman"/>
                 <w:color w:val="auto"/>
@@ -8579,9 +7207,54 @@
                 <w:rFonts w:ascii="Times New Roman" w:hAnsi="Times New Roman" w:cs="Times New Roman"/>
                 <w:color w:val="auto"/>
                 <w:sz w:val="24"/>
-                <w:lang w:val="en-US"/>
-              </w:rPr>
-              <w:t xml:space="preserve">2.</w:t>
+              </w:rPr>
+              <w:t xml:space="preserve">Селезнева, Е. В. Лидерство : учебник и практикум для вузов / Е. В. Селезнева. – Москва : Юрайт, 2024. – 429 с. – URL: </w:t>
+            </w:r>
+            <w:hyperlink r:id="rId32" w:history="1">
+              <w:r>
+                <w:rPr>
+                  <w:rFonts w:ascii="Times New Roman" w:hAnsi="Times New Roman" w:cs="Times New Roman"/>
+                  <w:color w:val="auto"/>
+                  <w:sz w:val="24"/>
+                  <w:rStyle w:val="ab"/>
+                </w:rPr>
+                <w:t xml:space="preserve">https://urait.ru/bcode/535903</w:t>
+              </w:r>
+            </w:hyperlink>
+            <w:r>
+              <w:rPr>
+                <w:rFonts w:ascii="Times New Roman" w:hAnsi="Times New Roman" w:cs="Times New Roman"/>
+                <w:color w:val="auto"/>
+                <w:sz w:val="24"/>
+              </w:rPr>
+              <w:t xml:space="preserve">  (дата обращения: 05.02.2025). – Режим доступа: для зарегистрированных пользователей. – ISBN 978-5-534-08397-2. – Текст : электронный.</w:t>
+            </w:r>
+          </w:p>
+        </w:tc>
+      </w:tr>
+      <w:tr>
+        <w:trPr>
+          <w:trHeight w:val="919"/>
+          <w:cantSplit/>
+        </w:trPr>
+        <w:tc>
+          <w:tcPr>
+            <w:tcW w:w="625" w:type="dxa"/>
+            <w:shd w:val="clear" w:color="auto" w:fill="auto"/>
+            <w:vAlign w:val="center"/>
+          </w:tcPr>
+          <w:p>
+            <w:pPr>
+              <w:spacing w:before="0" w:after="20" w:line="240" w:lineRule="auto"/>
+              <w:jc w:val="center"/>
+            </w:pPr>
+            <w:r>
+              <w:rPr>
+                <w:rFonts w:ascii="Times New Roman" w:hAnsi="Times New Roman"/>
+                <w:b w:val="0"/>
+                <w:sz w:val="24"/>
+              </w:rPr>
+              <w:t>4</w:t>
             </w:r>
           </w:p>
         </w:tc>
@@ -8625,164 +7298,6 @@
                 <w:sz w:val="24"/>
               </w:rPr>
               <w:t xml:space="preserve">  (дата обращения: 11.03.2025)</w:t>
-            </w:r>
-          </w:p>
-        </w:tc>
-      </w:tr>
-      <w:tr>
-        <w:trPr>
-          <w:trHeight w:val="919"/>
-          <w:cantSplit/>
-        </w:trPr>
-        <w:tc>
-          <w:tcPr>
-            <w:tcW w:w="625" w:type="dxa"/>
-            <w:shd w:val="clear" w:color="auto" w:fill="auto"/>
-            <w:vAlign w:val="center"/>
-          </w:tcPr>
-          <w:p>
-            <w:pPr>
-              <w:tabs>
-                <w:tab w:val="left" w:pos="0"/>
-              </w:tabs>
-              <w:snapToGrid w:val="0"/>
-              <w:jc w:val="center"/>
-              <w:rPr>
-                <w:rFonts w:ascii="Times New Roman" w:hAnsi="Times New Roman" w:cs="Times New Roman"/>
-                <w:color w:val="auto"/>
-                <w:sz w:val="24"/>
-              </w:rPr>
-            </w:pPr>
-            <w:r>
-              <w:rPr>
-                <w:rFonts w:ascii="Times New Roman" w:hAnsi="Times New Roman" w:cs="Times New Roman"/>
-                <w:color w:val="auto"/>
-                <w:sz w:val="24"/>
-                <w:lang w:val="en-US"/>
-              </w:rPr>
-              <w:t xml:space="preserve">3.</w:t>
-            </w:r>
-          </w:p>
-        </w:tc>
-        <w:tc>
-          <w:tcPr>
-            <w:tcW w:w="8764" w:type="dxa"/>
-            <w:shd w:val="clear" w:color="auto" w:fill="auto"/>
-            <w:vAlign w:val="center"/>
-          </w:tcPr>
-          <w:p>
-            <w:pPr>
-              <w:rPr>
-                <w:rFonts w:ascii="Times New Roman" w:hAnsi="Times New Roman" w:cs="Times New Roman"/>
-                <w:color w:val="auto"/>
-                <w:sz w:val="24"/>
-              </w:rPr>
-            </w:pPr>
-            <w:r>
-              <w:rPr>
-                <w:rFonts w:ascii="Times New Roman" w:hAnsi="Times New Roman" w:cs="Times New Roman"/>
-                <w:color w:val="auto"/>
-                <w:sz w:val="24"/>
-              </w:rPr>
-              <w:t xml:space="preserve">Бурмистрова, Е. В. Методы организации исследовательской и проектной деятельности обучающихся : учебное пособие для вузов / Е. В. Бурмистрова, Л. М. Мануйлова. – Москва : Юрайт, 2024. – 115 с. – URL: </w:t>
-            </w:r>
-            <w:hyperlink r:id="rId31" w:history="1">
-              <w:r>
-                <w:rPr>
-                  <w:rFonts w:ascii="Times New Roman" w:hAnsi="Times New Roman" w:cs="Times New Roman"/>
-                  <w:color w:val="auto"/>
-                  <w:sz w:val="24"/>
-                  <w:rStyle w:val="ab"/>
-                </w:rPr>
-                <w:t xml:space="preserve">https://urait.ru/bcode/544679</w:t>
-              </w:r>
-            </w:hyperlink>
-            <w:r>
-              <w:rPr>
-                <w:rFonts w:ascii="Times New Roman" w:hAnsi="Times New Roman" w:cs="Times New Roman"/>
-                <w:color w:val="auto"/>
-                <w:sz w:val="24"/>
-              </w:rPr>
-              <w:t xml:space="preserve">  (дата обращения: 05.02.2025). – Режим доступа: для зарегистрированных пользователей. – ISBN 978-5-534 15400-9. – Текст: электронный.</w:t>
-            </w:r>
-          </w:p>
-        </w:tc>
-      </w:tr>
-      <w:tr>
-        <w:trPr>
-          <w:trHeight w:val="919"/>
-          <w:cantSplit/>
-        </w:trPr>
-        <w:tc>
-          <w:tcPr>
-            <w:tcW w:w="625" w:type="dxa"/>
-            <w:shd w:val="clear" w:color="auto" w:fill="auto"/>
-            <w:vAlign w:val="center"/>
-          </w:tcPr>
-          <w:p>
-            <w:pPr>
-              <w:tabs>
-                <w:tab w:val="left" w:pos="0"/>
-              </w:tabs>
-              <w:snapToGrid w:val="0"/>
-              <w:jc w:val="center"/>
-              <w:rPr>
-                <w:rFonts w:ascii="Times New Roman" w:hAnsi="Times New Roman" w:cs="Times New Roman"/>
-                <w:color w:val="auto"/>
-                <w:sz w:val="24"/>
-              </w:rPr>
-            </w:pPr>
-            <w:r>
-              <w:rPr>
-                <w:rFonts w:ascii="Times New Roman" w:hAnsi="Times New Roman" w:cs="Times New Roman"/>
-                <w:color w:val="auto"/>
-                <w:sz w:val="24"/>
-                <w:lang w:val="en-US"/>
-              </w:rPr>
-              <w:t xml:space="preserve">4.</w:t>
-            </w:r>
-          </w:p>
-        </w:tc>
-        <w:tc>
-          <w:tcPr>
-            <w:tcW w:w="8764" w:type="dxa"/>
-            <w:shd w:val="clear" w:color="auto" w:fill="auto"/>
-            <w:vAlign w:val="center"/>
-          </w:tcPr>
-          <w:p>
-            <w:pPr>
-              <w:rPr>
-                <w:rFonts w:ascii="Times New Roman" w:hAnsi="Times New Roman" w:cs="Times New Roman"/>
-                <w:color w:val="auto"/>
-                <w:sz w:val="24"/>
-              </w:rPr>
-            </w:pPr>
-            <w:r>
-              <w:rPr>
-                <w:rFonts w:ascii="Times New Roman" w:hAnsi="Times New Roman" w:cs="Times New Roman"/>
-                <w:color w:val="auto"/>
-                <w:sz w:val="24"/>
-              </w:rPr>
-              <w:t xml:space="preserve">Селезнева, Е. В. Лидерство : учебник и практикум для вузов / Е. В. Селезнева. – Москва : Юрайт, 2024. – 429 с. – URL: </w:t>
-            </w:r>
-            <w:hyperlink r:id="rId32" w:history="1">
-              <w:r>
-                <w:rPr>
-                  <w:rFonts w:ascii="Times New Roman" w:hAnsi="Times New Roman" w:cs="Times New Roman"/>
-                  <w:color w:val="auto"/>
-                  <w:sz w:val="24"/>
-                  <w:rStyle w:val="ab"/>
-                </w:rPr>
-                <w:t xml:space="preserve">https://urait.ru/bcode/535903</w:t>
-              </w:r>
-            </w:hyperlink>
-            <w:r>
-              <w:rPr>
-                <w:rFonts w:ascii="Times New Roman" w:hAnsi="Times New Roman" w:cs="Times New Roman"/>
-                <w:color w:val="auto"/>
-                <w:sz w:val="24"/>
-              </w:rPr>
-              <w:t xml:space="preserve">  (дата обращения: 05.02.2025). – Режим доступа: для зарегистрированных пользователей. – ISBN 978-5-534-08397-2. – Текст : электронный.</w:t>
             </w:r>
           </w:p>
         </w:tc>
@@ -8922,53 +7437,54 @@
       </w:tr>
       <w:tr>
         <w:trPr>
-          <w:trHeight w:val="276"/>
-          <w:tblHeader/>
+          <w:trHeight w:val="556"/>
+          <w:cantSplit/>
         </w:trPr>
         <w:tc>
           <w:tcPr>
             <w:tcW w:w="459" w:type="dxa"/>
-            <w:vMerge/>
             <w:shd w:val="clear" w:color="auto" w:fill="auto"/>
             <w:vAlign w:val="center"/>
           </w:tcPr>
           <w:p>
             <w:pPr>
-              <w:keepNext/>
+              <w:spacing w:before="0" w:after="20" w:line="240" w:lineRule="auto"/>
+              <w:jc w:val="center"/>
+            </w:pPr>
+            <w:r>
+              <w:rPr>
+                <w:rFonts w:ascii="Times New Roman" w:hAnsi="Times New Roman"/>
+                <w:b w:val="0"/>
+                <w:sz w:val="24"/>
+              </w:rPr>
+              <w:t>1</w:t>
+            </w:r>
+          </w:p>
+        </w:tc>
+        <w:tc>
+          <w:tcPr>
+            <w:tcW w:w="8930" w:type="dxa"/>
+            <w:shd w:val="clear" w:color="auto" w:fill="auto"/>
+          </w:tcPr>
+          <w:p>
+            <w:pPr>
               <w:tabs>
                 <w:tab w:val="left" w:pos="0"/>
               </w:tabs>
               <w:snapToGrid w:val="0"/>
-              <w:jc w:val="center"/>
               <w:rPr>
                 <w:rFonts w:ascii="Times New Roman" w:hAnsi="Times New Roman" w:cs="Times New Roman"/>
                 <w:color w:val="auto"/>
                 <w:sz w:val="24"/>
               </w:rPr>
             </w:pPr>
-          </w:p>
-        </w:tc>
-        <w:tc>
-          <w:tcPr>
-            <w:tcW w:w="8930" w:type="dxa"/>
-            <w:vMerge/>
-            <w:shd w:val="clear" w:color="auto" w:fill="auto"/>
-            <w:vAlign w:val="center"/>
-          </w:tcPr>
-          <w:p>
-            <w:pPr>
-              <w:keepNext/>
-              <w:tabs>
-                <w:tab w:val="left" w:pos="0"/>
-              </w:tabs>
-              <w:snapToGrid w:val="0"/>
-              <w:jc w:val="center"/>
+            <w:r>
               <w:rPr>
                 <w:rFonts w:ascii="Times New Roman" w:hAnsi="Times New Roman" w:cs="Times New Roman"/>
-                <w:color w:val="auto"/>
-                <w:sz w:val="24"/>
-              </w:rPr>
-            </w:pPr>
+                <w:sz w:val="24"/>
+              </w:rPr>
+              <w:t xml:space="preserve">Основы проектной деятельности : учебно-методическое пособие / составитель И. М. Дудина; Ярославский государственный университет им. П. Г. Демидова. – Ярославль: ЯрГУ, 2019. – 28 с. – URL: http://www.lib.uniyar.ac.ru/edocs/iuni/20190601.pdf (дата обращения: 05.02.2025). – Режим доступа: свободный. – Текст : электронный.</w:t>
+            </w:r>
           </w:p>
         </w:tc>
       </w:tr>
@@ -8985,11 +7501,30 @@
           </w:tcPr>
           <w:p>
             <w:pPr>
+              <w:spacing w:before="0" w:after="20" w:line="240" w:lineRule="auto"/>
+              <w:jc w:val="center"/>
+            </w:pPr>
+            <w:r>
+              <w:rPr>
+                <w:rFonts w:ascii="Times New Roman" w:hAnsi="Times New Roman"/>
+                <w:b w:val="0"/>
+                <w:sz w:val="24"/>
+              </w:rPr>
+              <w:t>2</w:t>
+            </w:r>
+          </w:p>
+        </w:tc>
+        <w:tc>
+          <w:tcPr>
+            <w:tcW w:w="8930" w:type="dxa"/>
+            <w:shd w:val="clear" w:color="auto" w:fill="auto"/>
+          </w:tcPr>
+          <w:p>
+            <w:pPr>
               <w:tabs>
                 <w:tab w:val="left" w:pos="0"/>
               </w:tabs>
               <w:snapToGrid w:val="0"/>
-              <w:jc w:val="center"/>
               <w:rPr>
                 <w:rFonts w:ascii="Times New Roman" w:hAnsi="Times New Roman" w:cs="Times New Roman"/>
                 <w:color w:val="auto"/>
@@ -8999,36 +7534,9 @@
             <w:r>
               <w:rPr>
                 <w:rFonts w:ascii="Times New Roman" w:hAnsi="Times New Roman" w:cs="Times New Roman"/>
-                <w:color w:val="auto"/>
-                <w:sz w:val="24"/>
-              </w:rPr>
-              <w:t xml:space="preserve">1.</w:t>
-            </w:r>
-          </w:p>
-        </w:tc>
-        <w:tc>
-          <w:tcPr>
-            <w:tcW w:w="8930" w:type="dxa"/>
-            <w:shd w:val="clear" w:color="auto" w:fill="auto"/>
-          </w:tcPr>
-          <w:p>
-            <w:pPr>
-              <w:tabs>
-                <w:tab w:val="left" w:pos="0"/>
-              </w:tabs>
-              <w:snapToGrid w:val="0"/>
-              <w:rPr>
-                <w:rFonts w:ascii="Times New Roman" w:hAnsi="Times New Roman" w:cs="Times New Roman"/>
-                <w:color w:val="auto"/>
-                <w:sz w:val="24"/>
-              </w:rPr>
-            </w:pPr>
-            <w:r>
-              <w:rPr>
-                <w:rFonts w:ascii="Times New Roman" w:hAnsi="Times New Roman" w:cs="Times New Roman"/>
-                <w:sz w:val="24"/>
-              </w:rPr>
-              <w:t xml:space="preserve">Оценка рисков в проектном менеджменте : учебное пособие : [16+] / Е. И. Капустина, О. П. Григорьева, Ю. С. Скрипниченко [и др.] ; Ставропольский государственный аграрный университет. – Ставрополь : Ставропольский государственный аграрный университет (СтГАУ), 2017. – 152 с. : ил. – Режим доступа: по подписке. – URL: https://biblioclub.ru/index.php?page=book&amp;id=484918 (дата обращения: 11.03.2025). – Библиогр. в кн. – Текст : электронный. </w:t>
+                <w:sz w:val="24"/>
+              </w:rPr>
+              <w:t xml:space="preserve">Остервальдер, А. Построение бизнес-моделей : настольная книга стратега и новатора : практическое пособие : [16+] / А. Остервальдер, И. Пинье ; ред. М. Савина ; пер. М. Кульнева. – 2-е изд. – Москва : Альпина Паблишер, 2016. – 288 с. – Режим доступа: по подписке. – URL: https://biblioclub.ru/index.php?page=book&amp;id=229875 (дата обращения: 11.03.2025). – Библиогр. в кн. – ISBN 978-5-9614-1844-6. – Текст : электронный.</w:t>
             </w:r>
           </w:p>
         </w:tc>
@@ -9046,11 +7554,30 @@
           </w:tcPr>
           <w:p>
             <w:pPr>
+              <w:spacing w:before="0" w:after="20" w:line="240" w:lineRule="auto"/>
+              <w:jc w:val="center"/>
+            </w:pPr>
+            <w:r>
+              <w:rPr>
+                <w:rFonts w:ascii="Times New Roman" w:hAnsi="Times New Roman"/>
+                <w:b w:val="0"/>
+                <w:sz w:val="24"/>
+              </w:rPr>
+              <w:t>3</w:t>
+            </w:r>
+          </w:p>
+        </w:tc>
+        <w:tc>
+          <w:tcPr>
+            <w:tcW w:w="8930" w:type="dxa"/>
+            <w:shd w:val="clear" w:color="auto" w:fill="auto"/>
+          </w:tcPr>
+          <w:p>
+            <w:pPr>
               <w:tabs>
                 <w:tab w:val="left" w:pos="0"/>
               </w:tabs>
               <w:snapToGrid w:val="0"/>
-              <w:jc w:val="center"/>
               <w:rPr>
                 <w:rFonts w:ascii="Times New Roman" w:hAnsi="Times New Roman" w:cs="Times New Roman"/>
                 <w:color w:val="auto"/>
@@ -9060,97 +7587,9 @@
             <w:r>
               <w:rPr>
                 <w:rFonts w:ascii="Times New Roman" w:hAnsi="Times New Roman" w:cs="Times New Roman"/>
-                <w:color w:val="auto"/>
-                <w:sz w:val="24"/>
-              </w:rPr>
-              <w:t xml:space="preserve">2.</w:t>
-            </w:r>
-          </w:p>
-        </w:tc>
-        <w:tc>
-          <w:tcPr>
-            <w:tcW w:w="8930" w:type="dxa"/>
-            <w:shd w:val="clear" w:color="auto" w:fill="auto"/>
-          </w:tcPr>
-          <w:p>
-            <w:pPr>
-              <w:tabs>
-                <w:tab w:val="left" w:pos="0"/>
-              </w:tabs>
-              <w:snapToGrid w:val="0"/>
-              <w:rPr>
-                <w:rFonts w:ascii="Times New Roman" w:hAnsi="Times New Roman" w:cs="Times New Roman"/>
-                <w:color w:val="auto"/>
-                <w:sz w:val="24"/>
-              </w:rPr>
-            </w:pPr>
-            <w:r>
-              <w:rPr>
-                <w:rFonts w:ascii="Times New Roman" w:hAnsi="Times New Roman" w:cs="Times New Roman"/>
-                <w:sz w:val="24"/>
-              </w:rPr>
-              <w:t xml:space="preserve">Остервальдер, А. Построение бизнес-моделей : настольная книга стратега и новатора : практическое пособие : [16+] / А. Остервальдер, И. Пинье ; ред. М. Савина ; пер. М. Кульнева. – 2-е изд. – Москва : Альпина Паблишер, 2016. – 288 с. – Режим доступа: по подписке. – URL: https://biblioclub.ru/index.php?page=book&amp;id=229875 (дата обращения: 11.03.2025). – Библиогр. в кн. – ISBN 978-5-9614-1844-6. – Текст : электронный.</w:t>
-            </w:r>
-          </w:p>
-        </w:tc>
-      </w:tr>
-      <w:tr>
-        <w:trPr>
-          <w:trHeight w:val="556"/>
-          <w:cantSplit/>
-        </w:trPr>
-        <w:tc>
-          <w:tcPr>
-            <w:tcW w:w="459" w:type="dxa"/>
-            <w:shd w:val="clear" w:color="auto" w:fill="auto"/>
-            <w:vAlign w:val="center"/>
-          </w:tcPr>
-          <w:p>
-            <w:pPr>
-              <w:tabs>
-                <w:tab w:val="left" w:pos="0"/>
-              </w:tabs>
-              <w:snapToGrid w:val="0"/>
-              <w:jc w:val="center"/>
-              <w:rPr>
-                <w:rFonts w:ascii="Times New Roman" w:hAnsi="Times New Roman" w:cs="Times New Roman"/>
-                <w:color w:val="auto"/>
-                <w:sz w:val="24"/>
-              </w:rPr>
-            </w:pPr>
-            <w:r>
-              <w:rPr>
-                <w:rFonts w:ascii="Times New Roman" w:hAnsi="Times New Roman" w:cs="Times New Roman"/>
-                <w:color w:val="auto"/>
-                <w:sz w:val="24"/>
-              </w:rPr>
-              <w:t xml:space="preserve">3.</w:t>
-            </w:r>
-          </w:p>
-        </w:tc>
-        <w:tc>
-          <w:tcPr>
-            <w:tcW w:w="8930" w:type="dxa"/>
-            <w:shd w:val="clear" w:color="auto" w:fill="auto"/>
-          </w:tcPr>
-          <w:p>
-            <w:pPr>
-              <w:tabs>
-                <w:tab w:val="left" w:pos="0"/>
-              </w:tabs>
-              <w:snapToGrid w:val="0"/>
-              <w:rPr>
-                <w:rFonts w:ascii="Times New Roman" w:hAnsi="Times New Roman" w:cs="Times New Roman"/>
-                <w:color w:val="auto"/>
-                <w:sz w:val="24"/>
-              </w:rPr>
-            </w:pPr>
-            <w:r>
-              <w:rPr>
-                <w:rFonts w:ascii="Times New Roman" w:hAnsi="Times New Roman" w:cs="Times New Roman"/>
-                <w:sz w:val="24"/>
-              </w:rPr>
-              <w:t xml:space="preserve">Основы проектной деятельности : учебно-методическое пособие / составитель И. М. Дудина; Ярославский государственный университет им. П. Г. Демидова. – Ярославль: ЯрГУ, 2019. – 28 с. – URL: http://www.lib.uniyar.ac.ru/edocs/iuni/20190601.pdf (дата обращения: 05.02.2025). – Режим доступа: свободный. – Текст : электронный.</w:t>
+                <w:sz w:val="24"/>
+              </w:rPr>
+              <w:t xml:space="preserve">Оценка рисков в проектном менеджменте : учебное пособие : [16+] / Е. И. Капустина, О. П. Григорьева, Ю. С. Скрипниченко [и др.] ; Ставропольский государственный аграрный университет. – Ставрополь : Ставропольский государственный аграрный университет (СтГАУ), 2017. – 152 с. : ил. – Режим доступа: по подписке. – URL: https://biblioclub.ru/index.php?page=book&amp;id=484918 (дата обращения: 11.03.2025). – Библиогр. в кн. – Текст : электронный. </w:t>
             </w:r>
           </w:p>
         </w:tc>
@@ -10019,6 +8458,51 @@
         <w:gridCol w:w="4394"/>
       </w:tblGrid>
       <w:tr>
+        <w:trPr>
+          <w:tblHeader/>
+        </w:trPr>
+        <w:tc>
+          <w:tcPr>
+            <w:tcW w:type="dxa" w:w="4957"/>
+            <w:vAlign w:val="center"/>
+          </w:tcPr>
+          <w:p>
+            <w:pPr>
+              <w:spacing w:before="0" w:after="20" w:line="240" w:lineRule="auto"/>
+              <w:jc w:val="center"/>
+            </w:pPr>
+            <w:r>
+              <w:rPr>
+                <w:rFonts w:ascii="Times New Roman" w:hAnsi="Times New Roman"/>
+                <w:b/>
+                <w:sz w:val="24"/>
+              </w:rPr>
+              <w:t>Название ПО</w:t>
+            </w:r>
+          </w:p>
+        </w:tc>
+        <w:tc>
+          <w:tcPr>
+            <w:tcW w:type="dxa" w:w="4394"/>
+            <w:vAlign w:val="center"/>
+          </w:tcPr>
+          <w:p>
+            <w:pPr>
+              <w:spacing w:before="0" w:after="20" w:line="240" w:lineRule="auto"/>
+              <w:jc w:val="center"/>
+            </w:pPr>
+            <w:r>
+              <w:rPr>
+                <w:rFonts w:ascii="Times New Roman" w:hAnsi="Times New Roman"/>
+                <w:b/>
+                <w:sz w:val="24"/>
+              </w:rPr>
+              <w:t>Основание</w:t>
+            </w:r>
+          </w:p>
+        </w:tc>
+      </w:tr>
+      <w:tr>
         <w:tc>
           <w:tcPr>
             <w:tcW w:w="4957" w:type="dxa"/>
@@ -10505,7 +8989,7 @@
       <w:headerReference w:type="default" r:id="rId25"/>
       <w:footerReference w:type="default" r:id="rId26"/>
       <w:pgSz w:w="11906" w:h="16838"/>
-      <w:pgMar w:top="1134" w:right="851" w:bottom="1134" w:left="1701" w:header="720" w:footer="720" w:gutter="0"/>
+      <w:pgMar w:top="1134" w:right="851" w:bottom="1134" w:left="1701" w:header="709" w:footer="709" w:gutter="0"/>
       <w:cols w:space="720"/>
     </w:sectPr>
   </w:body>

--- a/МатМодиИИ/rpd__doc_docx/Б1.О.01.07_Управление проектами.docx
+++ b/МатМодиИИ/rpd__doc_docx/Б1.О.01.07_Управление проектами.docx
@@ -3742,6 +3742,7 @@
           <w:tcPr>
             <w:tcW w:type="dxa" w:w="454"/>
             <w:vAlign w:val="center"/>
+            <w:vMerge w:val="restart"/>
           </w:tcPr>
           <w:p>
             <w:pPr>
@@ -3762,6 +3763,7 @@
           <w:tcPr>
             <w:tcW w:type="dxa" w:w="1814"/>
             <w:vAlign w:val="center"/>
+            <w:vMerge w:val="restart"/>
           </w:tcPr>
           <w:p>
             <w:pPr>
@@ -3864,6 +3866,22 @@
           <w:tcPr>
             <w:tcW w:type="dxa" w:w="454"/>
             <w:vAlign w:val="center"/>
+            <w:vMerge w:val="continue"/>
+          </w:tcPr>
+          <w:p/>
+        </w:tc>
+        <w:tc>
+          <w:tcPr>
+            <w:tcW w:type="dxa" w:w="1814"/>
+            <w:vAlign w:val="center"/>
+            <w:vMerge w:val="continue"/>
+          </w:tcPr>
+          <w:p/>
+        </w:tc>
+        <w:tc>
+          <w:tcPr>
+            <w:tcW w:type="dxa" w:w="1361"/>
+            <w:vAlign w:val="center"/>
           </w:tcPr>
           <w:p>
             <w:pPr>
@@ -3876,7 +3894,90 @@
                 <w:b w:val="0"/>
                 <w:sz w:val="24"/>
               </w:rPr>
-              <w:t>2.1</w:t>
+              <w:t>КП</w:t>
+            </w:r>
+          </w:p>
+        </w:tc>
+        <w:tc>
+          <w:tcPr>
+            <w:tcW w:type="dxa" w:w="737"/>
+            <w:vAlign w:val="center"/>
+          </w:tcPr>
+          <w:p>
+            <w:pPr>
+              <w:spacing w:before="0" w:after="20" w:line="240" w:lineRule="auto"/>
+              <w:jc w:val="center"/>
+            </w:pPr>
+            <w:r>
+              <w:rPr>
+                <w:rFonts w:ascii="Times New Roman" w:hAnsi="Times New Roman"/>
+                <w:b w:val="0"/>
+                <w:sz w:val="24"/>
+              </w:rPr>
+              <w:t>—</w:t>
+            </w:r>
+          </w:p>
+        </w:tc>
+        <w:tc>
+          <w:tcPr>
+            <w:tcW w:type="dxa" w:w="1587"/>
+            <w:vAlign w:val="center"/>
+          </w:tcPr>
+          <w:p>
+            <w:pPr>
+              <w:spacing w:before="0" w:after="20" w:line="240" w:lineRule="auto"/>
+              <w:jc w:val="center"/>
+            </w:pPr>
+            <w:r>
+              <w:rPr>
+                <w:rFonts w:ascii="Times New Roman" w:hAnsi="Times New Roman"/>
+                <w:b w:val="0"/>
+                <w:sz w:val="24"/>
+              </w:rPr>
+              <w:t>—</w:t>
+            </w:r>
+          </w:p>
+        </w:tc>
+        <w:tc>
+          <w:tcPr>
+            <w:tcW w:type="dxa" w:w="3402"/>
+            <w:vAlign w:val="center"/>
+          </w:tcPr>
+          <w:p>
+            <w:pPr>
+              <w:spacing w:before="0" w:after="20" w:line="240" w:lineRule="auto"/>
+              <w:jc w:val="center"/>
+            </w:pPr>
+            <w:r>
+              <w:rPr>
+                <w:rFonts w:ascii="Times New Roman" w:hAnsi="Times New Roman"/>
+                <w:b w:val="0"/>
+                <w:sz w:val="24"/>
+              </w:rPr>
+              <w:t>—</w:t>
+            </w:r>
+          </w:p>
+        </w:tc>
+      </w:tr>
+      <w:tr>
+        <w:tc>
+          <w:tcPr>
+            <w:tcW w:type="dxa" w:w="454"/>
+            <w:vAlign w:val="center"/>
+            <w:vMerge w:val="restart"/>
+          </w:tcPr>
+          <w:p>
+            <w:pPr>
+              <w:spacing w:before="0" w:after="20" w:line="240" w:lineRule="auto"/>
+              <w:jc w:val="center"/>
+            </w:pPr>
+            <w:r>
+              <w:rPr>
+                <w:rFonts w:ascii="Times New Roman" w:hAnsi="Times New Roman"/>
+                <w:b w:val="0"/>
+                <w:sz w:val="24"/>
+              </w:rPr>
+              <w:t>3</w:t>
             </w:r>
           </w:p>
         </w:tc>
@@ -3884,6 +3985,7 @@
           <w:tcPr>
             <w:tcW w:type="dxa" w:w="1814"/>
             <w:vAlign w:val="center"/>
+            <w:vMerge w:val="restart"/>
           </w:tcPr>
           <w:p>
             <w:pPr>
@@ -3896,7 +3998,7 @@
                 <w:b w:val="0"/>
                 <w:sz w:val="24"/>
               </w:rPr>
-              <w:t>Курсовая работа/проект (при наличии)</w:t>
+              <w:t>Промежуточная аттестация</w:t>
             </w:r>
           </w:p>
         </w:tc>
@@ -3916,7 +4018,7 @@
                 <w:b w:val="0"/>
                 <w:sz w:val="24"/>
               </w:rPr>
-              <w:t>КП</w:t>
+              <w:t>зачёт (З)</w:t>
             </w:r>
           </w:p>
         </w:tc>
@@ -3936,7 +4038,7 @@
                 <w:b w:val="0"/>
                 <w:sz w:val="24"/>
               </w:rPr>
-              <w:t>—</w:t>
+              <w:t>0</w:t>
             </w:r>
           </w:p>
         </w:tc>
@@ -3956,7 +4058,7 @@
                 <w:b w:val="0"/>
                 <w:sz w:val="24"/>
               </w:rPr>
-              <w:t>—</w:t>
+              <w:t>0</w:t>
             </w:r>
           </w:p>
         </w:tc>
@@ -3976,7 +4078,7 @@
                 <w:b w:val="0"/>
                 <w:sz w:val="24"/>
               </w:rPr>
-              <w:t>—</w:t>
+              <w:t>0</w:t>
             </w:r>
           </w:p>
         </w:tc>
@@ -3986,6 +4088,22 @@
           <w:tcPr>
             <w:tcW w:type="dxa" w:w="454"/>
             <w:vAlign w:val="center"/>
+            <w:vMerge w:val="continue"/>
+          </w:tcPr>
+          <w:p/>
+        </w:tc>
+        <w:tc>
+          <w:tcPr>
+            <w:tcW w:type="dxa" w:w="1814"/>
+            <w:vAlign w:val="center"/>
+            <w:vMerge w:val="continue"/>
+          </w:tcPr>
+          <w:p/>
+        </w:tc>
+        <w:tc>
+          <w:tcPr>
+            <w:tcW w:type="dxa" w:w="1361"/>
+            <w:vAlign w:val="center"/>
           </w:tcPr>
           <w:p>
             <w:pPr>
@@ -3998,273 +4116,87 @@
                 <w:b w:val="0"/>
                 <w:sz w:val="24"/>
               </w:rPr>
-              <w:t>3</w:t>
-            </w:r>
-          </w:p>
+              <w:t>зачёт с оценкой (ЗаО)</w:t>
+            </w:r>
+          </w:p>
+        </w:tc>
+        <w:tc>
+          <w:tcPr>
+            <w:tcW w:type="dxa" w:w="737"/>
+            <w:vAlign w:val="center"/>
+          </w:tcPr>
+          <w:p>
+            <w:pPr>
+              <w:spacing w:before="0" w:after="20" w:line="240" w:lineRule="auto"/>
+              <w:jc w:val="center"/>
+            </w:pPr>
+            <w:r>
+              <w:rPr>
+                <w:rFonts w:ascii="Times New Roman" w:hAnsi="Times New Roman"/>
+                <w:b w:val="0"/>
+                <w:sz w:val="24"/>
+              </w:rPr>
+              <w:t>—</w:t>
+            </w:r>
+          </w:p>
+        </w:tc>
+        <w:tc>
+          <w:tcPr>
+            <w:tcW w:type="dxa" w:w="1587"/>
+            <w:vAlign w:val="center"/>
+          </w:tcPr>
+          <w:p>
+            <w:pPr>
+              <w:spacing w:before="0" w:after="20" w:line="240" w:lineRule="auto"/>
+              <w:jc w:val="center"/>
+            </w:pPr>
+            <w:r>
+              <w:rPr>
+                <w:rFonts w:ascii="Times New Roman" w:hAnsi="Times New Roman"/>
+                <w:b w:val="0"/>
+                <w:sz w:val="24"/>
+              </w:rPr>
+              <w:t>—</w:t>
+            </w:r>
+          </w:p>
+        </w:tc>
+        <w:tc>
+          <w:tcPr>
+            <w:tcW w:type="dxa" w:w="3402"/>
+            <w:vAlign w:val="center"/>
+          </w:tcPr>
+          <w:p>
+            <w:pPr>
+              <w:spacing w:before="0" w:after="20" w:line="240" w:lineRule="auto"/>
+              <w:jc w:val="center"/>
+            </w:pPr>
+            <w:r>
+              <w:rPr>
+                <w:rFonts w:ascii="Times New Roman" w:hAnsi="Times New Roman"/>
+                <w:b w:val="0"/>
+                <w:sz w:val="24"/>
+              </w:rPr>
+              <w:t>—</w:t>
+            </w:r>
+          </w:p>
+        </w:tc>
+      </w:tr>
+      <w:tr>
+        <w:tc>
+          <w:tcPr>
+            <w:tcW w:type="dxa" w:w="454"/>
+            <w:vAlign w:val="center"/>
+            <w:vMerge w:val="continue"/>
+          </w:tcPr>
+          <w:p/>
         </w:tc>
         <w:tc>
           <w:tcPr>
             <w:tcW w:type="dxa" w:w="1814"/>
             <w:vAlign w:val="center"/>
-          </w:tcPr>
-          <w:p>
-            <w:pPr>
-              <w:spacing w:before="0" w:after="20" w:line="240" w:lineRule="auto"/>
-              <w:jc w:val="left"/>
-            </w:pPr>
-            <w:r>
-              <w:rPr>
-                <w:rFonts w:ascii="Times New Roman" w:hAnsi="Times New Roman"/>
-                <w:b w:val="0"/>
-                <w:sz w:val="24"/>
-              </w:rPr>
-              <w:t>Промежуточная аттестация</w:t>
-            </w:r>
-          </w:p>
-        </w:tc>
-        <w:tc>
-          <w:tcPr>
-            <w:tcW w:type="dxa" w:w="1361"/>
-            <w:vAlign w:val="center"/>
-          </w:tcPr>
-          <w:p>
-            <w:pPr>
-              <w:spacing w:before="0" w:after="20" w:line="240" w:lineRule="auto"/>
-              <w:jc w:val="center"/>
-            </w:pPr>
-            <w:r>
-              <w:rPr>
-                <w:rFonts w:ascii="Times New Roman" w:hAnsi="Times New Roman"/>
-                <w:b w:val="0"/>
-                <w:sz w:val="24"/>
-              </w:rPr>
-              <w:t>зачёт (З)</w:t>
-            </w:r>
-          </w:p>
-        </w:tc>
-        <w:tc>
-          <w:tcPr>
-            <w:tcW w:type="dxa" w:w="737"/>
-            <w:vAlign w:val="center"/>
-          </w:tcPr>
-          <w:p>
-            <w:pPr>
-              <w:spacing w:before="0" w:after="20" w:line="240" w:lineRule="auto"/>
-              <w:jc w:val="center"/>
-            </w:pPr>
-            <w:r>
-              <w:rPr>
-                <w:rFonts w:ascii="Times New Roman" w:hAnsi="Times New Roman"/>
-                <w:b w:val="0"/>
-                <w:sz w:val="24"/>
-              </w:rPr>
-              <w:t>0</w:t>
-            </w:r>
-          </w:p>
-        </w:tc>
-        <w:tc>
-          <w:tcPr>
-            <w:tcW w:type="dxa" w:w="1587"/>
-            <w:vAlign w:val="center"/>
-          </w:tcPr>
-          <w:p>
-            <w:pPr>
-              <w:spacing w:before="0" w:after="20" w:line="240" w:lineRule="auto"/>
-              <w:jc w:val="center"/>
-            </w:pPr>
-            <w:r>
-              <w:rPr>
-                <w:rFonts w:ascii="Times New Roman" w:hAnsi="Times New Roman"/>
-                <w:b w:val="0"/>
-                <w:sz w:val="24"/>
-              </w:rPr>
-              <w:t>0</w:t>
-            </w:r>
-          </w:p>
-        </w:tc>
-        <w:tc>
-          <w:tcPr>
-            <w:tcW w:type="dxa" w:w="3402"/>
-            <w:vAlign w:val="center"/>
-          </w:tcPr>
-          <w:p>
-            <w:pPr>
-              <w:spacing w:before="0" w:after="20" w:line="240" w:lineRule="auto"/>
-              <w:jc w:val="center"/>
-            </w:pPr>
-            <w:r>
-              <w:rPr>
-                <w:rFonts w:ascii="Times New Roman" w:hAnsi="Times New Roman"/>
-                <w:b w:val="0"/>
-                <w:sz w:val="24"/>
-              </w:rPr>
-              <w:t>0</w:t>
-            </w:r>
-          </w:p>
-        </w:tc>
-      </w:tr>
-      <w:tr>
-        <w:tc>
-          <w:tcPr>
-            <w:tcW w:type="dxa" w:w="454"/>
-            <w:vAlign w:val="center"/>
-          </w:tcPr>
-          <w:p>
-            <w:pPr>
-              <w:spacing w:before="0" w:after="20" w:line="240" w:lineRule="auto"/>
-              <w:jc w:val="center"/>
-            </w:pPr>
-            <w:r>
-              <w:rPr>
-                <w:rFonts w:ascii="Times New Roman" w:hAnsi="Times New Roman"/>
-                <w:b w:val="0"/>
-                <w:sz w:val="24"/>
-              </w:rPr>
-              <w:t>3</w:t>
-            </w:r>
-          </w:p>
-        </w:tc>
-        <w:tc>
-          <w:tcPr>
-            <w:tcW w:type="dxa" w:w="1814"/>
-            <w:vAlign w:val="center"/>
-          </w:tcPr>
-          <w:p>
-            <w:pPr>
-              <w:spacing w:before="0" w:after="20" w:line="240" w:lineRule="auto"/>
-              <w:jc w:val="left"/>
-            </w:pPr>
-            <w:r>
-              <w:rPr>
-                <w:rFonts w:ascii="Times New Roman" w:hAnsi="Times New Roman"/>
-                <w:b w:val="0"/>
-                <w:sz w:val="24"/>
-              </w:rPr>
-              <w:t>Промежуточная аттестация</w:t>
-            </w:r>
-          </w:p>
-        </w:tc>
-        <w:tc>
-          <w:tcPr>
-            <w:tcW w:type="dxa" w:w="1361"/>
-            <w:vAlign w:val="center"/>
-          </w:tcPr>
-          <w:p>
-            <w:pPr>
-              <w:spacing w:before="0" w:after="20" w:line="240" w:lineRule="auto"/>
-              <w:jc w:val="center"/>
-            </w:pPr>
-            <w:r>
-              <w:rPr>
-                <w:rFonts w:ascii="Times New Roman" w:hAnsi="Times New Roman"/>
-                <w:b w:val="0"/>
-                <w:sz w:val="24"/>
-              </w:rPr>
-              <w:t>зачёт с оценкой (ЗаО)</w:t>
-            </w:r>
-          </w:p>
-        </w:tc>
-        <w:tc>
-          <w:tcPr>
-            <w:tcW w:type="dxa" w:w="737"/>
-            <w:vAlign w:val="center"/>
-          </w:tcPr>
-          <w:p>
-            <w:pPr>
-              <w:spacing w:before="0" w:after="20" w:line="240" w:lineRule="auto"/>
-              <w:jc w:val="center"/>
-            </w:pPr>
-            <w:r>
-              <w:rPr>
-                <w:rFonts w:ascii="Times New Roman" w:hAnsi="Times New Roman"/>
-                <w:b w:val="0"/>
-                <w:sz w:val="24"/>
-              </w:rPr>
-              <w:t>—</w:t>
-            </w:r>
-          </w:p>
-        </w:tc>
-        <w:tc>
-          <w:tcPr>
-            <w:tcW w:type="dxa" w:w="1587"/>
-            <w:vAlign w:val="center"/>
-          </w:tcPr>
-          <w:p>
-            <w:pPr>
-              <w:spacing w:before="0" w:after="20" w:line="240" w:lineRule="auto"/>
-              <w:jc w:val="center"/>
-            </w:pPr>
-            <w:r>
-              <w:rPr>
-                <w:rFonts w:ascii="Times New Roman" w:hAnsi="Times New Roman"/>
-                <w:b w:val="0"/>
-                <w:sz w:val="24"/>
-              </w:rPr>
-              <w:t>—</w:t>
-            </w:r>
-          </w:p>
-        </w:tc>
-        <w:tc>
-          <w:tcPr>
-            <w:tcW w:type="dxa" w:w="3402"/>
-            <w:vAlign w:val="center"/>
-          </w:tcPr>
-          <w:p>
-            <w:pPr>
-              <w:spacing w:before="0" w:after="20" w:line="240" w:lineRule="auto"/>
-              <w:jc w:val="center"/>
-            </w:pPr>
-            <w:r>
-              <w:rPr>
-                <w:rFonts w:ascii="Times New Roman" w:hAnsi="Times New Roman"/>
-                <w:b w:val="0"/>
-                <w:sz w:val="24"/>
-              </w:rPr>
-              <w:t>—</w:t>
-            </w:r>
-          </w:p>
-        </w:tc>
-      </w:tr>
-      <w:tr>
-        <w:tc>
-          <w:tcPr>
-            <w:tcW w:type="dxa" w:w="454"/>
-            <w:vAlign w:val="center"/>
-          </w:tcPr>
-          <w:p>
-            <w:pPr>
-              <w:spacing w:before="0" w:after="20" w:line="240" w:lineRule="auto"/>
-              <w:jc w:val="center"/>
-            </w:pPr>
-            <w:r>
-              <w:rPr>
-                <w:rFonts w:ascii="Times New Roman" w:hAnsi="Times New Roman"/>
-                <w:b w:val="0"/>
-                <w:sz w:val="24"/>
-              </w:rPr>
-              <w:t>3</w:t>
-            </w:r>
-          </w:p>
-        </w:tc>
-        <w:tc>
-          <w:tcPr>
-            <w:tcW w:type="dxa" w:w="1814"/>
-            <w:vAlign w:val="center"/>
-          </w:tcPr>
-          <w:p>
-            <w:pPr>
-              <w:spacing w:before="0" w:after="20" w:line="240" w:lineRule="auto"/>
-              <w:jc w:val="left"/>
-            </w:pPr>
-            <w:r>
-              <w:rPr>
-                <w:rFonts w:ascii="Times New Roman" w:hAnsi="Times New Roman"/>
-                <w:b w:val="0"/>
-                <w:sz w:val="24"/>
-              </w:rPr>
-              <w:t>Промежуточная аттестация</w:t>
-            </w:r>
-          </w:p>
+            <w:vMerge w:val="continue"/>
+          </w:tcPr>
+          <w:p/>
         </w:tc>
         <w:tc>
           <w:tcPr>

--- a/МатМодиИИ/rpd__doc_docx/Б1.О.01.07_Управление проектами.docx
+++ b/МатМодиИИ/rpd__doc_docx/Б1.О.01.07_Управление проектами.docx
@@ -8347,7 +8347,8 @@
         <w:t>УЧЕБНОГО ПРОЦЕССА:</w:t>
       </w:r>
     </w:p>
-    <w:p>
+    <w:bookmarkStart xmlns:w="http://schemas.openxmlformats.org/wordprocessingml/2006/main" xmlns:wpc="http://schemas.microsoft.com/office/word/2010/wordprocessingCanvas" xmlns:cx="http://schemas.microsoft.com/office/drawing/2014/chartex" xmlns:cx1="http://schemas.microsoft.com/office/drawing/2015/9/8/chartex" xmlns:cx2="http://schemas.microsoft.com/office/drawing/2015/10/21/chartex" xmlns:cx3="http://schemas.microsoft.com/office/drawing/2016/5/9/chartex" xmlns:cx4="http://schemas.microsoft.com/office/drawing/2016/5/10/chartex" xmlns:cx5="http://schemas.microsoft.com/office/drawing/2016/5/11/chartex" xmlns:cx6="http://schemas.microsoft.com/office/drawing/2016/5/12/chartex" xmlns:cx7="http://schemas.microsoft.com/office/drawing/2016/5/13/chartex" xmlns:cx8="http://schemas.microsoft.com/office/drawing/2016/5/14/chartex" xmlns:mc="http://schemas.openxmlformats.org/markup-compatibility/2006" xmlns:aink="http://schemas.microsoft.com/office/drawing/2016/ink" xmlns:am3d="http://schemas.microsoft.com/office/drawing/2017/model3d" xmlns:o="urn:schemas-microsoft-com:office:office" xmlns:oel="http://schemas.microsoft.com/office/2019/extlst" xmlns:r="http://schemas.openxmlformats.org/officeDocument/2006/relationships" xmlns:m="http://schemas.openxmlformats.org/officeDocument/2006/math" xmlns:v="urn:schemas-microsoft-com:vml" xmlns:wp14="http://schemas.microsoft.com/office/word/2010/wordprocessingDrawing" xmlns:wp="http://schemas.openxmlformats.org/drawingml/2006/wordprocessingDrawing" xmlns:w10="urn:schemas-microsoft-com:office:word" xmlns:w14="http://schemas.microsoft.com/office/word/2010/wordml" xmlns:w15="http://schemas.microsoft.com/office/word/2012/wordml" xmlns:w16cex="http://schemas.microsoft.com/office/word/2018/wordml/cex" xmlns:w16cid="http://schemas.microsoft.com/office/word/2016/wordml/cid" xmlns:w16="http://schemas.microsoft.com/office/word/2018/wordml" xmlns:w16sdtdh="http://schemas.microsoft.com/office/word/2020/wordml/sdtdatahash" xmlns:w16se="http://schemas.microsoft.com/office/word/2015/wordml/symex" xmlns:wpg="http://schemas.microsoft.com/office/word/2010/wordprocessingGroup" xmlns:wpi="http://schemas.microsoft.com/office/word/2010/wordprocessingInk" xmlns:wne="http://schemas.microsoft.com/office/word/2006/wordml" xmlns:wps="http://schemas.microsoft.com/office/word/2010/wordprocessingShape" w:id="6" w:name="_Hlk171681250"/>
+    <w:p xmlns:w="http://schemas.openxmlformats.org/wordprocessingml/2006/main" xmlns:w14="http://schemas.microsoft.com/office/word/2010/wordml">
       <w:pPr>
         <w:keepNext/>
         <w:keepLines/>
@@ -8360,7 +8361,6 @@
           <w:szCs w:val="28"/>
         </w:rPr>
       </w:pPr>
-      <w:bookmarkStart w:id="6" w:name="_Hlk171681250"/>
       <w:r>
         <w:rPr>
           <w:rFonts w:ascii="Times New Roman" w:hAnsi="Times New Roman" w:cs="Times New Roman"/>
@@ -8368,10 +8368,10 @@
           <w:sz w:val="28"/>
           <w:szCs w:val="28"/>
         </w:rPr>
-        <w:t>Стандартный набор ПО:</w:t>
+        <w:t xml:space="preserve">Стандартный набор ПО:</w:t>
       </w:r>
     </w:p>
-    <w:tbl>
+    <w:tbl xmlns:w="http://schemas.openxmlformats.org/wordprocessingml/2006/main" xmlns:w14="http://schemas.microsoft.com/office/word/2010/wordml">
       <w:tblPr>
         <w:tblW w:w="9351" w:type="dxa"/>
         <w:tblBorders>
@@ -8409,7 +8409,7 @@
                 <w:b/>
                 <w:sz w:val="24"/>
               </w:rPr>
-              <w:t>Название ПО</w:t>
+              <w:t xml:space="preserve">Название ПО</w:t>
             </w:r>
           </w:p>
         </w:tc>
@@ -8429,7 +8429,7 @@
                 <w:b/>
                 <w:sz w:val="24"/>
               </w:rPr>
-              <w:t>Основание</w:t>
+              <w:t xml:space="preserve">Основание</w:t>
             </w:r>
           </w:p>
         </w:tc>
@@ -8478,7 +8478,7 @@
                 <w:rFonts w:ascii="Times New Roman" w:hAnsi="Times New Roman" w:cs="Times New Roman"/>
                 <w:sz w:val="24"/>
               </w:rPr>
-              <w:t xml:space="preserve">Соглашение №93/03-22У от 11.03.2022</w:t>
+              <w:t xml:space="preserve">Соглашение №93/03-22У от 11.03.2022</w:t>
             </w:r>
           </w:p>
         </w:tc>
@@ -8502,7 +8502,101 @@
                 <w:rFonts w:ascii="Times New Roman" w:hAnsi="Times New Roman" w:cs="Times New Roman"/>
                 <w:sz w:val="24"/>
               </w:rPr>
-              <w:t xml:space="preserve">Архиватор </w:t>
+              <w:t xml:space="preserve">Офисный пакет Р7-Офис</w:t>
+            </w:r>
+          </w:p>
+        </w:tc>
+        <w:tc>
+          <w:tcPr>
+            <w:tcW w:w="4394" w:type="dxa"/>
+            <w:shd w:val="clear" w:color="auto" w:fill="auto"/>
+          </w:tcPr>
+          <w:p>
+            <w:pPr>
+              <w:keepNext/>
+              <w:rPr>
+                <w:rFonts w:ascii="Times New Roman" w:hAnsi="Times New Roman" w:cs="Times New Roman"/>
+                <w:b/>
+                <w:sz w:val="24"/>
+              </w:rPr>
+            </w:pPr>
+            <w:r>
+              <w:rPr>
+                <w:rFonts w:ascii="Times New Roman" w:hAnsi="Times New Roman" w:cs="Times New Roman"/>
+                <w:sz w:val="24"/>
+              </w:rPr>
+              <w:t xml:space="preserve">Соглашение б/н от 19.01.2026</w:t>
+            </w:r>
+          </w:p>
+        </w:tc>
+      </w:tr>
+      <w:tr>
+        <w:tc>
+          <w:tcPr>
+            <w:tcW w:w="4957" w:type="dxa"/>
+            <w:shd w:val="clear" w:color="auto" w:fill="auto"/>
+          </w:tcPr>
+          <w:p>
+            <w:pPr>
+              <w:keepNext/>
+              <w:rPr>
+                <w:rFonts w:ascii="Times New Roman" w:hAnsi="Times New Roman" w:cs="Times New Roman"/>
+                <w:sz w:val="24"/>
+              </w:rPr>
+            </w:pPr>
+            <w:r>
+              <w:rPr>
+                <w:rFonts w:ascii="Times New Roman" w:hAnsi="Times New Roman" w:cs="Times New Roman"/>
+                <w:sz w:val="24"/>
+              </w:rPr>
+              <w:t xml:space="preserve">Офисный пакет Libre Office </w:t>
+            </w:r>
+          </w:p>
+        </w:tc>
+        <w:tc>
+          <w:tcPr>
+            <w:tcW w:w="4394" w:type="dxa"/>
+            <w:shd w:val="clear" w:color="auto" w:fill="auto"/>
+          </w:tcPr>
+          <w:p>
+            <w:pPr>
+              <w:keepNext/>
+              <w:rPr>
+                <w:rFonts w:ascii="Times New Roman" w:hAnsi="Times New Roman" w:cs="Times New Roman"/>
+                <w:b/>
+                <w:sz w:val="24"/>
+              </w:rPr>
+            </w:pPr>
+            <w:r>
+              <w:rPr>
+                <w:rFonts w:ascii="Times New Roman" w:hAnsi="Times New Roman" w:cs="Times New Roman"/>
+                <w:sz w:val="24"/>
+              </w:rPr>
+              <w:t xml:space="preserve">Свободно распространяемое ПО</w:t>
+            </w:r>
+          </w:p>
+        </w:tc>
+      </w:tr>
+      <w:tr>
+        <w:tc>
+          <w:tcPr>
+            <w:tcW w:w="4957" w:type="dxa"/>
+            <w:shd w:val="clear" w:color="auto" w:fill="auto"/>
+          </w:tcPr>
+          <w:p>
+            <w:pPr>
+              <w:keepNext/>
+              <w:rPr>
+                <w:rFonts w:ascii="Times New Roman" w:hAnsi="Times New Roman" w:cs="Times New Roman"/>
+                <w:sz w:val="24"/>
+              </w:rPr>
+            </w:pPr>
+            <w:r>
+              <w:rPr>
+                <w:rFonts w:ascii="Times New Roman" w:hAnsi="Times New Roman" w:cs="Times New Roman"/>
+                <w:sz w:val="24"/>
+              </w:rPr>
+              <w:t xml:space="preserve">Архиватор: </w:t>
               <w:br/>
               <w:t xml:space="preserve">Engrampa – Archive Manager </w:t>
             </w:r>
@@ -8518,6 +8612,7 @@
               <w:keepNext/>
               <w:rPr>
                 <w:rFonts w:ascii="Times New Roman" w:hAnsi="Times New Roman" w:cs="Times New Roman"/>
+                <w:b/>
                 <w:sz w:val="24"/>
               </w:rPr>
             </w:pPr>
@@ -8543,7 +8638,6 @@
               <w:rPr>
                 <w:rFonts w:ascii="Times New Roman" w:hAnsi="Times New Roman" w:cs="Times New Roman"/>
                 <w:sz w:val="24"/>
-                <w:lang w:val="en-US"/>
               </w:rPr>
             </w:pPr>
             <w:r>
@@ -8553,9 +8647,7 @@
               </w:rPr>
               <w:t xml:space="preserve">Файловые менеджеры:</w:t>
               <w:br/>
-              <w:t xml:space="preserve">Midnight Commander</w:t>
-              <w:br/>
-              <w:t xml:space="preserve">Double Commander</w:t>
+              <w:t xml:space="preserve">Midnight Commander, Double Commander</w:t>
             </w:r>
           </w:p>
         </w:tc>
@@ -8569,6 +8661,7 @@
               <w:keepNext/>
               <w:rPr>
                 <w:rFonts w:ascii="Times New Roman" w:hAnsi="Times New Roman" w:cs="Times New Roman"/>
+                <w:b/>
                 <w:sz w:val="24"/>
               </w:rPr>
             </w:pPr>
@@ -8603,9 +8696,7 @@
               </w:rPr>
               <w:t xml:space="preserve">Интернет-браузеры:</w:t>
               <w:br/>
-              <w:t xml:space="preserve">Chromium</w:t>
-              <w:br/>
-              <w:t xml:space="preserve">Firefox</w:t>
+              <w:t xml:space="preserve">Chromium, Firefox</w:t>
             </w:r>
           </w:p>
         </w:tc>
@@ -8619,6 +8710,7 @@
               <w:keepNext/>
               <w:rPr>
                 <w:rFonts w:ascii="Times New Roman" w:hAnsi="Times New Roman" w:cs="Times New Roman"/>
+                <w:b/>
                 <w:sz w:val="24"/>
               </w:rPr>
             </w:pPr>
@@ -8633,9 +8725,6 @@
         </w:tc>
       </w:tr>
       <w:tr>
-        <w:trPr>
-          <w:trHeight w:val="599"/>
-        </w:trPr>
         <w:tc>
           <w:tcPr>
             <w:tcW w:w="4957" w:type="dxa"/>
@@ -8654,7 +8743,7 @@
                 <w:rFonts w:ascii="Times New Roman" w:hAnsi="Times New Roman" w:cs="Times New Roman"/>
                 <w:sz w:val="24"/>
               </w:rPr>
-              <w:t xml:space="preserve">Программа для просмотра и редактирования графических файлов Pix</w:t>
+              <w:t xml:space="preserve">Программа для просмотра и редактирования графических файлов Pix</w:t>
             </w:r>
           </w:p>
         </w:tc>
@@ -8668,6 +8757,7 @@
               <w:keepNext/>
               <w:rPr>
                 <w:rFonts w:ascii="Times New Roman" w:hAnsi="Times New Roman" w:cs="Times New Roman"/>
+                <w:b/>
                 <w:sz w:val="24"/>
               </w:rPr>
             </w:pPr>
@@ -8682,9 +8772,6 @@
         </w:tc>
       </w:tr>
       <w:tr>
-        <w:trPr>
-          <w:trHeight w:val="581"/>
-        </w:trPr>
         <w:tc>
           <w:tcPr>
             <w:tcW w:w="4957" w:type="dxa"/>
@@ -8719,6 +8806,7 @@
               <w:keepNext/>
               <w:rPr>
                 <w:rFonts w:ascii="Times New Roman" w:hAnsi="Times New Roman" w:cs="Times New Roman"/>
+                <w:b/>
                 <w:sz w:val="24"/>
               </w:rPr>
             </w:pPr>
@@ -8733,59 +8821,140 @@
         </w:tc>
       </w:tr>
       <w:tr>
+        <w:tc>
+          <w:tcPr>
+            <w:tcW w:w="4957" w:type="dxa"/>
+            <w:shd w:val="clear" w:color="auto" w:fill="auto"/>
+          </w:tcPr>
+          <w:p>
+            <w:pPr>
+              <w:keepNext/>
+              <w:rPr>
+                <w:rFonts w:ascii="Times New Roman" w:hAnsi="Times New Roman" w:cs="Times New Roman"/>
+                <w:sz w:val="24"/>
+              </w:rPr>
+            </w:pPr>
+            <w:r>
+              <w:rPr>
+                <w:rFonts w:ascii="Times New Roman" w:hAnsi="Times New Roman" w:cs="Times New Roman"/>
+                <w:sz w:val="24"/>
+              </w:rPr>
+              <w:t xml:space="preserve">Медиа-плеер VLC media player </w:t>
+            </w:r>
+          </w:p>
+        </w:tc>
+        <w:tc>
+          <w:tcPr>
+            <w:tcW w:w="4394" w:type="dxa"/>
+            <w:shd w:val="clear" w:color="auto" w:fill="auto"/>
+          </w:tcPr>
+          <w:p>
+            <w:pPr>
+              <w:keepNext/>
+              <w:rPr>
+                <w:rFonts w:ascii="Times New Roman" w:hAnsi="Times New Roman" w:cs="Times New Roman"/>
+                <w:b/>
+                <w:sz w:val="24"/>
+              </w:rPr>
+            </w:pPr>
+            <w:r>
+              <w:rPr>
+                <w:rFonts w:ascii="Times New Roman" w:hAnsi="Times New Roman" w:cs="Times New Roman"/>
+                <w:sz w:val="24"/>
+              </w:rPr>
+              <w:t xml:space="preserve">Свободно распространяемое ПО</w:t>
+            </w:r>
+          </w:p>
+        </w:tc>
+      </w:tr>
+    </w:tbl>
+    <w:p xmlns:w="http://schemas.openxmlformats.org/wordprocessingml/2006/main" xmlns:w14="http://schemas.microsoft.com/office/word/2010/wordml">
+      <w:pPr>
+        <w:keepNext/>
+        <w:keepLines/>
+        <w:ind w:left="360"/>
+        <w:jc w:val="both"/>
+        <w:rPr>
+          <w:rFonts w:ascii="Times New Roman" w:hAnsi="Times New Roman" w:cs="Times New Roman"/>
+          <w:b/>
+          <w:sz w:val="28"/>
+          <w:szCs w:val="28"/>
+        </w:rPr>
+      </w:pPr>
+      <w:r>
+        <w:rPr>
+          <w:rFonts w:ascii="Times New Roman" w:hAnsi="Times New Roman" w:cs="Times New Roman"/>
+          <w:b/>
+          <w:sz w:val="28"/>
+          <w:szCs w:val="28"/>
+        </w:rPr>
+        <w:t xml:space="preserve">Специализированный набор ПО:</w:t>
+      </w:r>
+    </w:p>
+    <w:tbl xmlns:w="http://schemas.openxmlformats.org/wordprocessingml/2006/main" xmlns:w14="http://schemas.microsoft.com/office/word/2010/wordml">
+      <w:tblPr>
+        <w:tblW w:w="9351" w:type="dxa"/>
+        <w:tblBorders>
+          <w:top w:val="single" w:sz="4" w:space="0" w:color="auto"/>
+          <w:left w:val="single" w:sz="4" w:space="0" w:color="auto"/>
+          <w:bottom w:val="single" w:sz="4" w:space="0" w:color="auto"/>
+          <w:right w:val="single" w:sz="4" w:space="0" w:color="auto"/>
+          <w:insideH w:val="single" w:sz="4" w:space="0" w:color="auto"/>
+          <w:insideV w:val="single" w:sz="4" w:space="0" w:color="auto"/>
+        </w:tblBorders>
+        <w:tblLayout w:type="fixed"/>
+        <w:tblLook w:val="04A0" w:firstRow="1" w:lastRow="0" w:firstColumn="1" w:lastColumn="0" w:noHBand="0" w:noVBand="1"/>
+      </w:tblPr>
+      <w:tblGrid>
+        <w:gridCol w:w="4957"/>
+        <w:gridCol w:w="4394"/>
+      </w:tblGrid>
+      <w:tr>
         <w:trPr>
-          <w:trHeight w:val="357"/>
+          <w:tblHeader/>
         </w:trPr>
         <w:tc>
           <w:tcPr>
-            <w:tcW w:w="4957" w:type="dxa"/>
-            <w:shd w:val="clear" w:color="auto" w:fill="auto"/>
-          </w:tcPr>
-          <w:p>
-            <w:pPr>
-              <w:keepNext/>
-              <w:rPr>
-                <w:rFonts w:ascii="Times New Roman" w:hAnsi="Times New Roman" w:cs="Times New Roman"/>
-                <w:sz w:val="24"/>
-                <w:lang w:val="en-US"/>
-              </w:rPr>
-            </w:pPr>
-            <w:r>
-              <w:rPr>
-                <w:rFonts w:ascii="Times New Roman" w:hAnsi="Times New Roman" w:cs="Times New Roman"/>
-                <w:sz w:val="24"/>
-              </w:rPr>
-              <w:t xml:space="preserve">Медиа-плеер VLC media player </w:t>
-            </w:r>
-          </w:p>
-        </w:tc>
-        <w:tc>
-          <w:tcPr>
-            <w:tcW w:w="4394" w:type="dxa"/>
-            <w:shd w:val="clear" w:color="auto" w:fill="auto"/>
-          </w:tcPr>
-          <w:p>
-            <w:pPr>
-              <w:keepNext/>
-              <w:rPr>
-                <w:rFonts w:ascii="Times New Roman" w:hAnsi="Times New Roman" w:cs="Times New Roman"/>
-                <w:sz w:val="24"/>
-              </w:rPr>
-            </w:pPr>
-            <w:r>
-              <w:rPr>
-                <w:rFonts w:ascii="Times New Roman" w:hAnsi="Times New Roman" w:cs="Times New Roman"/>
-                <w:sz w:val="24"/>
-              </w:rPr>
-              <w:t xml:space="preserve">Свободно распространяемое ПО</w:t>
+            <w:tcW w:type="dxa" w:w="4957"/>
+            <w:vAlign w:val="center"/>
+          </w:tcPr>
+          <w:p>
+            <w:pPr>
+              <w:spacing w:before="0" w:after="20" w:line="240" w:lineRule="auto"/>
+              <w:jc w:val="center"/>
+            </w:pPr>
+            <w:r>
+              <w:rPr>
+                <w:rFonts w:ascii="Times New Roman" w:hAnsi="Times New Roman"/>
+                <w:b/>
+                <w:sz w:val="24"/>
+              </w:rPr>
+              <w:t xml:space="preserve">Название ПО</w:t>
+            </w:r>
+          </w:p>
+        </w:tc>
+        <w:tc>
+          <w:tcPr>
+            <w:tcW w:type="dxa" w:w="4394"/>
+            <w:vAlign w:val="center"/>
+          </w:tcPr>
+          <w:p>
+            <w:pPr>
+              <w:spacing w:before="0" w:after="20" w:line="240" w:lineRule="auto"/>
+              <w:jc w:val="center"/>
+            </w:pPr>
+            <w:r>
+              <w:rPr>
+                <w:rFonts w:ascii="Times New Roman" w:hAnsi="Times New Roman"/>
+                <w:b/>
+                <w:sz w:val="24"/>
+              </w:rPr>
+              <w:t xml:space="preserve">Основание</w:t>
             </w:r>
           </w:p>
         </w:tc>
       </w:tr>
       <w:tr>
-        <w:trPr>
-          <w:trHeight w:val="357"/>
-        </w:trPr>
         <w:tc>
           <w:tcPr>
             <w:tcW w:w="4957" w:type="dxa"/>
@@ -8804,7 +8973,7 @@
                 <w:rFonts w:ascii="Times New Roman" w:hAnsi="Times New Roman" w:cs="Times New Roman"/>
                 <w:sz w:val="24"/>
               </w:rPr>
-              <w:t xml:space="preserve">Офисный пакет Libre Office </w:t>
+              <w:t xml:space="preserve">ProjectLibre</w:t>
             </w:r>
           </w:p>
         </w:tc>
@@ -8827,95 +8996,34 @@
                 <w:rFonts w:ascii="Times New Roman" w:hAnsi="Times New Roman" w:cs="Times New Roman"/>
                 <w:sz w:val="24"/>
               </w:rPr>
-              <w:t xml:space="preserve">Свободно распространяемое ПО</w:t>
-            </w:r>
-          </w:p>
-        </w:tc>
-      </w:tr>
-      <w:tr>
-        <w:trPr>
-          <w:trHeight w:val="402"/>
-        </w:trPr>
-        <w:tc>
-          <w:tcPr>
-            <w:tcW w:w="4957" w:type="dxa"/>
-            <w:shd w:val="clear" w:color="auto" w:fill="auto"/>
-          </w:tcPr>
-          <w:p>
-            <w:pPr>
-              <w:keepNext/>
-              <w:rPr>
-                <w:rFonts w:ascii="Times New Roman" w:hAnsi="Times New Roman" w:cs="Times New Roman"/>
-                <w:sz w:val="24"/>
-              </w:rPr>
-            </w:pPr>
-            <w:r>
-              <w:rPr>
-                <w:rFonts w:ascii="Times New Roman" w:hAnsi="Times New Roman" w:cs="Times New Roman"/>
-                <w:sz w:val="24"/>
-              </w:rPr>
-              <w:t xml:space="preserve">Система электронного обучения Moodle⃰</w:t>
-            </w:r>
-          </w:p>
-        </w:tc>
-        <w:tc>
-          <w:tcPr>
-            <w:tcW w:w="4394" w:type="dxa"/>
-            <w:shd w:val="clear" w:color="auto" w:fill="auto"/>
-          </w:tcPr>
-          <w:p>
-            <w:pPr>
-              <w:keepNext/>
-              <w:rPr>
-                <w:rFonts w:ascii="Times New Roman" w:hAnsi="Times New Roman" w:cs="Times New Roman"/>
-                <w:sz w:val="24"/>
-              </w:rPr>
-            </w:pPr>
-            <w:r>
-              <w:rPr>
-                <w:rFonts w:ascii="Times New Roman" w:hAnsi="Times New Roman" w:cs="Times New Roman"/>
-                <w:sz w:val="24"/>
-              </w:rPr>
-              <w:t xml:space="preserve">Свободно распространяемое ПО</w:t>
+              <w:t xml:space="preserve">Указано в перечне дополнительного ПО (категория «Системы управления проектами»).</w:t>
             </w:r>
           </w:p>
         </w:tc>
       </w:tr>
     </w:tbl>
-    <w:p>
-      <w:pPr>
-        <w:keepNext/>
+    <w:p xmlns:w="http://schemas.openxmlformats.org/wordprocessingml/2006/main" xmlns:w14="http://schemas.microsoft.com/office/word/2010/wordml">
+      <w:pPr>
+        <w:keepLines/>
         <w:ind w:left="360"/>
+        <w:jc w:val="both"/>
         <w:rPr>
           <w:rFonts w:ascii="Times New Roman" w:hAnsi="Times New Roman" w:cs="Times New Roman"/>
-          <w:sz w:val="24"/>
-        </w:rPr>
+          <w:b/>
+          <w:sz w:val="28"/>
+          <w:szCs w:val="28"/>
+        </w:rPr>
+        <w:spacing w:before="0" w:after="0" w:line="20" w:lineRule="exact"/>
       </w:pPr>
       <w:r>
         <w:rPr>
           <w:rFonts w:ascii="Times New Roman" w:hAnsi="Times New Roman" w:cs="Times New Roman"/>
-          <w:i/>
-          <w:sz w:val="24"/>
-        </w:rPr>
-        <w:t xml:space="preserve">⃰ </w:t>
+          <w:b/>
+          <w:sz w:val="28"/>
+          <w:szCs w:val="28"/>
+        </w:rPr>
+        <w:t xml:space="preserve"/>
       </w:r>
-      <w:r>
-        <w:rPr>
-          <w:rFonts w:ascii="Times New Roman" w:hAnsi="Times New Roman" w:cs="Times New Roman"/>
-          <w:sz w:val="24"/>
-        </w:rPr>
-        <w:t>При реализации дисциплины с частичным применением дистанционных образовательных технологий</w:t>
-      </w:r>
-    </w:p>
-    <w:p>
-      <w:pPr>
-        <w:keepNext/>
-        <w:ind w:left="360"/>
-        <w:rPr>
-          <w:rFonts w:ascii="Times New Roman" w:hAnsi="Times New Roman" w:cs="Times New Roman"/>
-          <w:sz w:val="24"/>
-        </w:rPr>
-      </w:pPr>
     </w:p>
     <w:sectPr>
       <w:headerReference w:type="default" r:id="rId25"/>
